--- a/Volume 1/Chapter 03 - File Handling/SPA_Vol1_Ch3_Lesson3_7_Rename_File.docx
+++ b/Volume 1/Chapter 03 - File Handling/SPA_Vol1_Ch3_Lesson3_7_Rename_File.docx
@@ -910,20 +910,309 @@
         <w:keepNext/>
       </w:pPr>
       <w:r>
-        <w:t>Save each source and supporting file from this lesson into the matching path in the project layout. As in Chapter 1, notepad .\c\basic_rename_file.c creates and opens one: choose Yes, type the file, save it with Ctrl+S, and close Notepad. Then install the TypeScript compiler for this project.</w:t>
-      </w:r>
-    </w:p>
-    <w:p>
-      <w:pPr>
-        <w:keepNext/>
-      </w:pPr>
-    </w:p>
-    <w:p>
-      <w:pPr>
-        <w:pStyle w:val="CommandBlock"/>
-      </w:pPr>
-      <w:r>
-        <w:t>npm --prefix .\typescript install --ignore-scripts --no-audit --no-fund</w:t>
+        <w:t>Next, let the tools create each project's settings file, as in Chapter 1. Remember, -o names the project folder: dotnet new console -o makes a C# project there, with a .csproj file and a starter Program.cs, which you replace with this lesson's code in the C# section. Remember, go.mod makes the folder a module: go mod init writes it, and its go line shows the Go version you have installed.</w:t>
+      </w:r>
+    </w:p>
+    <w:p>
+      <w:pPr>
+        <w:keepNext/>
+      </w:pPr>
+    </w:p>
+    <w:p>
+      <w:pPr>
+        <w:pStyle w:val="CommandBlock"/>
+        <w:keepNext/>
+      </w:pPr>
+      <w:r>
+        <w:t>dotnet new console -o .\csharp\BasicRenameFile</w:t>
+      </w:r>
+    </w:p>
+    <w:p>
+      <w:pPr>
+        <w:pStyle w:val="CommandBlock"/>
+        <w:keepNext/>
+      </w:pPr>
+      <w:r>
+        <w:t>dotnet new console -o .\csharp\RenameFile</w:t>
+      </w:r>
+    </w:p>
+    <w:p>
+      <w:pPr>
+        <w:pStyle w:val="CommandBlock"/>
+      </w:pPr>
+      <w:r>
+        <w:t>go -C .\go mod init example.com/renamefile</w:t>
+      </w:r>
+    </w:p>
+    <w:p>
+      <w:pPr>
+        <w:keepNext/>
+      </w:pPr>
+    </w:p>
+    <w:p>
+      <w:pPr>
+        <w:keepNext/>
+      </w:pPr>
+      <w:r>
+        <w:t>Then make the TypeScript project's package.json and install its compiler. Remember, npm init -y, npm pkg, then npm install: Push-Location moves into .\typescript first, because npm init ignores --prefix, and Pop-Location moves back to lesson-3.7.</w:t>
+      </w:r>
+    </w:p>
+    <w:p>
+      <w:pPr>
+        <w:keepNext/>
+      </w:pPr>
+    </w:p>
+    <w:p>
+      <w:pPr>
+        <w:pStyle w:val="CommandBlock"/>
+        <w:keepNext/>
+      </w:pPr>
+      <w:r>
+        <w:t>Push-Location .\typescript</w:t>
+      </w:r>
+    </w:p>
+    <w:p>
+      <w:pPr>
+        <w:pStyle w:val="CommandBlock"/>
+        <w:keepNext/>
+      </w:pPr>
+      <w:r>
+        <w:t>npm init -y</w:t>
+      </w:r>
+    </w:p>
+    <w:p>
+      <w:pPr>
+        <w:pStyle w:val="CommandBlock"/>
+        <w:keepNext/>
+      </w:pPr>
+      <w:r>
+        <w:t>npm pkg set name=rename-file-typescript type=module</w:t>
+      </w:r>
+    </w:p>
+    <w:p>
+      <w:pPr>
+        <w:pStyle w:val="CommandBlock"/>
+        <w:keepNext/>
+      </w:pPr>
+      <w:r>
+        <w:t>npm pkg set private=true --json</w:t>
+      </w:r>
+    </w:p>
+    <w:p>
+      <w:pPr>
+        <w:pStyle w:val="CommandBlock"/>
+        <w:keepNext/>
+      </w:pPr>
+      <w:r>
+        <w:t>npm pkg set "scripts.check=tsc --noEmit" "scripts.build=tsc --noEmitOnError"</w:t>
+      </w:r>
+    </w:p>
+    <w:p>
+      <w:pPr>
+        <w:pStyle w:val="CommandBlock"/>
+        <w:keepNext/>
+      </w:pPr>
+      <w:r>
+        <w:t>npm pkg delete version description main keywords author license scripts.test</w:t>
+      </w:r>
+    </w:p>
+    <w:p>
+      <w:pPr>
+        <w:pStyle w:val="CommandBlock"/>
+        <w:keepNext/>
+      </w:pPr>
+      <w:r>
+        <w:t>npm install --save-dev --save-exact typescript@7.0.2 @types/node@24.13.5 `</w:t>
+      </w:r>
+    </w:p>
+    <w:p>
+      <w:pPr>
+        <w:pStyle w:val="CommandBlock"/>
+        <w:keepNext/>
+      </w:pPr>
+      <w:r>
+        <w:t xml:space="preserve">    --ignore-scripts --no-audit --no-fund</w:t>
+      </w:r>
+    </w:p>
+    <w:p>
+      <w:pPr>
+        <w:pStyle w:val="CommandBlock"/>
+      </w:pPr>
+      <w:r>
+        <w:t>Pop-Location</w:t>
+      </w:r>
+    </w:p>
+    <w:p>
+      <w:pPr>
+        <w:keepNext/>
+      </w:pPr>
+    </w:p>
+    <w:p>
+      <w:r>
+        <w:t>Then type the TypeScript compiler settings. As in Chapter 1, notepad .\typescript\tsconfig.json creates and opens the file: choose Yes, type the file, save it with Ctrl+S, and close Notepad.</w:t>
+      </w:r>
+    </w:p>
+    <w:p>
+      <w:pPr>
+        <w:keepNext/>
+      </w:pPr>
+    </w:p>
+    <w:p>
+      <w:pPr>
+        <w:pStyle w:val="Heading3"/>
+      </w:pPr>
+      <w:r>
+        <w:t>typescript/tsconfig.json</w:t>
+      </w:r>
+    </w:p>
+    <w:p>
+      <w:pPr>
+        <w:pStyle w:val="SourceCode"/>
+        <w:keepNext/>
+      </w:pPr>
+      <w:r>
+        <w:t>{</w:t>
+      </w:r>
+    </w:p>
+    <w:p>
+      <w:pPr>
+        <w:pStyle w:val="SourceCode"/>
+        <w:keepNext/>
+      </w:pPr>
+      <w:r>
+        <w:t xml:space="preserve">  "compilerOptions": {</w:t>
+      </w:r>
+    </w:p>
+    <w:p>
+      <w:pPr>
+        <w:pStyle w:val="SourceCode"/>
+      </w:pPr>
+      <w:r>
+        <w:t xml:space="preserve">    "target": "ES2022",</w:t>
+      </w:r>
+    </w:p>
+    <w:p>
+      <w:pPr>
+        <w:pStyle w:val="SourceCode"/>
+      </w:pPr>
+      <w:r>
+        <w:t xml:space="preserve">    "module": "NodeNext",</w:t>
+      </w:r>
+    </w:p>
+    <w:p>
+      <w:pPr>
+        <w:pStyle w:val="SourceCode"/>
+      </w:pPr>
+      <w:r>
+        <w:t xml:space="preserve">    "moduleResolution": "NodeNext",</w:t>
+      </w:r>
+    </w:p>
+    <w:p>
+      <w:pPr>
+        <w:pStyle w:val="SourceCode"/>
+      </w:pPr>
+      <w:r>
+        <w:t xml:space="preserve">    "rootDir": "src",</w:t>
+      </w:r>
+    </w:p>
+    <w:p>
+      <w:pPr>
+        <w:pStyle w:val="SourceCode"/>
+      </w:pPr>
+      <w:r>
+        <w:t xml:space="preserve">    "outDir": "dist",</w:t>
+      </w:r>
+    </w:p>
+    <w:p>
+      <w:pPr>
+        <w:pStyle w:val="SourceCode"/>
+      </w:pPr>
+      <w:r>
+        <w:t xml:space="preserve">    "strict": true,</w:t>
+      </w:r>
+    </w:p>
+    <w:p>
+      <w:pPr>
+        <w:pStyle w:val="SourceCode"/>
+      </w:pPr>
+      <w:r>
+        <w:t xml:space="preserve">    "types": [</w:t>
+      </w:r>
+    </w:p>
+    <w:p>
+      <w:pPr>
+        <w:pStyle w:val="SourceCode"/>
+      </w:pPr>
+      <w:r>
+        <w:t xml:space="preserve">      "node"</w:t>
+      </w:r>
+    </w:p>
+    <w:p>
+      <w:pPr>
+        <w:pStyle w:val="SourceCode"/>
+      </w:pPr>
+      <w:r>
+        <w:t xml:space="preserve">    ],</w:t>
+      </w:r>
+    </w:p>
+    <w:p>
+      <w:pPr>
+        <w:pStyle w:val="SourceCode"/>
+      </w:pPr>
+      <w:r>
+        <w:t xml:space="preserve">    "moduleDetection": "force"</w:t>
+      </w:r>
+    </w:p>
+    <w:p>
+      <w:pPr>
+        <w:pStyle w:val="SourceCode"/>
+      </w:pPr>
+      <w:r>
+        <w:t xml:space="preserve">  },</w:t>
+      </w:r>
+    </w:p>
+    <w:p>
+      <w:pPr>
+        <w:pStyle w:val="SourceCode"/>
+      </w:pPr>
+      <w:r>
+        <w:t xml:space="preserve">  "include": [</w:t>
+      </w:r>
+    </w:p>
+    <w:p>
+      <w:pPr>
+        <w:pStyle w:val="SourceCode"/>
+        <w:keepNext/>
+      </w:pPr>
+      <w:r>
+        <w:t xml:space="preserve">    "src/**/*.ts"</w:t>
+      </w:r>
+    </w:p>
+    <w:p>
+      <w:pPr>
+        <w:pStyle w:val="SourceCode"/>
+        <w:keepNext/>
+      </w:pPr>
+      <w:r>
+        <w:t xml:space="preserve">  ]</w:t>
+      </w:r>
+    </w:p>
+    <w:p>
+      <w:pPr>
+        <w:pStyle w:val="SourceCode"/>
+      </w:pPr>
+      <w:r>
+        <w:t>}</w:t>
+      </w:r>
+    </w:p>
+    <w:p>
+      <w:pPr>
+        <w:keepNext/>
+      </w:pPr>
+    </w:p>
+    <w:p>
+      <w:r>
+        <w:t>You save each source file in its language's section below, as each is shown, the same way.</w:t>
       </w:r>
     </w:p>
     <w:p>
@@ -993,20 +1282,129 @@
         <w:keepNext/>
       </w:pPr>
       <w:r>
-        <w:t>Save each source and supporting file from this lesson into the matching path in the project layout. As in Chapter 1, nano ./c/basic_rename_file.c creates and opens one: type the file, then save and close it with Ctrl+O, Enter, then Ctrl+X. Then install the TypeScript compiler for this project.</w:t>
-      </w:r>
-    </w:p>
-    <w:p>
-      <w:pPr>
-        <w:keepNext/>
-      </w:pPr>
-    </w:p>
-    <w:p>
-      <w:pPr>
-        <w:pStyle w:val="CommandBlock"/>
-      </w:pPr>
-      <w:r>
-        <w:t>npm --prefix ./typescript install --ignore-scripts --no-audit --no-fund</w:t>
+        <w:t>Then create the C#, Go, and TypeScript project files with the same commands as on Windows; cd moves into ./typescript for the npm lines, and cd .. moves back.</w:t>
+      </w:r>
+    </w:p>
+    <w:p>
+      <w:pPr>
+        <w:keepNext/>
+      </w:pPr>
+    </w:p>
+    <w:p>
+      <w:pPr>
+        <w:pStyle w:val="CommandBlock"/>
+        <w:keepNext/>
+      </w:pPr>
+      <w:r>
+        <w:t>dotnet new console -o ./csharp/BasicRenameFile</w:t>
+      </w:r>
+    </w:p>
+    <w:p>
+      <w:pPr>
+        <w:pStyle w:val="CommandBlock"/>
+        <w:keepNext/>
+      </w:pPr>
+      <w:r>
+        <w:t>dotnet new console -o ./csharp/RenameFile</w:t>
+      </w:r>
+    </w:p>
+    <w:p>
+      <w:pPr>
+        <w:pStyle w:val="CommandBlock"/>
+        <w:keepNext/>
+      </w:pPr>
+      <w:r>
+        <w:t>go -C ./go mod init example.com/renamefile</w:t>
+      </w:r>
+    </w:p>
+    <w:p>
+      <w:pPr>
+        <w:pStyle w:val="CommandBlock"/>
+        <w:keepNext/>
+      </w:pPr>
+      <w:r>
+        <w:t>cd ./typescript</w:t>
+      </w:r>
+    </w:p>
+    <w:p>
+      <w:pPr>
+        <w:pStyle w:val="CommandBlock"/>
+        <w:keepNext/>
+      </w:pPr>
+      <w:r>
+        <w:t>npm init -y</w:t>
+      </w:r>
+    </w:p>
+    <w:p>
+      <w:pPr>
+        <w:pStyle w:val="CommandBlock"/>
+        <w:keepNext/>
+      </w:pPr>
+      <w:r>
+        <w:t>npm pkg set name=rename-file-typescript type=module</w:t>
+      </w:r>
+    </w:p>
+    <w:p>
+      <w:pPr>
+        <w:pStyle w:val="CommandBlock"/>
+        <w:keepNext/>
+      </w:pPr>
+      <w:r>
+        <w:t>npm pkg set private=true --json</w:t>
+      </w:r>
+    </w:p>
+    <w:p>
+      <w:pPr>
+        <w:pStyle w:val="CommandBlock"/>
+        <w:keepNext/>
+      </w:pPr>
+      <w:r>
+        <w:t>npm pkg set "scripts.check=tsc --noEmit" "scripts.build=tsc --noEmitOnError"</w:t>
+      </w:r>
+    </w:p>
+    <w:p>
+      <w:pPr>
+        <w:pStyle w:val="CommandBlock"/>
+        <w:keepNext/>
+      </w:pPr>
+      <w:r>
+        <w:t>npm pkg delete version description main keywords author license scripts.test</w:t>
+      </w:r>
+    </w:p>
+    <w:p>
+      <w:pPr>
+        <w:pStyle w:val="CommandBlock"/>
+        <w:keepNext/>
+      </w:pPr>
+      <w:r>
+        <w:t>npm install --save-dev --save-exact typescript@7.0.2 @types/node@24.13.5 \</w:t>
+      </w:r>
+    </w:p>
+    <w:p>
+      <w:pPr>
+        <w:pStyle w:val="CommandBlock"/>
+        <w:keepNext/>
+      </w:pPr>
+      <w:r>
+        <w:t xml:space="preserve">    --ignore-scripts --no-audit --no-fund</w:t>
+      </w:r>
+    </w:p>
+    <w:p>
+      <w:pPr>
+        <w:pStyle w:val="CommandBlock"/>
+      </w:pPr>
+      <w:r>
+        <w:t>cd ..</w:t>
+      </w:r>
+    </w:p>
+    <w:p>
+      <w:pPr>
+        <w:keepNext/>
+      </w:pPr>
+    </w:p>
+    <w:p>
+      <w:r>
+        <w:t>Type typescript/tsconfig.json exactly as shown in the Windows setup. You save each source file in its language's section below, as each is shown. As in Chapter 1, nano ./c/basic_rename_file.c creates and opens one: type the file, then save and close it with Ctrl+O, Enter, then Ctrl+X.</w:t>
       </w:r>
     </w:p>
     <w:p>
@@ -11653,7 +12051,7 @@
     </w:p>
     <w:p>
       <w:r>
-        <w:t>These files follow the same pattern as the earlier lessons: only the project names change, and go.mod names this lesson's Go module, example.com/renamefile.</w:t>
+        <w:t>These are the files the setup commands wrote, shown here so you can check yours. Your go line shows your own Go version, and the blank lines and the order of the package.json fields may differ.</w:t>
       </w:r>
     </w:p>
     <w:p>
@@ -11991,164 +12389,6 @@
       </w:pPr>
       <w:r>
         <w:t xml:space="preserve">  }</w:t>
-      </w:r>
-    </w:p>
-    <w:p>
-      <w:pPr>
-        <w:pStyle w:val="SourceCode"/>
-      </w:pPr>
-      <w:r>
-        <w:t>}</w:t>
-      </w:r>
-    </w:p>
-    <w:p>
-      <w:pPr>
-        <w:keepNext/>
-      </w:pPr>
-    </w:p>
-    <w:p>
-      <w:pPr>
-        <w:keepNext/>
-      </w:pPr>
-    </w:p>
-    <w:p>
-      <w:pPr>
-        <w:pStyle w:val="Heading2"/>
-      </w:pPr>
-      <w:r>
-        <w:t>typescript/tsconfig.json</w:t>
-      </w:r>
-    </w:p>
-    <w:p>
-      <w:pPr>
-        <w:pStyle w:val="SourceCode"/>
-        <w:keepNext/>
-      </w:pPr>
-      <w:r>
-        <w:t>{</w:t>
-      </w:r>
-    </w:p>
-    <w:p>
-      <w:pPr>
-        <w:pStyle w:val="SourceCode"/>
-        <w:keepNext/>
-      </w:pPr>
-      <w:r>
-        <w:t xml:space="preserve">  "compilerOptions": {</w:t>
-      </w:r>
-    </w:p>
-    <w:p>
-      <w:pPr>
-        <w:pStyle w:val="SourceCode"/>
-      </w:pPr>
-      <w:r>
-        <w:t xml:space="preserve">    "target": "ES2022",</w:t>
-      </w:r>
-    </w:p>
-    <w:p>
-      <w:pPr>
-        <w:pStyle w:val="SourceCode"/>
-      </w:pPr>
-      <w:r>
-        <w:t xml:space="preserve">    "module": "NodeNext",</w:t>
-      </w:r>
-    </w:p>
-    <w:p>
-      <w:pPr>
-        <w:pStyle w:val="SourceCode"/>
-      </w:pPr>
-      <w:r>
-        <w:t xml:space="preserve">    "moduleResolution": "NodeNext",</w:t>
-      </w:r>
-    </w:p>
-    <w:p>
-      <w:pPr>
-        <w:pStyle w:val="SourceCode"/>
-      </w:pPr>
-      <w:r>
-        <w:t xml:space="preserve">    "rootDir": "src",</w:t>
-      </w:r>
-    </w:p>
-    <w:p>
-      <w:pPr>
-        <w:pStyle w:val="SourceCode"/>
-      </w:pPr>
-      <w:r>
-        <w:t xml:space="preserve">    "outDir": "dist",</w:t>
-      </w:r>
-    </w:p>
-    <w:p>
-      <w:pPr>
-        <w:pStyle w:val="SourceCode"/>
-      </w:pPr>
-      <w:r>
-        <w:t xml:space="preserve">    "strict": true,</w:t>
-      </w:r>
-    </w:p>
-    <w:p>
-      <w:pPr>
-        <w:pStyle w:val="SourceCode"/>
-      </w:pPr>
-      <w:r>
-        <w:t xml:space="preserve">    "types": [</w:t>
-      </w:r>
-    </w:p>
-    <w:p>
-      <w:pPr>
-        <w:pStyle w:val="SourceCode"/>
-      </w:pPr>
-      <w:r>
-        <w:t xml:space="preserve">      "node"</w:t>
-      </w:r>
-    </w:p>
-    <w:p>
-      <w:pPr>
-        <w:pStyle w:val="SourceCode"/>
-      </w:pPr>
-      <w:r>
-        <w:t xml:space="preserve">    ],</w:t>
-      </w:r>
-    </w:p>
-    <w:p>
-      <w:pPr>
-        <w:pStyle w:val="SourceCode"/>
-      </w:pPr>
-      <w:r>
-        <w:t xml:space="preserve">    "moduleDetection": "force"</w:t>
-      </w:r>
-    </w:p>
-    <w:p>
-      <w:pPr>
-        <w:pStyle w:val="SourceCode"/>
-      </w:pPr>
-      <w:r>
-        <w:t xml:space="preserve">  },</w:t>
-      </w:r>
-    </w:p>
-    <w:p>
-      <w:pPr>
-        <w:pStyle w:val="SourceCode"/>
-      </w:pPr>
-      <w:r>
-        <w:t xml:space="preserve">  "include": [</w:t>
-      </w:r>
-    </w:p>
-    <w:p>
-      <w:pPr>
-        <w:pStyle w:val="SourceCode"/>
-        <w:keepNext/>
-      </w:pPr>
-      <w:r>
-        <w:t xml:space="preserve">    "src/**/*.ts"</w:t>
-      </w:r>
-    </w:p>
-    <w:p>
-      <w:pPr>
-        <w:pStyle w:val="SourceCode"/>
-        <w:keepNext/>
-      </w:pPr>
-      <w:r>
-        <w:t xml:space="preserve">  ]</w:t>
       </w:r>
     </w:p>
     <w:p>
@@ -13128,31 +13368,31 @@
       </w:rPr>
     </w:lvl>
   </w:abstractNum>
-  <w:num w:numId="1" w16cid:durableId="1302467047">
+  <w:num w:numId="1" w16cid:durableId="1967662515">
     <w:abstractNumId w:val="8"/>
   </w:num>
-  <w:num w:numId="2" w16cid:durableId="447628800">
+  <w:num w:numId="2" w16cid:durableId="1639070535">
     <w:abstractNumId w:val="6"/>
   </w:num>
-  <w:num w:numId="3" w16cid:durableId="2013095878">
+  <w:num w:numId="3" w16cid:durableId="81028434">
     <w:abstractNumId w:val="5"/>
   </w:num>
-  <w:num w:numId="4" w16cid:durableId="1095979875">
+  <w:num w:numId="4" w16cid:durableId="236092431">
     <w:abstractNumId w:val="4"/>
   </w:num>
-  <w:num w:numId="5" w16cid:durableId="2091341062">
+  <w:num w:numId="5" w16cid:durableId="1430202752">
     <w:abstractNumId w:val="7"/>
   </w:num>
-  <w:num w:numId="6" w16cid:durableId="1176731141">
+  <w:num w:numId="6" w16cid:durableId="712773261">
     <w:abstractNumId w:val="3"/>
   </w:num>
-  <w:num w:numId="7" w16cid:durableId="261229416">
+  <w:num w:numId="7" w16cid:durableId="986283005">
     <w:abstractNumId w:val="2"/>
   </w:num>
-  <w:num w:numId="8" w16cid:durableId="1232544312">
+  <w:num w:numId="8" w16cid:durableId="1835024970">
     <w:abstractNumId w:val="1"/>
   </w:num>
-  <w:num w:numId="9" w16cid:durableId="71464046">
+  <w:num w:numId="9" w16cid:durableId="1636447615">
     <w:abstractNumId w:val="0"/>
   </w:num>
 </w:numbering>

--- a/Volume 1/Chapter 03 - File Handling/SPA_Vol1_Ch3_Lesson3_7_Rename_File.docx
+++ b/Volume 1/Chapter 03 - File Handling/SPA_Vol1_Ch3_Lesson3_7_Rename_File.docx
@@ -67,7 +67,7 @@
     </w:p>
     <w:p>
       <w:r>
-        <w:t>Rename a file within the same directory, inventory.tmp to inventory.txt, in C, C++, C#, Go, Python, and TypeScript. Name the source path and the destination path, refuse when the destination name is already taken, and confirm that the file's contents did not change.</w:t>
+        <w:t>Rename a file within the same directory, inventory.tmp to inventory.txt, in C, C++, C#, Go, Python, and TypeScript, each in its own language folder. Name the source path and the destination path, refuse when the destination name is already taken, and confirm that the file's contents did not change.</w:t>
       </w:r>
     </w:p>
     <w:p>
@@ -142,7 +142,7 @@
         <w:pStyle w:val="ListBullet"/>
       </w:pPr>
       <w:r>
-        <w:t>Both paths here are relative, so both name a file in the working directory, the folder you run the program from (Lesson 2.13). The file stays in the same directory. Giving it a path in another directory would move it instead; that is Lesson 3.9, Move File.</w:t>
+        <w:t>Every language renames its own copy of the file, inside its own folder: the C programs rename .\c\inventory.tmp, the C++ programs .\cpp\inventory.tmp, and so on. Languages never share a file they change, so one language's run can never get in another's way. Each program joins its folder and the file's name with the language's join (Lesson 2.13).</w:t>
       </w:r>
     </w:p>
     <w:p>
@@ -150,6 +150,14 @@
         <w:pStyle w:val="ListBullet"/>
       </w:pPr>
       <w:r>
+        <w:t>Both paths are relative, so they start from the working directory, the folder you run the program from: run the programs from the lesson-3.7 folder. The programs print each path as they joined it, without .\ in front; the c at its start is the C folder, never drive C. The file stays in the same directory, its language's folder. Giving it a path in another directory would move it instead; that is Lesson 3.9, Move File.</w:t>
+      </w:r>
+    </w:p>
+    <w:p>
+      <w:pPr>
+        <w:pStyle w:val="ListBullet"/>
+      </w:pPr>
+      <w:r>
         <w:t>Afterward the source name is gone and the destination name exists. Lesson 2.13's existence check, used again in Lessons 3.1 and 3.6, proves both. A copy, Lesson 3.8, would leave both names.</w:t>
       </w:r>
     </w:p>
@@ -246,7 +254,6 @@
         <w:pStyle w:val="ListBullet"/>
       </w:pPr>
       <w:r>
-        <w:lastRenderedPageBreak/>
         <w:t>A rename can also fail, for example when the source file does not exist. The Production-Minded version reports that failure as Lesson 2.11 taught.</w:t>
       </w:r>
     </w:p>
@@ -487,7 +494,7 @@
         <w:pStyle w:val="ListBullet"/>
       </w:pPr>
       <w:r>
-        <w:t>Every implementation renames inventory.tmp to inventory.txt in the lesson-3.7 folder, with two relative paths, so the file stays in the same directory.</w:t>
+        <w:t>Every implementation renames inventory.tmp to inventory.txt inside its own language folder (.\c, .\cpp, .\csharp, .\go, .\python, .\typescript), with two relative paths joined from that folder and the name, so the file stays in the same directory.</w:t>
       </w:r>
     </w:p>
     <w:p>
@@ -495,7 +502,7 @@
         <w:pStyle w:val="ListBullet"/>
       </w:pPr>
       <w:r>
-        <w:t>Before renaming, every implementation checks whether inventory.txt exists. If it does, the program prints Error: inventory.txt already exists; nothing was renamed on the error stream, ends with exit code 1, and changes nothing.</w:t>
+        <w:t>Before renaming, every implementation checks whether inventory.txt exists in its folder. If it does, the program prints one Error line on the error stream, Error: then the destination path and already exists; nothing was renamed, ends with exit code 1, and changes nothing.</w:t>
       </w:r>
     </w:p>
     <w:p>
@@ -503,7 +510,7 @@
         <w:pStyle w:val="ListBullet"/>
       </w:pPr>
       <w:r>
-        <w:t>After the rename, every implementation prints Renamed: inventory.tmp -&gt; inventory.txt, then checks both names: inventory.tmp exists: no and inventory.txt exists: yes.</w:t>
+        <w:t>After the rename, every implementation prints a Renamed line with both paths, then checks both names: the source path exists: no, and the destination path exists: yes.</w:t>
       </w:r>
     </w:p>
     <w:p>
@@ -511,7 +518,7 @@
         <w:pStyle w:val="ListBullet"/>
       </w:pPr>
       <w:r>
-        <w:t>The rename never reads or writes the contents: Get-Content inventory.txt shows the same three lines that inventory.tmp held.</w:t>
+        <w:t>The rename never reads or writes the contents: Get-Content on the renamed inventory.txt shows the same three lines that inventory.tmp held.</w:t>
       </w:r>
     </w:p>
     <w:p>
@@ -527,7 +534,7 @@
         <w:pStyle w:val="ListBullet"/>
       </w:pPr>
       <w:r>
-        <w:t>The Error line for a taken name is the same in every language; every other line is the same in every language too.</w:t>
+        <w:t>Every line, the Error line for a taken name included, is the same in every language except the folder name at the start of each path.</w:t>
       </w:r>
     </w:p>
     <w:p>
@@ -566,7 +573,7 @@
         <w:keepNext/>
       </w:pPr>
       <w:r>
-        <w:t>You save inventory.tmp in the lesson-3.7 folder during Project Setup; inventory.txt appears only while a program's rename is in effect.</w:t>
+        <w:t>You save inventory.tmp in the .\c folder during Project Setup and copy it into every other language's folder; inventory.txt appears only while a program's rename is in effect.</w:t>
       </w:r>
     </w:p>
     <w:p>
@@ -589,7 +596,7 @@
         <w:keepNext/>
       </w:pPr>
       <w:r>
-        <w:t xml:space="preserve">  inventory.tmp</w:t>
+        <w:t xml:space="preserve">  c/inventory.tmp</w:t>
       </w:r>
     </w:p>
     <w:p>
@@ -728,6 +735,16 @@
       </w:pPr>
       <w:r>
         <w:t xml:space="preserve">  typescript/src/main.ts</w:t>
+      </w:r>
+    </w:p>
+    <w:p>
+      <w:pPr>
+        <w:keepNext/>
+      </w:pPr>
+    </w:p>
+    <w:p>
+      <w:r>
+        <w:t>Project Setup also copies inventory.tmp into every other language's folder, such as .\cpp\inventory.tmp; you never type those copies.</w:t>
       </w:r>
     </w:p>
     <w:p>
@@ -1427,10 +1444,10 @@
     </w:p>
     <w:p>
       <w:r>
-        <w:t>Every program renames this file, so create it now: save these three lines in a text editor as inventory.tmp, directly in the lesson-3.7 folder, and press Enter after the last line. In Notepad, choose All files (*.*) under Save as type, or Notepad adds .txt and saves inventory.tmp.txt. The programs change only the file's name, never its contents, and every build-and-run block gives it its old name back at the end. To undo the lesson, leave the folder and delete it: Set-Location .. then Remove-Item -Recurse .</w:t>
-      </w:r>
-      <w:r>
-        <w:t xml:space="preserve">\lesson-3.7 (on Linux or macOS, cd .. then rm -r ./lesson-3.7). </w:t>
+        <w:t xml:space="preserve">Every program renames this file, so create it now: save these three lines in a text editor as inventory.tmp, in the .\c folder, and press Enter after the last line. In Notepad, choose All files (*.*) under Save as type, or Notepad adds .txt and saves inventory.tmp.txt. The programs change only the file's name, never its contents, and every build-and-run block gives it its old name back at the end. To undo the lesson, leave the folder and delete it: Set-Location .. then Remove-Item -Recurse .\lesson-3.7 (on </w:t>
+      </w:r>
+      <w:r>
+        <w:t xml:space="preserve">Linux or macOS, cd .. then rm -r ./lesson-3.7). </w:t>
       </w:r>
       <w:r>
         <w:rPr>
@@ -1449,7 +1466,7 @@
         <w:pStyle w:val="Heading3"/>
       </w:pPr>
       <w:r>
-        <w:t>inventory.tmp</w:t>
+        <w:t>c/inventory.tmp</w:t>
       </w:r>
     </w:p>
     <w:p>
@@ -1485,7 +1502,7 @@
     </w:p>
     <w:p>
       <w:r>
-        <w:t>Then check the starting state from the lesson-3.7 folder. Get-Content (cat on Linux or macOS) must show the three lines, and Test-Path must print False, because no inventory.txt exists yet.</w:t>
+        <w:t>Each language renames its own copy, so copy the file into the other five language folders. Remember, Copy-Item (cp on Linux or macOS) copies a file: the first path is the file, the second is the new copy.</w:t>
       </w:r>
     </w:p>
     <w:p>
@@ -1498,6 +1515,130 @@
         <w:pStyle w:val="Heading3"/>
       </w:pPr>
       <w:r>
+        <w:t>Windows PowerShell Copies</w:t>
+      </w:r>
+    </w:p>
+    <w:p>
+      <w:pPr>
+        <w:pStyle w:val="CommandBlock"/>
+        <w:keepNext/>
+      </w:pPr>
+      <w:r>
+        <w:t>Copy-Item .\c\inventory.tmp .\cpp\inventory.tmp</w:t>
+      </w:r>
+    </w:p>
+    <w:p>
+      <w:pPr>
+        <w:pStyle w:val="CommandBlock"/>
+        <w:keepNext/>
+      </w:pPr>
+      <w:r>
+        <w:t>Copy-Item .\c\inventory.tmp .\csharp\inventory.tmp</w:t>
+      </w:r>
+    </w:p>
+    <w:p>
+      <w:pPr>
+        <w:pStyle w:val="CommandBlock"/>
+        <w:keepNext/>
+      </w:pPr>
+      <w:r>
+        <w:t>Copy-Item .\c\inventory.tmp .\go\inventory.tmp</w:t>
+      </w:r>
+    </w:p>
+    <w:p>
+      <w:pPr>
+        <w:pStyle w:val="CommandBlock"/>
+        <w:keepNext/>
+      </w:pPr>
+      <w:r>
+        <w:t>Copy-Item .\c\inventory.tmp .\python\inventory.tmp</w:t>
+      </w:r>
+    </w:p>
+    <w:p>
+      <w:pPr>
+        <w:pStyle w:val="CommandBlock"/>
+      </w:pPr>
+      <w:r>
+        <w:t>Copy-Item .\c\inventory.tmp .\typescript\inventory.tmp</w:t>
+      </w:r>
+    </w:p>
+    <w:p>
+      <w:pPr>
+        <w:keepNext/>
+      </w:pPr>
+    </w:p>
+    <w:p>
+      <w:pPr>
+        <w:pStyle w:val="Heading3"/>
+      </w:pPr>
+      <w:r>
+        <w:t>Linux or macOS Copies</w:t>
+      </w:r>
+    </w:p>
+    <w:p>
+      <w:pPr>
+        <w:pStyle w:val="CommandBlock"/>
+        <w:keepNext/>
+      </w:pPr>
+      <w:r>
+        <w:t>cp ./c/inventory.tmp ./cpp/inventory.tmp</w:t>
+      </w:r>
+    </w:p>
+    <w:p>
+      <w:pPr>
+        <w:pStyle w:val="CommandBlock"/>
+        <w:keepNext/>
+      </w:pPr>
+      <w:r>
+        <w:t>cp ./c/inventory.tmp ./csharp/inventory.tmp</w:t>
+      </w:r>
+    </w:p>
+    <w:p>
+      <w:pPr>
+        <w:pStyle w:val="CommandBlock"/>
+        <w:keepNext/>
+      </w:pPr>
+      <w:r>
+        <w:t>cp ./c/inventory.tmp ./go/inventory.tmp</w:t>
+      </w:r>
+    </w:p>
+    <w:p>
+      <w:pPr>
+        <w:pStyle w:val="CommandBlock"/>
+        <w:keepNext/>
+      </w:pPr>
+      <w:r>
+        <w:t>cp ./c/inventory.tmp ./python/inventory.tmp</w:t>
+      </w:r>
+    </w:p>
+    <w:p>
+      <w:pPr>
+        <w:pStyle w:val="CommandBlock"/>
+      </w:pPr>
+      <w:r>
+        <w:t>cp ./c/inventory.tmp ./typescript/inventory.tmp</w:t>
+      </w:r>
+    </w:p>
+    <w:p>
+      <w:pPr>
+        <w:keepNext/>
+      </w:pPr>
+    </w:p>
+    <w:p>
+      <w:r>
+        <w:t>Then check the starting state from the lesson-3.7 folder. Get-Content (cat on Linux or macOS) must show the three lines, the first Test-Path must print False, because no inventory.txt exists yet, and the other two Test-Path lines must print True for each copy.</w:t>
+      </w:r>
+    </w:p>
+    <w:p>
+      <w:pPr>
+        <w:keepNext/>
+      </w:pPr>
+    </w:p>
+    <w:p>
+      <w:pPr>
+        <w:pStyle w:val="Heading3"/>
+      </w:pPr>
+      <w:r>
         <w:t>Windows PowerShell Starting State Check</w:t>
       </w:r>
     </w:p>
@@ -1507,15 +1648,33 @@
         <w:keepNext/>
       </w:pPr>
       <w:r>
-        <w:t>Get-Content inventory.tmp</w:t>
-      </w:r>
-    </w:p>
-    <w:p>
-      <w:pPr>
-        <w:pStyle w:val="CommandBlock"/>
-      </w:pPr>
-      <w:r>
-        <w:t>Test-Path inventory.txt</w:t>
+        <w:t>Get-Content .\c\inventory.tmp</w:t>
+      </w:r>
+    </w:p>
+    <w:p>
+      <w:pPr>
+        <w:pStyle w:val="CommandBlock"/>
+        <w:keepNext/>
+      </w:pPr>
+      <w:r>
+        <w:t>Test-Path .\c\inventory.txt</w:t>
+      </w:r>
+    </w:p>
+    <w:p>
+      <w:pPr>
+        <w:pStyle w:val="CommandBlock"/>
+        <w:keepNext/>
+      </w:pPr>
+      <w:r>
+        <w:t>Test-Path .\cpp\inventory.tmp, .\csharp\inventory.tmp, .\go\inventory.tmp</w:t>
+      </w:r>
+    </w:p>
+    <w:p>
+      <w:pPr>
+        <w:pStyle w:val="CommandBlock"/>
+      </w:pPr>
+      <w:r>
+        <w:t>Test-Path .\python\inventory.tmp, .\typescript\inventory.tmp</w:t>
       </w:r>
     </w:p>
     <w:p>
@@ -1566,6 +1725,7 @@
     <w:p>
       <w:pPr>
         <w:pStyle w:val="RequiredOutput"/>
+        <w:keepNext/>
       </w:pPr>
       <w:r>
         <w:t>False</w:t>
@@ -1573,6 +1733,50 @@
     </w:p>
     <w:p>
       <w:pPr>
+        <w:pStyle w:val="RequiredOutput"/>
+        <w:keepNext/>
+      </w:pPr>
+      <w:r>
+        <w:t>True</w:t>
+      </w:r>
+    </w:p>
+    <w:p>
+      <w:pPr>
+        <w:pStyle w:val="RequiredOutput"/>
+        <w:keepNext/>
+      </w:pPr>
+      <w:r>
+        <w:t>True</w:t>
+      </w:r>
+    </w:p>
+    <w:p>
+      <w:pPr>
+        <w:pStyle w:val="RequiredOutput"/>
+        <w:keepNext/>
+      </w:pPr>
+      <w:r>
+        <w:t>True</w:t>
+      </w:r>
+    </w:p>
+    <w:p>
+      <w:pPr>
+        <w:pStyle w:val="RequiredOutput"/>
+        <w:keepNext/>
+      </w:pPr>
+      <w:r>
+        <w:t>True</w:t>
+      </w:r>
+    </w:p>
+    <w:p>
+      <w:pPr>
+        <w:pStyle w:val="RequiredOutput"/>
+      </w:pPr>
+      <w:r>
+        <w:t>True</w:t>
+      </w:r>
+    </w:p>
+    <w:p>
+      <w:pPr>
         <w:keepNext/>
       </w:pPr>
     </w:p>
@@ -1589,29 +1793,38 @@
         <w:keepNext/>
       </w:pPr>
       <w:r>
-        <w:t>cat must show the same three lines, and ls must answer that there is no such file.</w:t>
-      </w:r>
-    </w:p>
-    <w:p>
-      <w:pPr>
-        <w:keepNext/>
-      </w:pPr>
-    </w:p>
-    <w:p>
-      <w:pPr>
-        <w:pStyle w:val="CommandBlock"/>
-        <w:keepNext/>
-      </w:pPr>
-      <w:r>
-        <w:t>cat inventory.tmp</w:t>
-      </w:r>
-    </w:p>
-    <w:p>
-      <w:pPr>
-        <w:pStyle w:val="CommandBlock"/>
-      </w:pPr>
-      <w:r>
-        <w:t>ls inventory.txt</w:t>
+        <w:t>cat must show the same three lines, the first ls must answer that there is no such file, and ls -1 then lists the five copies, one per line.</w:t>
+      </w:r>
+    </w:p>
+    <w:p>
+      <w:pPr>
+        <w:keepNext/>
+      </w:pPr>
+    </w:p>
+    <w:p>
+      <w:pPr>
+        <w:pStyle w:val="CommandBlock"/>
+        <w:keepNext/>
+      </w:pPr>
+      <w:r>
+        <w:t>cat ./c/inventory.tmp</w:t>
+      </w:r>
+    </w:p>
+    <w:p>
+      <w:pPr>
+        <w:pStyle w:val="CommandBlock"/>
+        <w:keepNext/>
+      </w:pPr>
+      <w:r>
+        <w:t>ls ./c/inventory.txt</w:t>
+      </w:r>
+    </w:p>
+    <w:p>
+      <w:pPr>
+        <w:pStyle w:val="CommandBlock"/>
+      </w:pPr>
+      <w:r>
+        <w:t>ls -1 ./{cpp,csharp,go,python,typescript}/inventory.tmp</w:t>
       </w:r>
     </w:p>
     <w:p>
@@ -1662,29 +1875,77 @@
     <w:p>
       <w:pPr>
         <w:pStyle w:val="RequiredOutput"/>
-      </w:pPr>
-      <w:r>
-        <w:t>ls: cannot access 'inventory.txt': No such file or directory</w:t>
-      </w:r>
-    </w:p>
-    <w:p>
-      <w:pPr>
-        <w:keepNext/>
-      </w:pPr>
-    </w:p>
-    <w:p>
-      <w:r>
-        <w:t>On macOS, ls words the last line as ls: inventory.txt: No such file or directory.</w:t>
-      </w:r>
-    </w:p>
-    <w:p>
-      <w:pPr>
-        <w:keepNext/>
-      </w:pPr>
-    </w:p>
-    <w:p>
-      <w:r>
-        <w:t>Every build-and-run block in this lesson ends with Rename-Item inventory.txt inventory.tmp (mv inventory.txt inventory.tmp on Linux or macOS). That is the shell's own rename: it puts the old name back, so every program starts from this same state. The two shell commands differ on a conflict too: Rename-Item refuses when the new name is taken, but mv replaces that file without asking, like several of the languages' rename calls.</w:t>
+        <w:keepNext/>
+      </w:pPr>
+      <w:r>
+        <w:t>ls: cannot access './c/inventory.txt': No such file or directory</w:t>
+      </w:r>
+    </w:p>
+    <w:p>
+      <w:pPr>
+        <w:pStyle w:val="RequiredOutput"/>
+        <w:keepNext/>
+      </w:pPr>
+      <w:r>
+        <w:t>./cpp/inventory.tmp</w:t>
+      </w:r>
+    </w:p>
+    <w:p>
+      <w:pPr>
+        <w:pStyle w:val="RequiredOutput"/>
+        <w:keepNext/>
+      </w:pPr>
+      <w:r>
+        <w:t>./csharp/inventory.tmp</w:t>
+      </w:r>
+    </w:p>
+    <w:p>
+      <w:pPr>
+        <w:pStyle w:val="RequiredOutput"/>
+        <w:keepNext/>
+      </w:pPr>
+      <w:r>
+        <w:t>./go/inventory.tmp</w:t>
+      </w:r>
+    </w:p>
+    <w:p>
+      <w:pPr>
+        <w:pStyle w:val="RequiredOutput"/>
+        <w:keepNext/>
+      </w:pPr>
+      <w:r>
+        <w:t>./python/inventory.tmp</w:t>
+      </w:r>
+    </w:p>
+    <w:p>
+      <w:pPr>
+        <w:pStyle w:val="RequiredOutput"/>
+      </w:pPr>
+      <w:r>
+        <w:t>./typescript/inventory.tmp</w:t>
+      </w:r>
+    </w:p>
+    <w:p>
+      <w:pPr>
+        <w:keepNext/>
+      </w:pPr>
+    </w:p>
+    <w:p>
+      <w:r>
+        <w:t>On macOS, ls words the error line as ls: ./c/inventory.txt: No such file or directory.</w:t>
+      </w:r>
+    </w:p>
+    <w:p>
+      <w:pPr>
+        <w:keepNext/>
+      </w:pPr>
+    </w:p>
+    <w:p>
+      <w:r>
+        <w:t>Every build-and-run block in this lesson ends with Rename-Item on its language's inventory.txt, such as Rename-Item .\c\inventory.txt inventory.tmp (mv ./c/inventory.txt ./c/inventory.tmp on Linux or macOS). That is the shell's own rename: it puts the old name back, so every program starts from this same state. Rename-Item takes the path of the file and only the new name. The two shell commands differ on a conflict too: Rename-Item refuses when the new name is taken, but mv replaces that file without asking</w:t>
+      </w:r>
+      <w:r>
+        <w:t>, like several of the languages' rename calls.</w:t>
       </w:r>
     </w:p>
     <w:p>
@@ -1795,6 +2056,67 @@
         <w:pStyle w:val="SourceCode"/>
       </w:pPr>
       <w:r>
+        <w:t>// Remember, #define names code per system: \ on Windows, / on Linux and</w:t>
+      </w:r>
+    </w:p>
+    <w:p>
+      <w:pPr>
+        <w:pStyle w:val="SourceCode"/>
+      </w:pPr>
+      <w:r>
+        <w:t>// macOS.</w:t>
+      </w:r>
+    </w:p>
+    <w:p>
+      <w:pPr>
+        <w:pStyle w:val="SourceCode"/>
+      </w:pPr>
+      <w:r>
+        <w:t>#ifdef _WIN32</w:t>
+      </w:r>
+    </w:p>
+    <w:p>
+      <w:pPr>
+        <w:pStyle w:val="SourceCode"/>
+      </w:pPr>
+      <w:r>
+        <w:t>#define SEPARATOR "\\"</w:t>
+      </w:r>
+    </w:p>
+    <w:p>
+      <w:pPr>
+        <w:pStyle w:val="SourceCode"/>
+      </w:pPr>
+      <w:r>
+        <w:t>#else</w:t>
+      </w:r>
+    </w:p>
+    <w:p>
+      <w:pPr>
+        <w:pStyle w:val="SourceCode"/>
+      </w:pPr>
+      <w:r>
+        <w:t>#define SEPARATOR "/"</w:t>
+      </w:r>
+    </w:p>
+    <w:p>
+      <w:pPr>
+        <w:pStyle w:val="SourceCode"/>
+      </w:pPr>
+      <w:r>
+        <w:t>#endif</w:t>
+      </w:r>
+    </w:p>
+    <w:p>
+      <w:pPr>
+        <w:pStyle w:val="SourceCode"/>
+      </w:pPr>
+    </w:p>
+    <w:p>
+      <w:pPr>
+        <w:pStyle w:val="SourceCode"/>
+      </w:pPr>
+      <w:r>
         <w:t>// Remember, main starts the program; 0 = success, 1 = failure.</w:t>
       </w:r>
     </w:p>
@@ -1819,47 +2141,87 @@
         <w:pStyle w:val="SourceCode"/>
       </w:pPr>
       <w:r>
-        <w:t xml:space="preserve">    // now; the destination path is the new name it will have. Both are</w:t>
-      </w:r>
-    </w:p>
-    <w:p>
-      <w:pPr>
-        <w:pStyle w:val="SourceCode"/>
-      </w:pPr>
-      <w:r>
-        <w:t xml:space="preserve">    // relative, so both name a file in the working directory: the file</w:t>
-      </w:r>
-    </w:p>
-    <w:p>
-      <w:pPr>
-        <w:pStyle w:val="SourceCode"/>
-      </w:pPr>
-      <w:r>
-        <w:t xml:space="preserve">    // stays in the same directory, and only its name changes. Remember,</w:t>
-      </w:r>
-    </w:p>
-    <w:p>
-      <w:pPr>
-        <w:pStyle w:val="SourceCode"/>
-      </w:pPr>
-      <w:r>
-        <w:t xml:space="preserve">    // const char * holds the location of fixed text.</w:t>
-      </w:r>
-    </w:p>
-    <w:p>
-      <w:pPr>
-        <w:pStyle w:val="SourceCode"/>
-      </w:pPr>
-      <w:r>
-        <w:t xml:space="preserve">    const char *source = "inventory.tmp";</w:t>
-      </w:r>
-    </w:p>
-    <w:p>
-      <w:pPr>
-        <w:pStyle w:val="SourceCode"/>
-      </w:pPr>
-      <w:r>
-        <w:t xml:space="preserve">    const char *destination = "inventory.txt";</w:t>
+        <w:t xml:space="preserve">    // now; the destination path is the new name it will have. Both start</w:t>
+      </w:r>
+    </w:p>
+    <w:p>
+      <w:pPr>
+        <w:pStyle w:val="SourceCode"/>
+      </w:pPr>
+      <w:r>
+        <w:t xml:space="preserve">    // in the c folder, so the C programs rename only their own file: the</w:t>
+      </w:r>
+    </w:p>
+    <w:p>
+      <w:pPr>
+        <w:pStyle w:val="SourceCode"/>
+      </w:pPr>
+      <w:r>
+        <w:t xml:space="preserve">    // file stays in the same directory, and only its name changes.</w:t>
+      </w:r>
+    </w:p>
+    <w:p>
+      <w:pPr>
+        <w:pStyle w:val="SourceCode"/>
+      </w:pPr>
+      <w:r>
+        <w:t xml:space="preserve">    // Remember, join builds the path with the right separator; C joins</w:t>
+      </w:r>
+    </w:p>
+    <w:p>
+      <w:pPr>
+        <w:pStyle w:val="SourceCode"/>
+      </w:pPr>
+      <w:r>
+        <w:t xml:space="preserve">    // with snprintf and SEPARATOR, one %s per part: c, SEPARATOR, name.</w:t>
+      </w:r>
+    </w:p>
+    <w:p>
+      <w:pPr>
+        <w:pStyle w:val="SourceCode"/>
+      </w:pPr>
+      <w:r>
+        <w:t xml:space="preserve">    char source[256] = "";</w:t>
+      </w:r>
+    </w:p>
+    <w:p>
+      <w:pPr>
+        <w:pStyle w:val="SourceCode"/>
+      </w:pPr>
+      <w:r>
+        <w:t xml:space="preserve">    char destination[256] = "";</w:t>
+      </w:r>
+    </w:p>
+    <w:p>
+      <w:pPr>
+        <w:pStyle w:val="SourceCode"/>
+      </w:pPr>
+      <w:r>
+        <w:t xml:space="preserve">    snprintf(source, sizeof source, "%s%s%s", "c", SEPARATOR,</w:t>
+      </w:r>
+    </w:p>
+    <w:p>
+      <w:pPr>
+        <w:pStyle w:val="SourceCode"/>
+      </w:pPr>
+      <w:r>
+        <w:t xml:space="preserve">             "inventory.tmp");</w:t>
+      </w:r>
+    </w:p>
+    <w:p>
+      <w:pPr>
+        <w:pStyle w:val="SourceCode"/>
+      </w:pPr>
+      <w:r>
+        <w:t xml:space="preserve">    snprintf(destination, sizeof destination, "%s%s%s", "c", SEPARATOR,</w:t>
+      </w:r>
+    </w:p>
+    <w:p>
+      <w:pPr>
+        <w:pStyle w:val="SourceCode"/>
+      </w:pPr>
+      <w:r>
+        <w:t xml:space="preserve">             "inventory.txt");</w:t>
       </w:r>
     </w:p>
     <w:p>
@@ -2153,7 +2515,7 @@
         <w:keepNext/>
       </w:pPr>
       <w:r>
-        <w:t>Run the program once from the lesson-3.7 folder, look inside the renamed file, and then give it its old name back.</w:t>
+        <w:t>Run the program once from the lesson-3.7 folder: it renames the inventory.tmp in the .\c folder. Then look inside the renamed file, and give it its old name back.</w:t>
       </w:r>
     </w:p>
     <w:p>
@@ -2194,15 +2556,15 @@
         <w:keepNext/>
       </w:pPr>
       <w:r>
-        <w:t>Get-Content inventory.txt</w:t>
-      </w:r>
-    </w:p>
-    <w:p>
-      <w:pPr>
-        <w:pStyle w:val="CommandBlock"/>
-      </w:pPr>
-      <w:r>
-        <w:t>Rename-Item inventory.txt inventory.tmp</w:t>
+        <w:t>Get-Content .\c\inventory.txt</w:t>
+      </w:r>
+    </w:p>
+    <w:p>
+      <w:pPr>
+        <w:pStyle w:val="CommandBlock"/>
+      </w:pPr>
+      <w:r>
+        <w:t>Rename-Item .\c\inventory.txt inventory.tmp</w:t>
       </w:r>
     </w:p>
     <w:p>
@@ -2264,15 +2626,15 @@
         <w:keepNext/>
       </w:pPr>
       <w:r>
-        <w:t>cat inventory.txt</w:t>
-      </w:r>
-    </w:p>
-    <w:p>
-      <w:pPr>
-        <w:pStyle w:val="CommandBlock"/>
-      </w:pPr>
-      <w:r>
-        <w:t>mv inventory.txt inventory.tmp</w:t>
+        <w:t>cat ./c/inventory.txt</w:t>
+      </w:r>
+    </w:p>
+    <w:p>
+      <w:pPr>
+        <w:pStyle w:val="CommandBlock"/>
+      </w:pPr>
+      <w:r>
+        <w:t>mv ./c/inventory.txt ./c/inventory.tmp</w:t>
       </w:r>
     </w:p>
     <w:p>
@@ -2307,7 +2669,7 @@
         <w:keepNext/>
       </w:pPr>
       <w:r>
-        <w:t>Renamed: inventory.tmp -&gt; inventory.txt</w:t>
+        <w:t>Renamed: c\inventory.tmp -&gt; c\inventory.txt</w:t>
       </w:r>
     </w:p>
     <w:p>
@@ -2316,7 +2678,7 @@
         <w:keepNext/>
       </w:pPr>
       <w:r>
-        <w:t>inventory.tmp exists: no</w:t>
+        <w:t>c\inventory.tmp exists: no</w:t>
       </w:r>
     </w:p>
     <w:p>
@@ -2324,7 +2686,7 @@
         <w:pStyle w:val="RequiredOutput"/>
       </w:pPr>
       <w:r>
-        <w:t>inventory.txt exists: yes</w:t>
+        <w:t>c\inventory.txt exists: yes</w:t>
       </w:r>
     </w:p>
     <w:p>
@@ -2337,7 +2699,7 @@
         <w:pStyle w:val="ListBullet"/>
       </w:pPr>
       <w:r>
-        <w:t>Renamed: inventory.tmp -&gt; inventory.txt is printed after the rename: the arrow points from the source path to the destination path.</w:t>
+        <w:t>The Renamed line is printed after the rename: the arrow points from the source path to the destination path. Both paths start with c, the C folder, and the printed paths have no .\ in front.</w:t>
       </w:r>
     </w:p>
     <w:p>
@@ -2345,7 +2707,7 @@
         <w:pStyle w:val="ListBullet"/>
       </w:pPr>
       <w:r>
-        <w:t>inventory.tmp exists: no proves the old name is gone, and inventory.txt exists: yes proves the new name is there. There is still one file, now under its new name.</w:t>
+        <w:t>The first exists line ends in no: the old name is gone. The second ends in yes: the new name is there. There is still one file, now under its new name.</w:t>
       </w:r>
     </w:p>
     <w:p>
@@ -2353,7 +2715,7 @@
         <w:pStyle w:val="ListBullet"/>
       </w:pPr>
       <w:r>
-        <w:t>Get-Content inventory.txt (cat on Linux or macOS) then prints web-01, db-01, and backup-01, one per line: exactly the three lines you saved in inventory.tmp. Renaming changed the name and nothing else.</w:t>
+        <w:t>Get-Content .\c\inventory.txt (cat on Linux or macOS) then prints web-01, db-01, and backup-01, one per line: exactly the three lines inventory.tmp held. Renaming changed the name and nothing else.</w:t>
       </w:r>
     </w:p>
     <w:p>
@@ -2369,7 +2731,7 @@
         <w:pStyle w:val="ListBullet"/>
       </w:pPr>
       <w:r>
-        <w:t>If the last line reads inventory.txt exists: no, rename failed and this Basic version did not check, usually because inventory.tmp is missing: check it with Test-Path inventory.tmp, and look for a hidden .txt on the end of its name.</w:t>
+        <w:t>If the last line ends in exists: no, rename failed and this Basic version did not check, usually because inventory.tmp is missing: check it with Test-Path .\c\inventory.tmp, and look for a hidden .txt on the end of its name.</w:t>
       </w:r>
     </w:p>
     <w:p>
@@ -2377,7 +2739,7 @@
         <w:pStyle w:val="ListBullet"/>
       </w:pPr>
       <w:r>
-        <w:t>If the program prints Error: inventory.txt already exists; nothing was renamed, a file named inventory.txt is already in the folder, usually because the Rename-Item line of an earlier block was skipped. The program refused and changed nothing. Run Rename-Item inventory.txt inventory.tmp, then run the program again.</w:t>
+        <w:t>If the program prints an Error line that ends in already exists; nothing was renamed, a file named inventory.txt is already in the .\c folder, usually because the Rename-Item line of an earlier block was skipped. The program refused and changed nothing. Run Rename-Item .\c\inventory.txt inventory.tmp, then run the program again.</w:t>
       </w:r>
     </w:p>
     <w:p>
@@ -2385,7 +2747,7 @@
         <w:pStyle w:val="ListBullet"/>
       </w:pPr>
       <w:r>
-        <w:t>Run every program from the lesson-3.7 folder. Both paths are relative, so they start from the working directory: a program run from another folder looks for inventory.tmp there instead.</w:t>
+        <w:t>Run every program from the lesson-3.7 folder. Both paths are relative, so they start from the working directory: a program run from another folder looks there for a c folder holding inventory.tmp instead.</w:t>
       </w:r>
     </w:p>
     <w:p>
@@ -2484,6 +2846,67 @@
         <w:pStyle w:val="SourceCode"/>
       </w:pPr>
       <w:r>
+        <w:t>// Remember, #define names code per system: \ on Windows, / on Linux and</w:t>
+      </w:r>
+    </w:p>
+    <w:p>
+      <w:pPr>
+        <w:pStyle w:val="SourceCode"/>
+      </w:pPr>
+      <w:r>
+        <w:t>// macOS.</w:t>
+      </w:r>
+    </w:p>
+    <w:p>
+      <w:pPr>
+        <w:pStyle w:val="SourceCode"/>
+      </w:pPr>
+      <w:r>
+        <w:t>#ifdef _WIN32</w:t>
+      </w:r>
+    </w:p>
+    <w:p>
+      <w:pPr>
+        <w:pStyle w:val="SourceCode"/>
+      </w:pPr>
+      <w:r>
+        <w:t>#define SEPARATOR "\\"</w:t>
+      </w:r>
+    </w:p>
+    <w:p>
+      <w:pPr>
+        <w:pStyle w:val="SourceCode"/>
+      </w:pPr>
+      <w:r>
+        <w:t>#else</w:t>
+      </w:r>
+    </w:p>
+    <w:p>
+      <w:pPr>
+        <w:pStyle w:val="SourceCode"/>
+      </w:pPr>
+      <w:r>
+        <w:t>#define SEPARATOR "/"</w:t>
+      </w:r>
+    </w:p>
+    <w:p>
+      <w:pPr>
+        <w:pStyle w:val="SourceCode"/>
+      </w:pPr>
+      <w:r>
+        <w:t>#endif</w:t>
+      </w:r>
+    </w:p>
+    <w:p>
+      <w:pPr>
+        <w:pStyle w:val="SourceCode"/>
+      </w:pPr>
+    </w:p>
+    <w:p>
+      <w:pPr>
+        <w:pStyle w:val="SourceCode"/>
+      </w:pPr>
+      <w:r>
         <w:t>// Returns true when something exists at path. Remember, stat returns 0</w:t>
       </w:r>
     </w:p>
@@ -2686,23 +3109,63 @@
         <w:pStyle w:val="SourceCode"/>
       </w:pPr>
       <w:r>
-        <w:t xml:space="preserve">    // Remember, both paths are relative: the same directory, two names.</w:t>
-      </w:r>
-    </w:p>
-    <w:p>
-      <w:pPr>
-        <w:pStyle w:val="SourceCode"/>
-      </w:pPr>
-      <w:r>
-        <w:t xml:space="preserve">    const char *source = "inventory.tmp";</w:t>
-      </w:r>
-    </w:p>
-    <w:p>
-      <w:pPr>
-        <w:pStyle w:val="SourceCode"/>
-      </w:pPr>
-      <w:r>
-        <w:t xml:space="preserve">    const char *destination = "inventory.txt";</w:t>
+        <w:t xml:space="preserve">    // Remember, both paths start in the c folder: the same directory, two</w:t>
+      </w:r>
+    </w:p>
+    <w:p>
+      <w:pPr>
+        <w:pStyle w:val="SourceCode"/>
+      </w:pPr>
+      <w:r>
+        <w:t xml:space="preserve">    // names, joined with snprintf and SEPARATOR.</w:t>
+      </w:r>
+    </w:p>
+    <w:p>
+      <w:pPr>
+        <w:pStyle w:val="SourceCode"/>
+      </w:pPr>
+      <w:r>
+        <w:t xml:space="preserve">    char source[256] = "";</w:t>
+      </w:r>
+    </w:p>
+    <w:p>
+      <w:pPr>
+        <w:pStyle w:val="SourceCode"/>
+      </w:pPr>
+      <w:r>
+        <w:t xml:space="preserve">    char destination[256] = "";</w:t>
+      </w:r>
+    </w:p>
+    <w:p>
+      <w:pPr>
+        <w:pStyle w:val="SourceCode"/>
+      </w:pPr>
+      <w:r>
+        <w:t xml:space="preserve">    snprintf(source, sizeof source, "%s%s%s", "c", SEPARATOR,</w:t>
+      </w:r>
+    </w:p>
+    <w:p>
+      <w:pPr>
+        <w:pStyle w:val="SourceCode"/>
+      </w:pPr>
+      <w:r>
+        <w:t xml:space="preserve">             "inventory.tmp");</w:t>
+      </w:r>
+    </w:p>
+    <w:p>
+      <w:pPr>
+        <w:pStyle w:val="SourceCode"/>
+      </w:pPr>
+      <w:r>
+        <w:t xml:space="preserve">    snprintf(destination, sizeof destination, "%s%s%s", "c", SEPARATOR,</w:t>
+      </w:r>
+    </w:p>
+    <w:p>
+      <w:pPr>
+        <w:pStyle w:val="SourceCode"/>
+      </w:pPr>
+      <w:r>
+        <w:t xml:space="preserve">             "inventory.txt");</w:t>
       </w:r>
     </w:p>
     <w:p>
@@ -3009,15 +3472,15 @@
         <w:keepNext/>
       </w:pPr>
       <w:r>
-        <w:t>Get-Content inventory.txt</w:t>
-      </w:r>
-    </w:p>
-    <w:p>
-      <w:pPr>
-        <w:pStyle w:val="CommandBlock"/>
-      </w:pPr>
-      <w:r>
-        <w:t>Rename-Item inventory.txt inventory.tmp</w:t>
+        <w:t>Get-Content .\c\inventory.txt</w:t>
+      </w:r>
+    </w:p>
+    <w:p>
+      <w:pPr>
+        <w:pStyle w:val="CommandBlock"/>
+      </w:pPr>
+      <w:r>
+        <w:t>Rename-Item .\c\inventory.txt inventory.tmp</w:t>
       </w:r>
     </w:p>
     <w:p>
@@ -3075,15 +3538,15 @@
         <w:keepNext/>
       </w:pPr>
       <w:r>
-        <w:t>cat inventory.txt</w:t>
-      </w:r>
-    </w:p>
-    <w:p>
-      <w:pPr>
-        <w:pStyle w:val="CommandBlock"/>
-      </w:pPr>
-      <w:r>
-        <w:t>mv inventory.txt inventory.tmp</w:t>
+        <w:t>cat ./c/inventory.txt</w:t>
+      </w:r>
+    </w:p>
+    <w:p>
+      <w:pPr>
+        <w:pStyle w:val="CommandBlock"/>
+      </w:pPr>
+      <w:r>
+        <w:t>mv ./c/inventory.txt ./c/inventory.tmp</w:t>
       </w:r>
     </w:p>
     <w:p>
@@ -3118,7 +3581,7 @@
         <w:keepNext/>
       </w:pPr>
       <w:r>
-        <w:t>Renamed: inventory.tmp -&gt; inventory.txt</w:t>
+        <w:t>Renamed: c\inventory.tmp -&gt; c\inventory.txt</w:t>
       </w:r>
     </w:p>
     <w:p>
@@ -3127,7 +3590,7 @@
         <w:keepNext/>
       </w:pPr>
       <w:r>
-        <w:t>inventory.tmp exists: no</w:t>
+        <w:t>c\inventory.tmp exists: no</w:t>
       </w:r>
     </w:p>
     <w:p>
@@ -3135,7 +3598,7 @@
         <w:pStyle w:val="RequiredOutput"/>
       </w:pPr>
       <w:r>
-        <w:t>inventory.txt exists: yes</w:t>
+        <w:t>c\inventory.txt exists: yes</w:t>
       </w:r>
     </w:p>
     <w:p>
@@ -3156,7 +3619,7 @@
         <w:pStyle w:val="ListBullet"/>
       </w:pPr>
       <w:r>
-        <w:t>Exit code 0 proves the rename succeeded. Get-Content inventory.txt (cat on Linux or macOS) prints the same three server lines you saved, and Rename-Item puts the old name back.</w:t>
+        <w:t>Exit code 0 proves the rename succeeded. Get-Content .\c\inventory.txt (cat on Linux or macOS) prints the same three server lines, and Rename-Item puts the old name back.</w:t>
       </w:r>
     </w:p>
     <w:p>
@@ -3172,7 +3635,7 @@
         <w:pStyle w:val="ListBullet"/>
       </w:pPr>
       <w:r>
-        <w:t>Run every program from the lesson-3.7 folder. Both paths are relative, so they start from the working directory: a program run from another folder looks for inventory.tmp there instead.</w:t>
+        <w:t>Run every program from the lesson-3.7 folder. Both paths are relative, so they start from the working directory: a program run from another folder looks there for a c folder holding inventory.tmp instead.</w:t>
       </w:r>
     </w:p>
     <w:p>
@@ -3201,21 +3664,21 @@
         <w:keepNext/>
       </w:pPr>
       <w:r>
-        <w:t>Now make the conflict happen on purpose. Set-Content puts one line, my notes, into a new file named inventory.txt: a file that belongs to you, not to the program. The program runs, $LASTEXITCODE shows its exit code, and Get-Content shows both files. Remove-Item then deletes your inventory.txt, as in Lesson 3.6, and Test-Path confirms it is gone.</w:t>
-      </w:r>
-    </w:p>
-    <w:p>
-      <w:pPr>
-        <w:keepNext/>
-      </w:pPr>
-    </w:p>
-    <w:p>
-      <w:pPr>
-        <w:pStyle w:val="CommandBlock"/>
-        <w:keepNext/>
-      </w:pPr>
-      <w:r>
-        <w:t>Set-Content inventory.txt "my notes"</w:t>
+        <w:t>Now make the conflict happen on purpose. Set-Content puts one line, my notes, into a new file named inventory.txt in the .\c folder: a file that belongs to you, not to the program. The program runs, $LASTEXITCODE shows its exit code, and Get-Content shows both files. Remove-Item then deletes your inventory.txt, as in Lesson 3.6, and Test-Path confirms it is gone.</w:t>
+      </w:r>
+    </w:p>
+    <w:p>
+      <w:pPr>
+        <w:keepNext/>
+      </w:pPr>
+    </w:p>
+    <w:p>
+      <w:pPr>
+        <w:pStyle w:val="CommandBlock"/>
+        <w:keepNext/>
+      </w:pPr>
+      <w:r>
+        <w:t>Set-Content .\c\inventory.txt "my notes"</w:t>
       </w:r>
     </w:p>
     <w:p>
@@ -3242,33 +3705,33 @@
         <w:keepNext/>
       </w:pPr>
       <w:r>
-        <w:t>Get-Content inventory.txt</w:t>
-      </w:r>
-    </w:p>
-    <w:p>
-      <w:pPr>
-        <w:pStyle w:val="CommandBlock"/>
-        <w:keepNext/>
-      </w:pPr>
-      <w:r>
-        <w:t>Get-Content inventory.tmp</w:t>
-      </w:r>
-    </w:p>
-    <w:p>
-      <w:pPr>
-        <w:pStyle w:val="CommandBlock"/>
-        <w:keepNext/>
-      </w:pPr>
-      <w:r>
-        <w:t>Remove-Item inventory.txt</w:t>
-      </w:r>
-    </w:p>
-    <w:p>
-      <w:pPr>
-        <w:pStyle w:val="CommandBlock"/>
-      </w:pPr>
-      <w:r>
-        <w:t>Test-Path inventory.txt</w:t>
+        <w:t>Get-Content .\c\inventory.txt</w:t>
+      </w:r>
+    </w:p>
+    <w:p>
+      <w:pPr>
+        <w:pStyle w:val="CommandBlock"/>
+        <w:keepNext/>
+      </w:pPr>
+      <w:r>
+        <w:t>Get-Content .\c\inventory.tmp</w:t>
+      </w:r>
+    </w:p>
+    <w:p>
+      <w:pPr>
+        <w:pStyle w:val="CommandBlock"/>
+        <w:keepNext/>
+      </w:pPr>
+      <w:r>
+        <w:t>Remove-Item .\c\inventory.txt</w:t>
+      </w:r>
+    </w:p>
+    <w:p>
+      <w:pPr>
+        <w:pStyle w:val="CommandBlock"/>
+      </w:pPr>
+      <w:r>
+        <w:t>Test-Path .\c\inventory.txt</w:t>
       </w:r>
     </w:p>
     <w:p>
@@ -3289,21 +3752,21 @@
         <w:keepNext/>
       </w:pPr>
       <w:r>
-        <w:t>echo "my notes" &gt; inventory.txt does the same as Set-Content, rm deletes the file, and ls then answers that there is no such file.</w:t>
-      </w:r>
-    </w:p>
-    <w:p>
-      <w:pPr>
-        <w:keepNext/>
-      </w:pPr>
-    </w:p>
-    <w:p>
-      <w:pPr>
-        <w:pStyle w:val="CommandBlock"/>
-        <w:keepNext/>
-      </w:pPr>
-      <w:r>
-        <w:t>echo "my notes" &gt; inventory.txt</w:t>
+        <w:t>echo "my notes" &gt; ./c/inventory.txt does the same as Set-Content, rm deletes the file, and ls then answers that there is no such file.</w:t>
+      </w:r>
+    </w:p>
+    <w:p>
+      <w:pPr>
+        <w:keepNext/>
+      </w:pPr>
+    </w:p>
+    <w:p>
+      <w:pPr>
+        <w:pStyle w:val="CommandBlock"/>
+        <w:keepNext/>
+      </w:pPr>
+      <w:r>
+        <w:t>echo "my notes" &gt; ./c/inventory.txt</w:t>
       </w:r>
     </w:p>
     <w:p>
@@ -3330,33 +3793,33 @@
         <w:keepNext/>
       </w:pPr>
       <w:r>
-        <w:t>cat inventory.txt</w:t>
-      </w:r>
-    </w:p>
-    <w:p>
-      <w:pPr>
-        <w:pStyle w:val="CommandBlock"/>
-        <w:keepNext/>
-      </w:pPr>
-      <w:r>
-        <w:t>cat inventory.tmp</w:t>
-      </w:r>
-    </w:p>
-    <w:p>
-      <w:pPr>
-        <w:pStyle w:val="CommandBlock"/>
-        <w:keepNext/>
-      </w:pPr>
-      <w:r>
-        <w:t>rm inventory.txt</w:t>
-      </w:r>
-    </w:p>
-    <w:p>
-      <w:pPr>
-        <w:pStyle w:val="CommandBlock"/>
-      </w:pPr>
-      <w:r>
-        <w:t>ls inventory.txt</w:t>
+        <w:t>cat ./c/inventory.txt</w:t>
+      </w:r>
+    </w:p>
+    <w:p>
+      <w:pPr>
+        <w:pStyle w:val="CommandBlock"/>
+        <w:keepNext/>
+      </w:pPr>
+      <w:r>
+        <w:t>cat ./c/inventory.tmp</w:t>
+      </w:r>
+    </w:p>
+    <w:p>
+      <w:pPr>
+        <w:pStyle w:val="CommandBlock"/>
+        <w:keepNext/>
+      </w:pPr>
+      <w:r>
+        <w:t>rm ./c/inventory.txt</w:t>
+      </w:r>
+    </w:p>
+    <w:p>
+      <w:pPr>
+        <w:pStyle w:val="CommandBlock"/>
+      </w:pPr>
+      <w:r>
+        <w:t>ls ./c/inventory.txt</w:t>
       </w:r>
     </w:p>
     <w:p>
@@ -3382,17 +3845,17 @@
         <w:pStyle w:val="RequiredOutput"/>
       </w:pPr>
       <w:r>
-        <w:t>Error: inventory.txt already exists; nothing was renamed</w:t>
-      </w:r>
-    </w:p>
-    <w:p>
-      <w:pPr>
-        <w:keepNext/>
-      </w:pPr>
-    </w:p>
-    <w:p>
-      <w:r>
-        <w:t>Then $LASTEXITCODE prints 1 (echo $? on Linux or macOS). Get-Content inventory.txt still prints my notes: your file was not replaced. Get-Content inventory.tmp still prints the three server lines: nothing was renamed. After Remove-Item, Test-Path prints False, and the folder is back to its starting state.</w:t>
+        <w:t>Error: c\inventory.txt already exists; nothing was renamed</w:t>
+      </w:r>
+    </w:p>
+    <w:p>
+      <w:pPr>
+        <w:keepNext/>
+      </w:pPr>
+    </w:p>
+    <w:p>
+      <w:r>
+        <w:t>Then $LASTEXITCODE prints 1 (echo $? on Linux or macOS). Get-Content .\c\inventory.txt still prints my notes: your file was not replaced. Get-Content .\c\inventory.tmp still prints the three server lines: nothing was renamed. After Remove-Item, Test-Path prints False, and the folder is back to its starting state.</w:t>
       </w:r>
     </w:p>
     <w:p>
@@ -3470,7 +3933,7 @@
     </w:p>
     <w:p>
       <w:r>
-        <w:t>Both versions refuse when the name inventory.txt is taken, rename inventory.tmp to inventory.txt in the same directory, and check both names afterward. The Basic version does it all in main and trusts the rename itself. The Production-Minded version renames through rename_file, which the Challenge and the Mini File Explorer reuse, reports every failure the way Lesson 2.11 taught, and prints nothing until the rename has succeeded, so a failure shows one Error line and exit code 1.</w:t>
+        <w:t>Both versions refuse when the name inventory.txt is taken, rename inventory.tmp to inventory.txt in the same directory, the .\c folder, and check both names afterward. The Basic version does it all in main and trusts the rename itself. The Production-Minded version renames through rename_file, which the Challenge and the Mini File Explorer reuse, reports every failure the way Lesson 2.11 taught, and prints nothing until the rename has succeeded, so a failure shows one Error line and exit code 1.</w:t>
       </w:r>
     </w:p>
     <w:p>
@@ -3613,39 +4076,71 @@
         <w:pStyle w:val="SourceCode"/>
       </w:pPr>
       <w:r>
-        <w:t xml:space="preserve">    // now; the destination path is the new name it will have. Both are</w:t>
-      </w:r>
-    </w:p>
-    <w:p>
-      <w:pPr>
-        <w:pStyle w:val="SourceCode"/>
-      </w:pPr>
-      <w:r>
-        <w:t xml:space="preserve">    // relative, so both name a file in the working directory: the file</w:t>
-      </w:r>
-    </w:p>
-    <w:p>
-      <w:pPr>
-        <w:pStyle w:val="SourceCode"/>
-      </w:pPr>
-      <w:r>
-        <w:t xml:space="preserve">    // stays in the same directory, and only its name changes.</w:t>
-      </w:r>
-    </w:p>
-    <w:p>
-      <w:pPr>
-        <w:pStyle w:val="SourceCode"/>
-      </w:pPr>
-      <w:r>
-        <w:t xml:space="preserve">    const std::string source = "inventory.tmp";</w:t>
-      </w:r>
-    </w:p>
-    <w:p>
-      <w:pPr>
-        <w:pStyle w:val="SourceCode"/>
-      </w:pPr>
-      <w:r>
-        <w:t xml:space="preserve">    const std::string destination = "inventory.txt";</w:t>
+        <w:t xml:space="preserve">    // now; the destination path is the new name it will have. Both start</w:t>
+      </w:r>
+    </w:p>
+    <w:p>
+      <w:pPr>
+        <w:pStyle w:val="SourceCode"/>
+      </w:pPr>
+      <w:r>
+        <w:t xml:space="preserve">    // in the cpp folder, so the C++ programs rename only their own file:</w:t>
+      </w:r>
+    </w:p>
+    <w:p>
+      <w:pPr>
+        <w:pStyle w:val="SourceCode"/>
+      </w:pPr>
+      <w:r>
+        <w:t xml:space="preserve">    // the file stays in the same directory, and only its name changes.</w:t>
+      </w:r>
+    </w:p>
+    <w:p>
+      <w:pPr>
+        <w:pStyle w:val="SourceCode"/>
+      </w:pPr>
+      <w:r>
+        <w:t xml:space="preserve">    // Remember, join builds the path with the right separator; in C++</w:t>
+      </w:r>
+    </w:p>
+    <w:p>
+      <w:pPr>
+        <w:pStyle w:val="SourceCode"/>
+      </w:pPr>
+      <w:r>
+        <w:t xml:space="preserve">    // that is /, and .string() gives the path as plain text.</w:t>
+      </w:r>
+    </w:p>
+    <w:p>
+      <w:pPr>
+        <w:pStyle w:val="SourceCode"/>
+      </w:pPr>
+      <w:r>
+        <w:t xml:space="preserve">    const std::string source =</w:t>
+      </w:r>
+    </w:p>
+    <w:p>
+      <w:pPr>
+        <w:pStyle w:val="SourceCode"/>
+      </w:pPr>
+      <w:r>
+        <w:t xml:space="preserve">        (std::filesystem::path("cpp") / "inventory.tmp").string();</w:t>
+      </w:r>
+    </w:p>
+    <w:p>
+      <w:pPr>
+        <w:pStyle w:val="SourceCode"/>
+      </w:pPr>
+      <w:r>
+        <w:t xml:space="preserve">    const std::string destination =</w:t>
+      </w:r>
+    </w:p>
+    <w:p>
+      <w:pPr>
+        <w:pStyle w:val="SourceCode"/>
+      </w:pPr>
+      <w:r>
+        <w:t xml:space="preserve">        (std::filesystem::path("cpp") / "inventory.txt").string();</w:t>
       </w:r>
     </w:p>
     <w:p>
@@ -3923,7 +4418,7 @@
         <w:keepNext/>
       </w:pPr>
       <w:r>
-        <w:t>Run the program once from the lesson-3.7 folder, look inside the renamed file, and then give it its old name back.</w:t>
+        <w:t>Run the program once from the lesson-3.7 folder: it renames the inventory.tmp in the .\cpp folder. Then look inside the renamed file, and give it its old name back.</w:t>
       </w:r>
     </w:p>
     <w:p>
@@ -3964,15 +4459,15 @@
         <w:keepNext/>
       </w:pPr>
       <w:r>
-        <w:t>Get-Content inventory.txt</w:t>
-      </w:r>
-    </w:p>
-    <w:p>
-      <w:pPr>
-        <w:pStyle w:val="CommandBlock"/>
-      </w:pPr>
-      <w:r>
-        <w:t>Rename-Item inventory.txt inventory.tmp</w:t>
+        <w:t>Get-Content .\cpp\inventory.txt</w:t>
+      </w:r>
+    </w:p>
+    <w:p>
+      <w:pPr>
+        <w:pStyle w:val="CommandBlock"/>
+      </w:pPr>
+      <w:r>
+        <w:t>Rename-Item .\cpp\inventory.txt inventory.tmp</w:t>
       </w:r>
     </w:p>
     <w:p>
@@ -4034,15 +4529,15 @@
         <w:keepNext/>
       </w:pPr>
       <w:r>
-        <w:t>cat inventory.txt</w:t>
-      </w:r>
-    </w:p>
-    <w:p>
-      <w:pPr>
-        <w:pStyle w:val="CommandBlock"/>
-      </w:pPr>
-      <w:r>
-        <w:t>mv inventory.txt inventory.tmp</w:t>
+        <w:t>cat ./cpp/inventory.txt</w:t>
+      </w:r>
+    </w:p>
+    <w:p>
+      <w:pPr>
+        <w:pStyle w:val="CommandBlock"/>
+      </w:pPr>
+      <w:r>
+        <w:t>mv ./cpp/inventory.txt ./cpp/inventory.tmp</w:t>
       </w:r>
     </w:p>
     <w:p>
@@ -4077,7 +4572,7 @@
         <w:keepNext/>
       </w:pPr>
       <w:r>
-        <w:t>Renamed: inventory.tmp -&gt; inventory.txt</w:t>
+        <w:t>Renamed: cpp\inventory.tmp -&gt; cpp\inventory.txt</w:t>
       </w:r>
     </w:p>
     <w:p>
@@ -4086,7 +4581,7 @@
         <w:keepNext/>
       </w:pPr>
       <w:r>
-        <w:t>inventory.tmp exists: no</w:t>
+        <w:t>cpp\inventory.tmp exists: no</w:t>
       </w:r>
     </w:p>
     <w:p>
@@ -4094,7 +4589,7 @@
         <w:pStyle w:val="RequiredOutput"/>
       </w:pPr>
       <w:r>
-        <w:t>inventory.txt exists: yes</w:t>
+        <w:t>cpp\inventory.txt exists: yes</w:t>
       </w:r>
     </w:p>
     <w:p>
@@ -4107,7 +4602,7 @@
         <w:pStyle w:val="ListBullet"/>
       </w:pPr>
       <w:r>
-        <w:t>Renamed: inventory.tmp -&gt; inventory.txt is printed after the rename: the arrow points from the source path to the destination path.</w:t>
+        <w:t>The Renamed line is printed after the rename: the arrow points from the source path to the destination path. Both paths start with cpp, the C++ folder, and the printed paths have no .\ in front.</w:t>
       </w:r>
     </w:p>
     <w:p>
@@ -4115,7 +4610,7 @@
         <w:pStyle w:val="ListBullet"/>
       </w:pPr>
       <w:r>
-        <w:t>inventory.tmp exists: no proves the old name is gone, and inventory.txt exists: yes proves the new name is there. There is still one file, now under its new name.</w:t>
+        <w:t>The first exists line ends in no: the old name is gone. The second ends in yes: the new name is there. There is still one file, now under its new name.</w:t>
       </w:r>
     </w:p>
     <w:p>
@@ -4123,7 +4618,7 @@
         <w:pStyle w:val="ListBullet"/>
       </w:pPr>
       <w:r>
-        <w:t>Get-Content inventory.txt (cat on Linux or macOS) then prints web-01, db-01, and backup-01, one per line: exactly the three lines you saved in inventory.tmp. Renaming changed the name and nothing else.</w:t>
+        <w:t>Get-Content .\cpp\inventory.txt (cat on Linux or macOS) then prints web-01, db-01, and backup-01, one per line: exactly the three lines inventory.tmp held. Renaming changed the name and nothing else.</w:t>
       </w:r>
     </w:p>
     <w:p>
@@ -4139,7 +4634,7 @@
         <w:pStyle w:val="ListBullet"/>
       </w:pPr>
       <w:r>
-        <w:t>If the program stops with terminate called after throwing an instance of 'std::filesystem::__cxx11::filesystem_error' and cannot rename: No such file or directory, inventory.tmp is missing: check it with Test-Path inventory.tmp, and look for a hidden .txt on the end of its name.</w:t>
+        <w:t>If the program stops with terminate called after throwing an instance of 'std::filesystem::__cxx11::filesystem_error' and cannot rename: No such file or directory, inventory.tmp is missing: check it with Test-Path .\cpp\inventory.tmp, and look for a hidden .txt on the end of its name.</w:t>
       </w:r>
     </w:p>
     <w:p>
@@ -4147,7 +4642,7 @@
         <w:pStyle w:val="ListBullet"/>
       </w:pPr>
       <w:r>
-        <w:t>If the program prints Error: inventory.txt already exists; nothing was renamed, a file named inventory.txt is already in the folder, usually because the Rename-Item line of an earlier block was skipped. The program refused and changed nothing. Run Rename-Item inventory.txt inventory.tmp, then run the program again.</w:t>
+        <w:t>If the program prints an Error line that ends in already exists; nothing was renamed, a file named inventory.txt is already in the .\cpp folder, usually because the Rename-Item line of an earlier block was skipped. The program refused and changed nothing. Run Rename-Item .\cpp\inventory.txt inventory.tmp, then run the program again.</w:t>
       </w:r>
     </w:p>
     <w:p>
@@ -4155,7 +4650,7 @@
         <w:pStyle w:val="ListBullet"/>
       </w:pPr>
       <w:r>
-        <w:t>Run every program from the lesson-3.7 folder. Both paths are relative, so they start from the working directory: a program run from another folder looks for inventory.tmp there instead.</w:t>
+        <w:t>Run every program from the lesson-3.7 folder. Both paths are relative, so they start from the working directory: a program run from another folder looks there for a cpp folder holding inventory.tmp instead.</w:t>
       </w:r>
     </w:p>
     <w:p>
@@ -4403,23 +4898,47 @@
         <w:pStyle w:val="SourceCode"/>
       </w:pPr>
       <w:r>
-        <w:t xml:space="preserve">    // Remember, both paths are relative: the same directory, two names.</w:t>
-      </w:r>
-    </w:p>
-    <w:p>
-      <w:pPr>
-        <w:pStyle w:val="SourceCode"/>
-      </w:pPr>
-      <w:r>
-        <w:t xml:space="preserve">    const std::string source = "inventory.tmp";</w:t>
-      </w:r>
-    </w:p>
-    <w:p>
-      <w:pPr>
-        <w:pStyle w:val="SourceCode"/>
-      </w:pPr>
-      <w:r>
-        <w:t xml:space="preserve">    const std::string destination = "inventory.txt";</w:t>
+        <w:t xml:space="preserve">    // Remember, both paths start in the cpp folder: the same directory,</w:t>
+      </w:r>
+    </w:p>
+    <w:p>
+      <w:pPr>
+        <w:pStyle w:val="SourceCode"/>
+      </w:pPr>
+      <w:r>
+        <w:t xml:space="preserve">    // two names, joined with / and turned into text with .string().</w:t>
+      </w:r>
+    </w:p>
+    <w:p>
+      <w:pPr>
+        <w:pStyle w:val="SourceCode"/>
+      </w:pPr>
+      <w:r>
+        <w:t xml:space="preserve">    const std::string source =</w:t>
+      </w:r>
+    </w:p>
+    <w:p>
+      <w:pPr>
+        <w:pStyle w:val="SourceCode"/>
+      </w:pPr>
+      <w:r>
+        <w:t xml:space="preserve">        (std::filesystem::path("cpp") / "inventory.tmp").string();</w:t>
+      </w:r>
+    </w:p>
+    <w:p>
+      <w:pPr>
+        <w:pStyle w:val="SourceCode"/>
+      </w:pPr>
+      <w:r>
+        <w:t xml:space="preserve">    const std::string destination =</w:t>
+      </w:r>
+    </w:p>
+    <w:p>
+      <w:pPr>
+        <w:pStyle w:val="SourceCode"/>
+      </w:pPr>
+      <w:r>
+        <w:t xml:space="preserve">        (std::filesystem::path("cpp") / "inventory.txt").string();</w:t>
       </w:r>
     </w:p>
     <w:p>
@@ -4694,15 +5213,15 @@
         <w:keepNext/>
       </w:pPr>
       <w:r>
-        <w:t>Get-Content inventory.txt</w:t>
-      </w:r>
-    </w:p>
-    <w:p>
-      <w:pPr>
-        <w:pStyle w:val="CommandBlock"/>
-      </w:pPr>
-      <w:r>
-        <w:t>Rename-Item inventory.txt inventory.tmp</w:t>
+        <w:t>Get-Content .\cpp\inventory.txt</w:t>
+      </w:r>
+    </w:p>
+    <w:p>
+      <w:pPr>
+        <w:pStyle w:val="CommandBlock"/>
+      </w:pPr>
+      <w:r>
+        <w:t>Rename-Item .\cpp\inventory.txt inventory.tmp</w:t>
       </w:r>
     </w:p>
     <w:p>
@@ -4760,15 +5279,15 @@
         <w:keepNext/>
       </w:pPr>
       <w:r>
-        <w:t>cat inventory.txt</w:t>
-      </w:r>
-    </w:p>
-    <w:p>
-      <w:pPr>
-        <w:pStyle w:val="CommandBlock"/>
-      </w:pPr>
-      <w:r>
-        <w:t>mv inventory.txt inventory.tmp</w:t>
+        <w:t>cat ./cpp/inventory.txt</w:t>
+      </w:r>
+    </w:p>
+    <w:p>
+      <w:pPr>
+        <w:pStyle w:val="CommandBlock"/>
+      </w:pPr>
+      <w:r>
+        <w:t>mv ./cpp/inventory.txt ./cpp/inventory.tmp</w:t>
       </w:r>
     </w:p>
     <w:p>
@@ -4803,7 +5322,7 @@
         <w:keepNext/>
       </w:pPr>
       <w:r>
-        <w:t>Renamed: inventory.tmp -&gt; inventory.txt</w:t>
+        <w:t>Renamed: cpp\inventory.tmp -&gt; cpp\inventory.txt</w:t>
       </w:r>
     </w:p>
     <w:p>
@@ -4812,7 +5331,7 @@
         <w:keepNext/>
       </w:pPr>
       <w:r>
-        <w:t>inventory.tmp exists: no</w:t>
+        <w:t>cpp\inventory.tmp exists: no</w:t>
       </w:r>
     </w:p>
     <w:p>
@@ -4820,7 +5339,7 @@
         <w:pStyle w:val="RequiredOutput"/>
       </w:pPr>
       <w:r>
-        <w:t>inventory.txt exists: yes</w:t>
+        <w:t>cpp\inventory.txt exists: yes</w:t>
       </w:r>
     </w:p>
     <w:p>
@@ -4841,7 +5360,7 @@
         <w:pStyle w:val="ListBullet"/>
       </w:pPr>
       <w:r>
-        <w:t>Exit code 0 proves the rename succeeded. Get-Content inventory.txt (cat on Linux or macOS) prints the same three server lines you saved, and Rename-Item puts the old name back.</w:t>
+        <w:t>Exit code 0 proves the rename succeeded. Get-Content .\cpp\inventory.txt (cat on Linux or macOS) prints the same three server lines, and Rename-Item puts the old name back.</w:t>
       </w:r>
     </w:p>
     <w:p>
@@ -4857,7 +5376,7 @@
         <w:pStyle w:val="ListBullet"/>
       </w:pPr>
       <w:r>
-        <w:t>Run every program from the lesson-3.7 folder. Both paths are relative, so they start from the working directory: a program run from another folder looks for inventory.tmp there instead.</w:t>
+        <w:t>Run every program from the lesson-3.7 folder. Both paths are relative, so they start from the working directory: a program run from another folder looks there for a cpp folder holding inventory.tmp instead.</w:t>
       </w:r>
     </w:p>
     <w:p>
@@ -4886,21 +5405,21 @@
         <w:keepNext/>
       </w:pPr>
       <w:r>
-        <w:t>Now make the conflict happen on purpose. Set-Content puts one line, my notes, into a new file named inventory.txt: a file that belongs to you, not to the program. The program runs, $LASTEXITCODE shows its exit code, and Get-Content shows both files. Remove-Item then deletes your inventory.txt, as in Lesson 3.6, and Test-Path confirms it is gone.</w:t>
-      </w:r>
-    </w:p>
-    <w:p>
-      <w:pPr>
-        <w:keepNext/>
-      </w:pPr>
-    </w:p>
-    <w:p>
-      <w:pPr>
-        <w:pStyle w:val="CommandBlock"/>
-        <w:keepNext/>
-      </w:pPr>
-      <w:r>
-        <w:t>Set-Content inventory.txt "my notes"</w:t>
+        <w:t>Now make the conflict happen on purpose. Set-Content puts one line, my notes, into a new file named inventory.txt in the .\cpp folder: a file that belongs to you, not to the program. The program runs, $LASTEXITCODE shows its exit code, and Get-Content shows both files. Remove-Item then deletes your inventory.txt, as in Lesson 3.6, and Test-Path confirms it is gone.</w:t>
+      </w:r>
+    </w:p>
+    <w:p>
+      <w:pPr>
+        <w:keepNext/>
+      </w:pPr>
+    </w:p>
+    <w:p>
+      <w:pPr>
+        <w:pStyle w:val="CommandBlock"/>
+        <w:keepNext/>
+      </w:pPr>
+      <w:r>
+        <w:t>Set-Content .\cpp\inventory.txt "my notes"</w:t>
       </w:r>
     </w:p>
     <w:p>
@@ -4927,33 +5446,33 @@
         <w:keepNext/>
       </w:pPr>
       <w:r>
-        <w:t>Get-Content inventory.txt</w:t>
-      </w:r>
-    </w:p>
-    <w:p>
-      <w:pPr>
-        <w:pStyle w:val="CommandBlock"/>
-        <w:keepNext/>
-      </w:pPr>
-      <w:r>
-        <w:t>Get-Content inventory.tmp</w:t>
-      </w:r>
-    </w:p>
-    <w:p>
-      <w:pPr>
-        <w:pStyle w:val="CommandBlock"/>
-        <w:keepNext/>
-      </w:pPr>
-      <w:r>
-        <w:t>Remove-Item inventory.txt</w:t>
-      </w:r>
-    </w:p>
-    <w:p>
-      <w:pPr>
-        <w:pStyle w:val="CommandBlock"/>
-      </w:pPr>
-      <w:r>
-        <w:t>Test-Path inventory.txt</w:t>
+        <w:t>Get-Content .\cpp\inventory.txt</w:t>
+      </w:r>
+    </w:p>
+    <w:p>
+      <w:pPr>
+        <w:pStyle w:val="CommandBlock"/>
+        <w:keepNext/>
+      </w:pPr>
+      <w:r>
+        <w:t>Get-Content .\cpp\inventory.tmp</w:t>
+      </w:r>
+    </w:p>
+    <w:p>
+      <w:pPr>
+        <w:pStyle w:val="CommandBlock"/>
+        <w:keepNext/>
+      </w:pPr>
+      <w:r>
+        <w:t>Remove-Item .\cpp\inventory.txt</w:t>
+      </w:r>
+    </w:p>
+    <w:p>
+      <w:pPr>
+        <w:pStyle w:val="CommandBlock"/>
+      </w:pPr>
+      <w:r>
+        <w:t>Test-Path .\cpp\inventory.txt</w:t>
       </w:r>
     </w:p>
     <w:p>
@@ -4974,21 +5493,21 @@
         <w:keepNext/>
       </w:pPr>
       <w:r>
-        <w:t>echo "my notes" &gt; inventory.txt does the same as Set-Content, rm deletes the file, and ls then answers that there is no such file.</w:t>
-      </w:r>
-    </w:p>
-    <w:p>
-      <w:pPr>
-        <w:keepNext/>
-      </w:pPr>
-    </w:p>
-    <w:p>
-      <w:pPr>
-        <w:pStyle w:val="CommandBlock"/>
-        <w:keepNext/>
-      </w:pPr>
-      <w:r>
-        <w:t>echo "my notes" &gt; inventory.txt</w:t>
+        <w:t>echo "my notes" &gt; ./cpp/inventory.txt does the same as Set-Content, rm deletes the file, and ls then answers that there is no such file.</w:t>
+      </w:r>
+    </w:p>
+    <w:p>
+      <w:pPr>
+        <w:keepNext/>
+      </w:pPr>
+    </w:p>
+    <w:p>
+      <w:pPr>
+        <w:pStyle w:val="CommandBlock"/>
+        <w:keepNext/>
+      </w:pPr>
+      <w:r>
+        <w:t>echo "my notes" &gt; ./cpp/inventory.txt</w:t>
       </w:r>
     </w:p>
     <w:p>
@@ -5015,33 +5534,33 @@
         <w:keepNext/>
       </w:pPr>
       <w:r>
-        <w:t>cat inventory.txt</w:t>
-      </w:r>
-    </w:p>
-    <w:p>
-      <w:pPr>
-        <w:pStyle w:val="CommandBlock"/>
-        <w:keepNext/>
-      </w:pPr>
-      <w:r>
-        <w:t>cat inventory.tmp</w:t>
-      </w:r>
-    </w:p>
-    <w:p>
-      <w:pPr>
-        <w:pStyle w:val="CommandBlock"/>
-        <w:keepNext/>
-      </w:pPr>
-      <w:r>
-        <w:t>rm inventory.txt</w:t>
-      </w:r>
-    </w:p>
-    <w:p>
-      <w:pPr>
-        <w:pStyle w:val="CommandBlock"/>
-      </w:pPr>
-      <w:r>
-        <w:t>ls inventory.txt</w:t>
+        <w:t>cat ./cpp/inventory.txt</w:t>
+      </w:r>
+    </w:p>
+    <w:p>
+      <w:pPr>
+        <w:pStyle w:val="CommandBlock"/>
+        <w:keepNext/>
+      </w:pPr>
+      <w:r>
+        <w:t>cat ./cpp/inventory.tmp</w:t>
+      </w:r>
+    </w:p>
+    <w:p>
+      <w:pPr>
+        <w:pStyle w:val="CommandBlock"/>
+        <w:keepNext/>
+      </w:pPr>
+      <w:r>
+        <w:t>rm ./cpp/inventory.txt</w:t>
+      </w:r>
+    </w:p>
+    <w:p>
+      <w:pPr>
+        <w:pStyle w:val="CommandBlock"/>
+      </w:pPr>
+      <w:r>
+        <w:t>ls ./cpp/inventory.txt</w:t>
       </w:r>
     </w:p>
     <w:p>
@@ -5067,17 +5586,17 @@
         <w:pStyle w:val="RequiredOutput"/>
       </w:pPr>
       <w:r>
-        <w:t>Error: inventory.txt already exists; nothing was renamed</w:t>
-      </w:r>
-    </w:p>
-    <w:p>
-      <w:pPr>
-        <w:keepNext/>
-      </w:pPr>
-    </w:p>
-    <w:p>
-      <w:r>
-        <w:t>Then $LASTEXITCODE prints 1 (echo $? on Linux or macOS). Get-Content inventory.txt still prints my notes: your file was not replaced. Get-Content inventory.tmp still prints the three server lines: nothing was renamed. After Remove-Item, Test-Path prints False, and the folder is back to its starting state.</w:t>
+        <w:t>Error: cpp\inventory.txt already exists; nothing was renamed</w:t>
+      </w:r>
+    </w:p>
+    <w:p>
+      <w:pPr>
+        <w:keepNext/>
+      </w:pPr>
+    </w:p>
+    <w:p>
+      <w:r>
+        <w:t>Then $LASTEXITCODE prints 1 (echo $? on Linux or macOS). Get-Content .\cpp\inventory.txt still prints my notes: your file was not replaced. Get-Content .\cpp\inventory.tmp still prints the three server lines: nothing was renamed. After Remove-Item, Test-Path prints False, and the folder is back to its starting state.</w:t>
       </w:r>
     </w:p>
     <w:p>
@@ -5147,7 +5666,7 @@
     </w:p>
     <w:p>
       <w:r>
-        <w:t>Both versions refuse when the name inventory.txt is taken, rename inventory.tmp to inventory.txt in the same directory, and check both names afterward. The Basic version does it all in main and trusts the rename itself. The Production-Minded version renames through renameFile, which the Challenge and the Mini File Explorer reuse, reports every failure the way Lesson 2.11 taught, and prints nothing until the rename has succeeded, so a failure shows one Error line and exit code 1.</w:t>
+        <w:t>Both versions refuse when the name inventory.txt is taken, rename inventory.tmp to inventory.txt in the same directory, the .\cpp folder, and check both names afterward. The Basic version does it all in main and trusts the rename itself. The Production-Minded version renames through renameFile, which the Challenge and the Mini File Explorer reuse, reports every failure the way Lesson 2.11 taught, and prints nothing until the rename has succeeded, so a failure shows one Error line and exit code 1.</w:t>
       </w:r>
     </w:p>
     <w:p>
@@ -5229,7 +5748,7 @@
         <w:keepNext/>
       </w:pPr>
       <w:r>
-        <w:t>// System.IO; adds File, C#'s tools for files.</w:t>
+        <w:t>// System.IO; adds File and Path, C#'s tools for files and paths.</w:t>
       </w:r>
     </w:p>
     <w:p>
@@ -5314,31 +5833,47 @@
         <w:pStyle w:val="SourceCode"/>
       </w:pPr>
       <w:r>
-        <w:t xml:space="preserve">        // are relative, so both name a file in the working directory: the</w:t>
-      </w:r>
-    </w:p>
-    <w:p>
-      <w:pPr>
-        <w:pStyle w:val="SourceCode"/>
-      </w:pPr>
-      <w:r>
-        <w:t xml:space="preserve">        // file stays in the same directory, and only its name changes.</w:t>
-      </w:r>
-    </w:p>
-    <w:p>
-      <w:pPr>
-        <w:pStyle w:val="SourceCode"/>
-      </w:pPr>
-      <w:r>
-        <w:t xml:space="preserve">        string source = "inventory.tmp";</w:t>
-      </w:r>
-    </w:p>
-    <w:p>
-      <w:pPr>
-        <w:pStyle w:val="SourceCode"/>
-      </w:pPr>
-      <w:r>
-        <w:t xml:space="preserve">        string destination = "inventory.txt";</w:t>
+        <w:t xml:space="preserve">        // start in the csharp folder, so the C# programs rename only their</w:t>
+      </w:r>
+    </w:p>
+    <w:p>
+      <w:pPr>
+        <w:pStyle w:val="SourceCode"/>
+      </w:pPr>
+      <w:r>
+        <w:t xml:space="preserve">        // own file: the file stays in the same directory, and only its</w:t>
+      </w:r>
+    </w:p>
+    <w:p>
+      <w:pPr>
+        <w:pStyle w:val="SourceCode"/>
+      </w:pPr>
+      <w:r>
+        <w:t xml:space="preserve">        // name changes. Remember, join builds the path with the right</w:t>
+      </w:r>
+    </w:p>
+    <w:p>
+      <w:pPr>
+        <w:pStyle w:val="SourceCode"/>
+      </w:pPr>
+      <w:r>
+        <w:t xml:space="preserve">        // separator; in C# that is Path.Combine.</w:t>
+      </w:r>
+    </w:p>
+    <w:p>
+      <w:pPr>
+        <w:pStyle w:val="SourceCode"/>
+      </w:pPr>
+      <w:r>
+        <w:t xml:space="preserve">        string source = Path.Combine("csharp", "inventory.tmp");</w:t>
+      </w:r>
+    </w:p>
+    <w:p>
+      <w:pPr>
+        <w:pStyle w:val="SourceCode"/>
+      </w:pPr>
+      <w:r>
+        <w:t xml:space="preserve">        string destination = Path.Combine("csharp", "inventory.txt");</w:t>
       </w:r>
     </w:p>
     <w:p>
@@ -5688,7 +6223,7 @@
         <w:keepNext/>
       </w:pPr>
       <w:r>
-        <w:t>Run the program once from the lesson-3.7 folder, look inside the renamed file, and then give it its old name back.</w:t>
+        <w:t>Run the program once from the lesson-3.7 folder: it renames the inventory.tmp in the .\csharp folder. Then look inside the renamed file, and give it its old name back.</w:t>
       </w:r>
     </w:p>
     <w:p>
@@ -5720,15 +6255,15 @@
         <w:keepNext/>
       </w:pPr>
       <w:r>
-        <w:t>Get-Content inventory.txt</w:t>
-      </w:r>
-    </w:p>
-    <w:p>
-      <w:pPr>
-        <w:pStyle w:val="CommandBlock"/>
-      </w:pPr>
-      <w:r>
-        <w:t>Rename-Item inventory.txt inventory.tmp</w:t>
+        <w:t>Get-Content .\csharp\inventory.txt</w:t>
+      </w:r>
+    </w:p>
+    <w:p>
+      <w:pPr>
+        <w:pStyle w:val="CommandBlock"/>
+      </w:pPr>
+      <w:r>
+        <w:t>Rename-Item .\csharp\inventory.txt inventory.tmp</w:t>
       </w:r>
     </w:p>
     <w:p>
@@ -5781,15 +6316,15 @@
         <w:keepNext/>
       </w:pPr>
       <w:r>
-        <w:t>cat inventory.txt</w:t>
-      </w:r>
-    </w:p>
-    <w:p>
-      <w:pPr>
-        <w:pStyle w:val="CommandBlock"/>
-      </w:pPr>
-      <w:r>
-        <w:t>mv inventory.txt inventory.tmp</w:t>
+        <w:t>cat ./csharp/inventory.txt</w:t>
+      </w:r>
+    </w:p>
+    <w:p>
+      <w:pPr>
+        <w:pStyle w:val="CommandBlock"/>
+      </w:pPr>
+      <w:r>
+        <w:t>mv ./csharp/inventory.txt ./csharp/inventory.tmp</w:t>
       </w:r>
     </w:p>
     <w:p>
@@ -5824,7 +6359,7 @@
         <w:keepNext/>
       </w:pPr>
       <w:r>
-        <w:t>Renamed: inventory.tmp -&gt; inventory.txt</w:t>
+        <w:t>Renamed: csharp\inventory.tmp -&gt; csharp\inventory.txt</w:t>
       </w:r>
     </w:p>
     <w:p>
@@ -5833,7 +6368,7 @@
         <w:keepNext/>
       </w:pPr>
       <w:r>
-        <w:t>inventory.tmp exists: no</w:t>
+        <w:t>csharp\inventory.tmp exists: no</w:t>
       </w:r>
     </w:p>
     <w:p>
@@ -5841,7 +6376,7 @@
         <w:pStyle w:val="RequiredOutput"/>
       </w:pPr>
       <w:r>
-        <w:t>inventory.txt exists: yes</w:t>
+        <w:t>csharp\inventory.txt exists: yes</w:t>
       </w:r>
     </w:p>
     <w:p>
@@ -5854,7 +6389,7 @@
         <w:pStyle w:val="ListBullet"/>
       </w:pPr>
       <w:r>
-        <w:t>Renamed: inventory.tmp -&gt; inventory.txt is printed after the rename: the arrow points from the source path to the destination path.</w:t>
+        <w:t>The Renamed line is printed after the rename: the arrow points from the source path to the destination path. Both paths start with csharp, the C# folder, and the printed paths have no .\ in front.</w:t>
       </w:r>
     </w:p>
     <w:p>
@@ -5862,7 +6397,7 @@
         <w:pStyle w:val="ListBullet"/>
       </w:pPr>
       <w:r>
-        <w:t>inventory.tmp exists: no proves the old name is gone, and inventory.txt exists: yes proves the new name is there. There is still one file, now under its new name.</w:t>
+        <w:t>The first exists line ends in no: the old name is gone. The second ends in yes: the new name is there. There is still one file, now under its new name.</w:t>
       </w:r>
     </w:p>
     <w:p>
@@ -5870,7 +6405,7 @@
         <w:pStyle w:val="ListBullet"/>
       </w:pPr>
       <w:r>
-        <w:t>Get-Content inventory.txt (cat on Linux or macOS) then prints web-01, db-01, and backup-01, one per line: exactly the three lines you saved in inventory.tmp. Renaming changed the name and nothing else.</w:t>
+        <w:t>Get-Content .\csharp\inventory.txt (cat on Linux or macOS) then prints web-01, db-01, and backup-01, one per line: exactly the three lines inventory.tmp held. Renaming changed the name and nothing else.</w:t>
       </w:r>
     </w:p>
     <w:p>
@@ -5886,7 +6421,7 @@
         <w:pStyle w:val="ListBullet"/>
       </w:pPr>
       <w:r>
-        <w:t>If the program ends with Unhandled exception. System.IO.FileNotFoundException: Could not find file, followed by a full path that ends in inventory.tmp, the source file is missing: check it with Test-Path inventory.tmp, and look for a hidden .txt on the end of its name.</w:t>
+        <w:t>If the program ends with Unhandled exception. System.IO.FileNotFoundException: Could not find file, followed by a full path that ends in inventory.tmp, the source file is missing: check it with Test-Path .\csharp\inventory.tmp, and look for a hidden .txt on the end of its name.</w:t>
       </w:r>
     </w:p>
     <w:p>
@@ -5894,7 +6429,7 @@
         <w:pStyle w:val="ListBullet"/>
       </w:pPr>
       <w:r>
-        <w:t>If the program prints Error: inventory.txt already exists; nothing was renamed, a file named inventory.txt is already in the folder, usually because the Rename-Item line of an earlier block was skipped. The program refused and changed nothing. Run Rename-Item inventory.txt inventory.tmp, then run the program again.</w:t>
+        <w:t>If the program prints an Error line that ends in already exists; nothing was renamed, a file named inventory.txt is already in the .\csharp folder, usually because the Rename-Item line of an earlier block was skipped. The program refused and changed nothing. Run Rename-Item .\csharp\inventory.txt inventory.tmp, then run the program again.</w:t>
       </w:r>
     </w:p>
     <w:p>
@@ -5902,7 +6437,7 @@
         <w:pStyle w:val="ListBullet"/>
       </w:pPr>
       <w:r>
-        <w:t>Run every program from the lesson-3.7 folder. Both paths are relative, so they start from the working directory: a program run from another folder looks for inventory.tmp there instead.</w:t>
+        <w:t>Run every program from the lesson-3.7 folder. Both paths are relative, so they start from the working directory: a program run from another folder looks there for a csharp folder holding inventory.tmp instead.</w:t>
       </w:r>
     </w:p>
     <w:p>
@@ -5964,7 +6499,7 @@
         <w:keepNext/>
       </w:pPr>
       <w:r>
-        <w:t>// System.IO; adds File and IOException.</w:t>
+        <w:t>// System.IO; adds File, Path, and IOException.</w:t>
       </w:r>
     </w:p>
     <w:p>
@@ -6174,31 +6709,31 @@
         <w:pStyle w:val="SourceCode"/>
       </w:pPr>
       <w:r>
-        <w:t xml:space="preserve">        // Remember, both paths are relative: the same directory, two</w:t>
-      </w:r>
-    </w:p>
-    <w:p>
-      <w:pPr>
-        <w:pStyle w:val="SourceCode"/>
-      </w:pPr>
-      <w:r>
-        <w:t xml:space="preserve">        // names.</w:t>
-      </w:r>
-    </w:p>
-    <w:p>
-      <w:pPr>
-        <w:pStyle w:val="SourceCode"/>
-      </w:pPr>
-      <w:r>
-        <w:t xml:space="preserve">        string source = "inventory.tmp";</w:t>
-      </w:r>
-    </w:p>
-    <w:p>
-      <w:pPr>
-        <w:pStyle w:val="SourceCode"/>
-      </w:pPr>
-      <w:r>
-        <w:t xml:space="preserve">        string destination = "inventory.txt";</w:t>
+        <w:t xml:space="preserve">        // Remember, both paths start in the csharp folder: the same</w:t>
+      </w:r>
+    </w:p>
+    <w:p>
+      <w:pPr>
+        <w:pStyle w:val="SourceCode"/>
+      </w:pPr>
+      <w:r>
+        <w:t xml:space="preserve">        // directory, two names, joined with Path.Combine.</w:t>
+      </w:r>
+    </w:p>
+    <w:p>
+      <w:pPr>
+        <w:pStyle w:val="SourceCode"/>
+      </w:pPr>
+      <w:r>
+        <w:t xml:space="preserve">        string source = Path.Combine("csharp", "inventory.tmp");</w:t>
+      </w:r>
+    </w:p>
+    <w:p>
+      <w:pPr>
+        <w:pStyle w:val="SourceCode"/>
+      </w:pPr>
+      <w:r>
+        <w:t xml:space="preserve">        string destination = Path.Combine("csharp", "inventory.txt");</w:t>
       </w:r>
     </w:p>
     <w:p>
@@ -6544,15 +7079,15 @@
         <w:keepNext/>
       </w:pPr>
       <w:r>
-        <w:t>Get-Content inventory.txt</w:t>
-      </w:r>
-    </w:p>
-    <w:p>
-      <w:pPr>
-        <w:pStyle w:val="CommandBlock"/>
-      </w:pPr>
-      <w:r>
-        <w:t>Rename-Item inventory.txt inventory.tmp</w:t>
+        <w:t>Get-Content .\csharp\inventory.txt</w:t>
+      </w:r>
+    </w:p>
+    <w:p>
+      <w:pPr>
+        <w:pStyle w:val="CommandBlock"/>
+      </w:pPr>
+      <w:r>
+        <w:t>Rename-Item .\csharp\inventory.txt inventory.tmp</w:t>
       </w:r>
     </w:p>
     <w:p>
@@ -6601,15 +7136,15 @@
         <w:keepNext/>
       </w:pPr>
       <w:r>
-        <w:t>cat inventory.txt</w:t>
-      </w:r>
-    </w:p>
-    <w:p>
-      <w:pPr>
-        <w:pStyle w:val="CommandBlock"/>
-      </w:pPr>
-      <w:r>
-        <w:t>mv inventory.txt inventory.tmp</w:t>
+        <w:t>cat ./csharp/inventory.txt</w:t>
+      </w:r>
+    </w:p>
+    <w:p>
+      <w:pPr>
+        <w:pStyle w:val="CommandBlock"/>
+      </w:pPr>
+      <w:r>
+        <w:t>mv ./csharp/inventory.txt ./csharp/inventory.tmp</w:t>
       </w:r>
     </w:p>
     <w:p>
@@ -6644,7 +7179,7 @@
         <w:keepNext/>
       </w:pPr>
       <w:r>
-        <w:t>Renamed: inventory.tmp -&gt; inventory.txt</w:t>
+        <w:t>Renamed: csharp\inventory.tmp -&gt; csharp\inventory.txt</w:t>
       </w:r>
     </w:p>
     <w:p>
@@ -6653,7 +7188,7 @@
         <w:keepNext/>
       </w:pPr>
       <w:r>
-        <w:t>inventory.tmp exists: no</w:t>
+        <w:t>csharp\inventory.tmp exists: no</w:t>
       </w:r>
     </w:p>
     <w:p>
@@ -6661,7 +7196,7 @@
         <w:pStyle w:val="RequiredOutput"/>
       </w:pPr>
       <w:r>
-        <w:t>inventory.txt exists: yes</w:t>
+        <w:t>csharp\inventory.txt exists: yes</w:t>
       </w:r>
     </w:p>
     <w:p>
@@ -6682,7 +7217,7 @@
         <w:pStyle w:val="ListBullet"/>
       </w:pPr>
       <w:r>
-        <w:t>Exit code 0 proves the rename succeeded. Get-Content inventory.txt (cat on Linux or macOS) prints the same three server lines you saved, and Rename-Item puts the old name back.</w:t>
+        <w:t>Exit code 0 proves the rename succeeded. Get-Content .\csharp\inventory.txt (cat on Linux or macOS) prints the same three server lines, and Rename-Item puts the old name back.</w:t>
       </w:r>
     </w:p>
     <w:p>
@@ -6698,7 +7233,7 @@
         <w:pStyle w:val="ListBullet"/>
       </w:pPr>
       <w:r>
-        <w:t>Run every program from the lesson-3.7 folder. Both paths are relative, so they start from the working directory: a program run from another folder looks for inventory.tmp there instead.</w:t>
+        <w:t>Run every program from the lesson-3.7 folder. Both paths are relative, so they start from the working directory: a program run from another folder looks there for a csharp folder holding inventory.tmp instead.</w:t>
       </w:r>
     </w:p>
     <w:p>
@@ -6727,21 +7262,21 @@
         <w:keepNext/>
       </w:pPr>
       <w:r>
-        <w:t>Now make the conflict happen on purpose. Set-Content puts one line, my notes, into a new file named inventory.txt: a file that belongs to you, not to the program. The program runs, $LASTEXITCODE shows its exit code, and Get-Content shows both files. Remove-Item then deletes your inventory.txt, as in Lesson 3.6, and Test-Path confirms it is gone.</w:t>
-      </w:r>
-    </w:p>
-    <w:p>
-      <w:pPr>
-        <w:keepNext/>
-      </w:pPr>
-    </w:p>
-    <w:p>
-      <w:pPr>
-        <w:pStyle w:val="CommandBlock"/>
-        <w:keepNext/>
-      </w:pPr>
-      <w:r>
-        <w:t>Set-Content inventory.txt "my notes"</w:t>
+        <w:t>Now make the conflict happen on purpose. Set-Content puts one line, my notes, into a new file named inventory.txt in the .\csharp folder: a file that belongs to you, not to the program. The program runs, $LASTEXITCODE shows its exit code, and Get-Content shows both files. Remove-Item then deletes your inventory.txt, as in Lesson 3.6, and Test-Path confirms it is gone.</w:t>
+      </w:r>
+    </w:p>
+    <w:p>
+      <w:pPr>
+        <w:keepNext/>
+      </w:pPr>
+    </w:p>
+    <w:p>
+      <w:pPr>
+        <w:pStyle w:val="CommandBlock"/>
+        <w:keepNext/>
+      </w:pPr>
+      <w:r>
+        <w:t>Set-Content .\csharp\inventory.txt "my notes"</w:t>
       </w:r>
     </w:p>
     <w:p>
@@ -6768,33 +7303,33 @@
         <w:keepNext/>
       </w:pPr>
       <w:r>
-        <w:t>Get-Content inventory.txt</w:t>
-      </w:r>
-    </w:p>
-    <w:p>
-      <w:pPr>
-        <w:pStyle w:val="CommandBlock"/>
-        <w:keepNext/>
-      </w:pPr>
-      <w:r>
-        <w:t>Get-Content inventory.tmp</w:t>
-      </w:r>
-    </w:p>
-    <w:p>
-      <w:pPr>
-        <w:pStyle w:val="CommandBlock"/>
-        <w:keepNext/>
-      </w:pPr>
-      <w:r>
-        <w:t>Remove-Item inventory.txt</w:t>
-      </w:r>
-    </w:p>
-    <w:p>
-      <w:pPr>
-        <w:pStyle w:val="CommandBlock"/>
-      </w:pPr>
-      <w:r>
-        <w:t>Test-Path inventory.txt</w:t>
+        <w:t>Get-Content .\csharp\inventory.txt</w:t>
+      </w:r>
+    </w:p>
+    <w:p>
+      <w:pPr>
+        <w:pStyle w:val="CommandBlock"/>
+        <w:keepNext/>
+      </w:pPr>
+      <w:r>
+        <w:t>Get-Content .\csharp\inventory.tmp</w:t>
+      </w:r>
+    </w:p>
+    <w:p>
+      <w:pPr>
+        <w:pStyle w:val="CommandBlock"/>
+        <w:keepNext/>
+      </w:pPr>
+      <w:r>
+        <w:t>Remove-Item .\csharp\inventory.txt</w:t>
+      </w:r>
+    </w:p>
+    <w:p>
+      <w:pPr>
+        <w:pStyle w:val="CommandBlock"/>
+      </w:pPr>
+      <w:r>
+        <w:t>Test-Path .\csharp\inventory.txt</w:t>
       </w:r>
     </w:p>
     <w:p>
@@ -6815,21 +7350,21 @@
         <w:keepNext/>
       </w:pPr>
       <w:r>
-        <w:t>echo "my notes" &gt; inventory.txt does the same as Set-Content, rm deletes the file, and ls then answers that there is no such file.</w:t>
-      </w:r>
-    </w:p>
-    <w:p>
-      <w:pPr>
-        <w:keepNext/>
-      </w:pPr>
-    </w:p>
-    <w:p>
-      <w:pPr>
-        <w:pStyle w:val="CommandBlock"/>
-        <w:keepNext/>
-      </w:pPr>
-      <w:r>
-        <w:t>echo "my notes" &gt; inventory.txt</w:t>
+        <w:t>echo "my notes" &gt; ./csharp/inventory.txt does the same as Set-Content, rm deletes the file, and ls then answers that there is no such file.</w:t>
+      </w:r>
+    </w:p>
+    <w:p>
+      <w:pPr>
+        <w:keepNext/>
+      </w:pPr>
+    </w:p>
+    <w:p>
+      <w:pPr>
+        <w:pStyle w:val="CommandBlock"/>
+        <w:keepNext/>
+      </w:pPr>
+      <w:r>
+        <w:t>echo "my notes" &gt; ./csharp/inventory.txt</w:t>
       </w:r>
     </w:p>
     <w:p>
@@ -6856,33 +7391,33 @@
         <w:keepNext/>
       </w:pPr>
       <w:r>
-        <w:t>cat inventory.txt</w:t>
-      </w:r>
-    </w:p>
-    <w:p>
-      <w:pPr>
-        <w:pStyle w:val="CommandBlock"/>
-        <w:keepNext/>
-      </w:pPr>
-      <w:r>
-        <w:t>cat inventory.tmp</w:t>
-      </w:r>
-    </w:p>
-    <w:p>
-      <w:pPr>
-        <w:pStyle w:val="CommandBlock"/>
-        <w:keepNext/>
-      </w:pPr>
-      <w:r>
-        <w:t>rm inventory.txt</w:t>
-      </w:r>
-    </w:p>
-    <w:p>
-      <w:pPr>
-        <w:pStyle w:val="CommandBlock"/>
-      </w:pPr>
-      <w:r>
-        <w:t>ls inventory.txt</w:t>
+        <w:t>cat ./csharp/inventory.txt</w:t>
+      </w:r>
+    </w:p>
+    <w:p>
+      <w:pPr>
+        <w:pStyle w:val="CommandBlock"/>
+        <w:keepNext/>
+      </w:pPr>
+      <w:r>
+        <w:t>cat ./csharp/inventory.tmp</w:t>
+      </w:r>
+    </w:p>
+    <w:p>
+      <w:pPr>
+        <w:pStyle w:val="CommandBlock"/>
+        <w:keepNext/>
+      </w:pPr>
+      <w:r>
+        <w:t>rm ./csharp/inventory.txt</w:t>
+      </w:r>
+    </w:p>
+    <w:p>
+      <w:pPr>
+        <w:pStyle w:val="CommandBlock"/>
+      </w:pPr>
+      <w:r>
+        <w:t>ls ./csharp/inventory.txt</w:t>
       </w:r>
     </w:p>
     <w:p>
@@ -6908,17 +7443,17 @@
         <w:pStyle w:val="RequiredOutput"/>
       </w:pPr>
       <w:r>
-        <w:t>Error: inventory.txt already exists; nothing was renamed</w:t>
-      </w:r>
-    </w:p>
-    <w:p>
-      <w:pPr>
-        <w:keepNext/>
-      </w:pPr>
-    </w:p>
-    <w:p>
-      <w:r>
-        <w:t>Then $LASTEXITCODE prints 1 (echo $? on Linux or macOS). Get-Content inventory.txt still prints my notes: your file was not replaced. Get-Content inventory.tmp still prints the three server lines: nothing was renamed. After Remove-Item, Test-Path prints False, and the folder is back to its starting state.</w:t>
+        <w:t>Error: csharp\inventory.txt already exists; nothing was renamed</w:t>
+      </w:r>
+    </w:p>
+    <w:p>
+      <w:pPr>
+        <w:keepNext/>
+      </w:pPr>
+    </w:p>
+    <w:p>
+      <w:r>
+        <w:t>Then $LASTEXITCODE prints 1 (echo $? on Linux or macOS). Get-Content .\csharp\inventory.txt still prints my notes: your file was not replaced. Get-Content .\csharp\inventory.tmp still prints the three server lines: nothing was renamed. After Remove-Item, Test-Path prints False, and the folder is back to its starting state.</w:t>
       </w:r>
     </w:p>
     <w:p>
@@ -6996,7 +7531,7 @@
     </w:p>
     <w:p>
       <w:r>
-        <w:t>Both versions refuse when the name inventory.txt is taken, rename inventory.tmp to inventory.txt in the same directory, and check both names afterward. The Basic version does it all in Main and trusts the rename itself. The Production-Minded version renames through RenameFile, which the Challenge and the Mini File Explorer reuse, reports every failure the way Lesson 2.11 taught, and prints nothing until the rename has succeeded, so a failure shows one Error line and exit code 1.</w:t>
+        <w:t>Both versions refuse when the name inventory.txt is taken, rename inventory.tmp to inventory.txt in the same directory, the .\csharp folder, and check both names afterward. The Basic version does it all in Main and trusts the rename itself. The Production-Minded version renames through RenameFile, which the Challenge and the Mini File Explorer reuse, reports every failure the way Lesson 2.11 taught, and prints nothing until the rename has succeeded, so a failure shows one Error line and exit code 1.</w:t>
       </w:r>
     </w:p>
     <w:p>
@@ -7092,15 +7627,15 @@
         <w:pStyle w:val="SourceCode"/>
       </w:pPr>
       <w:r>
-        <w:t>// Remember, import brings in ready-made packages: fmt prints, and os holds</w:t>
-      </w:r>
-    </w:p>
-    <w:p>
-      <w:pPr>
-        <w:pStyle w:val="SourceCode"/>
-      </w:pPr>
-      <w:r>
-        <w:t>// Go's tools for files.</w:t>
+        <w:t>// Remember, import brings in ready-made packages: fmt prints, os holds</w:t>
+      </w:r>
+    </w:p>
+    <w:p>
+      <w:pPr>
+        <w:pStyle w:val="SourceCode"/>
+      </w:pPr>
+      <w:r>
+        <w:t>// Go's tools for files, and path/filepath joins paths.</w:t>
       </w:r>
     </w:p>
     <w:p>
@@ -7132,6 +7667,14 @@
         <w:pStyle w:val="SourceCode"/>
       </w:pPr>
       <w:r>
+        <w:t xml:space="preserve">    "path/filepath"</w:t>
+      </w:r>
+    </w:p>
+    <w:p>
+      <w:pPr>
+        <w:pStyle w:val="SourceCode"/>
+      </w:pPr>
+      <w:r>
         <w:t>)</w:t>
       </w:r>
     </w:p>
@@ -7169,39 +7712,55 @@
         <w:pStyle w:val="SourceCode"/>
       </w:pPr>
       <w:r>
-        <w:t xml:space="preserve">    // now; the destination path is the new name it will have. Both are</w:t>
-      </w:r>
-    </w:p>
-    <w:p>
-      <w:pPr>
-        <w:pStyle w:val="SourceCode"/>
-      </w:pPr>
-      <w:r>
-        <w:t xml:space="preserve">    // relative, so both name a file in the working directory: the file</w:t>
-      </w:r>
-    </w:p>
-    <w:p>
-      <w:pPr>
-        <w:pStyle w:val="SourceCode"/>
-      </w:pPr>
-      <w:r>
-        <w:t xml:space="preserve">    // stays in the same directory, and only its name changes.</w:t>
-      </w:r>
-    </w:p>
-    <w:p>
-      <w:pPr>
-        <w:pStyle w:val="SourceCode"/>
-      </w:pPr>
-      <w:r>
-        <w:t xml:space="preserve">    var source string = "inventory.tmp"</w:t>
-      </w:r>
-    </w:p>
-    <w:p>
-      <w:pPr>
-        <w:pStyle w:val="SourceCode"/>
-      </w:pPr>
-      <w:r>
-        <w:t xml:space="preserve">    var destination string = "inventory.txt"</w:t>
+        <w:t xml:space="preserve">    // now; the destination path is the new name it will have. Both start</w:t>
+      </w:r>
+    </w:p>
+    <w:p>
+      <w:pPr>
+        <w:pStyle w:val="SourceCode"/>
+      </w:pPr>
+      <w:r>
+        <w:t xml:space="preserve">    // in the go folder, so the Go programs rename only their own file: the</w:t>
+      </w:r>
+    </w:p>
+    <w:p>
+      <w:pPr>
+        <w:pStyle w:val="SourceCode"/>
+      </w:pPr>
+      <w:r>
+        <w:t xml:space="preserve">    // file stays in the same directory, and only its name changes.</w:t>
+      </w:r>
+    </w:p>
+    <w:p>
+      <w:pPr>
+        <w:pStyle w:val="SourceCode"/>
+      </w:pPr>
+      <w:r>
+        <w:t xml:space="preserve">    // Remember, join builds the path with the right separator; in Go that</w:t>
+      </w:r>
+    </w:p>
+    <w:p>
+      <w:pPr>
+        <w:pStyle w:val="SourceCode"/>
+      </w:pPr>
+      <w:r>
+        <w:t xml:space="preserve">    // is filepath.Join.</w:t>
+      </w:r>
+    </w:p>
+    <w:p>
+      <w:pPr>
+        <w:pStyle w:val="SourceCode"/>
+      </w:pPr>
+      <w:r>
+        <w:t xml:space="preserve">    var source string = filepath.Join("go", "inventory.tmp")</w:t>
+      </w:r>
+    </w:p>
+    <w:p>
+      <w:pPr>
+        <w:pStyle w:val="SourceCode"/>
+      </w:pPr>
+      <w:r>
+        <w:t xml:space="preserve">    var destination string = filepath.Join("go", "inventory.txt")</w:t>
       </w:r>
     </w:p>
     <w:p>
@@ -7511,7 +8070,7 @@
         <w:keepNext/>
       </w:pPr>
       <w:r>
-        <w:t>Run the program once from the lesson-3.7 folder, look inside the renamed file, and then give it its old name back.</w:t>
+        <w:t>Run the program once from the lesson-3.7 folder: it renames the inventory.tmp in the .\go folder. Then look inside the renamed file, and give it its old name back.</w:t>
       </w:r>
     </w:p>
     <w:p>
@@ -7543,15 +8102,15 @@
         <w:keepNext/>
       </w:pPr>
       <w:r>
-        <w:t>Get-Content inventory.txt</w:t>
-      </w:r>
-    </w:p>
-    <w:p>
-      <w:pPr>
-        <w:pStyle w:val="CommandBlock"/>
-      </w:pPr>
-      <w:r>
-        <w:t>Rename-Item inventory.txt inventory.tmp</w:t>
+        <w:t>Get-Content .\go\inventory.txt</w:t>
+      </w:r>
+    </w:p>
+    <w:p>
+      <w:pPr>
+        <w:pStyle w:val="CommandBlock"/>
+      </w:pPr>
+      <w:r>
+        <w:t>Rename-Item .\go\inventory.txt inventory.tmp</w:t>
       </w:r>
     </w:p>
     <w:p>
@@ -7604,15 +8163,15 @@
         <w:keepNext/>
       </w:pPr>
       <w:r>
-        <w:t>cat inventory.txt</w:t>
-      </w:r>
-    </w:p>
-    <w:p>
-      <w:pPr>
-        <w:pStyle w:val="CommandBlock"/>
-      </w:pPr>
-      <w:r>
-        <w:t>mv inventory.txt inventory.tmp</w:t>
+        <w:t>cat ./go/inventory.txt</w:t>
+      </w:r>
+    </w:p>
+    <w:p>
+      <w:pPr>
+        <w:pStyle w:val="CommandBlock"/>
+      </w:pPr>
+      <w:r>
+        <w:t>mv ./go/inventory.txt ./go/inventory.tmp</w:t>
       </w:r>
     </w:p>
     <w:p>
@@ -7647,7 +8206,7 @@
         <w:keepNext/>
       </w:pPr>
       <w:r>
-        <w:t>Renamed: inventory.tmp -&gt; inventory.txt</w:t>
+        <w:t>Renamed: go\inventory.tmp -&gt; go\inventory.txt</w:t>
       </w:r>
     </w:p>
     <w:p>
@@ -7656,7 +8215,7 @@
         <w:keepNext/>
       </w:pPr>
       <w:r>
-        <w:t>inventory.tmp exists: no</w:t>
+        <w:t>go\inventory.tmp exists: no</w:t>
       </w:r>
     </w:p>
     <w:p>
@@ -7664,7 +8223,7 @@
         <w:pStyle w:val="RequiredOutput"/>
       </w:pPr>
       <w:r>
-        <w:t>inventory.txt exists: yes</w:t>
+        <w:t>go\inventory.txt exists: yes</w:t>
       </w:r>
     </w:p>
     <w:p>
@@ -7677,7 +8236,7 @@
         <w:pStyle w:val="ListBullet"/>
       </w:pPr>
       <w:r>
-        <w:t>Renamed: inventory.tmp -&gt; inventory.txt is printed after the rename: the arrow points from the source path to the destination path.</w:t>
+        <w:t>The Renamed line is printed after the rename: the arrow points from the source path to the destination path. Both paths start with go, the Go folder, and the printed paths have no .\ in front.</w:t>
       </w:r>
     </w:p>
     <w:p>
@@ -7685,7 +8244,7 @@
         <w:pStyle w:val="ListBullet"/>
       </w:pPr>
       <w:r>
-        <w:t>inventory.tmp exists: no proves the old name is gone, and inventory.txt exists: yes proves the new name is there. There is still one file, now under its new name.</w:t>
+        <w:t>The first exists line ends in no: the old name is gone. The second ends in yes: the new name is there. There is still one file, now under its new name.</w:t>
       </w:r>
     </w:p>
     <w:p>
@@ -7693,7 +8252,7 @@
         <w:pStyle w:val="ListBullet"/>
       </w:pPr>
       <w:r>
-        <w:t>Get-Content inventory.txt (cat on Linux or macOS) then prints web-01, db-01, and backup-01, one per line: exactly the three lines you saved in inventory.tmp. Renaming changed the name and nothing else.</w:t>
+        <w:t>Get-Content .\go\inventory.txt (cat on Linux or macOS) then prints web-01, db-01, and backup-01, one per line: exactly the three lines inventory.tmp held. Renaming changed the name and nothing else.</w:t>
       </w:r>
     </w:p>
     <w:p>
@@ -7709,7 +8268,7 @@
         <w:pStyle w:val="ListBullet"/>
       </w:pPr>
       <w:r>
-        <w:t>If the last line reads inventory.txt exists: no, os.Rename failed and this Basic version ignored its error value, usually because inventory.tmp is missing: check it with Test-Path inventory.tmp, and look for a hidden .txt on the end of its name.</w:t>
+        <w:t>If the last line ends in exists: no, os.Rename failed and this Basic version ignored its error value, usually because inventory.tmp is missing: check it with Test-Path .\go\inventory.tmp, and look for a hidden .txt on the end of its name.</w:t>
       </w:r>
     </w:p>
     <w:p>
@@ -7717,7 +8276,7 @@
         <w:pStyle w:val="ListBullet"/>
       </w:pPr>
       <w:r>
-        <w:t>If the program prints Error: inventory.txt already exists; nothing was renamed, a file named inventory.txt is already in the folder, usually because the Rename-Item line of an earlier block was skipped. The program refused and changed nothing. Run Rename-Item inventory.txt inventory.tmp, then run the program again.</w:t>
+        <w:t>If the program prints an Error line that ends in already exists; nothing was renamed, a file named inventory.txt is already in the .\go folder, usually because the Rename-Item line of an earlier block was skipped. The program refused and changed nothing. Run Rename-Item .\go\inventory.txt inventory.tmp, then run the program again.</w:t>
       </w:r>
     </w:p>
     <w:p>
@@ -7725,7 +8284,7 @@
         <w:pStyle w:val="ListBullet"/>
       </w:pPr>
       <w:r>
-        <w:t>Run every program from the lesson-3.7 folder. Both paths are relative, so they start from the working directory: a program run from another folder looks for inventory.tmp there instead.</w:t>
+        <w:t>Run every program from the lesson-3.7 folder. Both paths are relative, so they start from the working directory: a program run from another folder looks there for a go folder holding inventory.tmp instead.</w:t>
       </w:r>
     </w:p>
     <w:p>
@@ -7801,7 +8360,7 @@
         <w:pStyle w:val="SourceCode"/>
       </w:pPr>
       <w:r>
-        <w:t>// values, and os holds Go's tools for files.</w:t>
+        <w:t>// values, os holds Go's tools for files, and path/filepath joins paths.</w:t>
       </w:r>
     </w:p>
     <w:p>
@@ -7841,6 +8400,14 @@
         <w:pStyle w:val="SourceCode"/>
       </w:pPr>
       <w:r>
+        <w:t xml:space="preserve">    "path/filepath"</w:t>
+      </w:r>
+    </w:p>
+    <w:p>
+      <w:pPr>
+        <w:pStyle w:val="SourceCode"/>
+      </w:pPr>
+      <w:r>
         <w:t>)</w:t>
       </w:r>
     </w:p>
@@ -8024,23 +8591,31 @@
         <w:pStyle w:val="SourceCode"/>
       </w:pPr>
       <w:r>
-        <w:t xml:space="preserve">    // Remember, both paths are relative: the same directory, two names.</w:t>
-      </w:r>
-    </w:p>
-    <w:p>
-      <w:pPr>
-        <w:pStyle w:val="SourceCode"/>
-      </w:pPr>
-      <w:r>
-        <w:t xml:space="preserve">    var source string = "inventory.tmp"</w:t>
-      </w:r>
-    </w:p>
-    <w:p>
-      <w:pPr>
-        <w:pStyle w:val="SourceCode"/>
-      </w:pPr>
-      <w:r>
-        <w:t xml:space="preserve">    var destination string = "inventory.txt"</w:t>
+        <w:t xml:space="preserve">    // Remember, both paths start in the go folder: the same directory, two</w:t>
+      </w:r>
+    </w:p>
+    <w:p>
+      <w:pPr>
+        <w:pStyle w:val="SourceCode"/>
+      </w:pPr>
+      <w:r>
+        <w:t xml:space="preserve">    // names, joined with filepath.Join.</w:t>
+      </w:r>
+    </w:p>
+    <w:p>
+      <w:pPr>
+        <w:pStyle w:val="SourceCode"/>
+      </w:pPr>
+      <w:r>
+        <w:t xml:space="preserve">    var source string = filepath.Join("go", "inventory.tmp")</w:t>
+      </w:r>
+    </w:p>
+    <w:p>
+      <w:pPr>
+        <w:pStyle w:val="SourceCode"/>
+      </w:pPr>
+      <w:r>
+        <w:t xml:space="preserve">    var destination string = filepath.Join("go", "inventory.txt")</w:t>
       </w:r>
     </w:p>
     <w:p>
@@ -8298,15 +8873,15 @@
         <w:keepNext/>
       </w:pPr>
       <w:r>
-        <w:t>Get-Content inventory.txt</w:t>
-      </w:r>
-    </w:p>
-    <w:p>
-      <w:pPr>
-        <w:pStyle w:val="CommandBlock"/>
-      </w:pPr>
-      <w:r>
-        <w:t>Rename-Item inventory.txt inventory.tmp</w:t>
+        <w:t>Get-Content .\go\inventory.txt</w:t>
+      </w:r>
+    </w:p>
+    <w:p>
+      <w:pPr>
+        <w:pStyle w:val="CommandBlock"/>
+      </w:pPr>
+      <w:r>
+        <w:t>Rename-Item .\go\inventory.txt inventory.tmp</w:t>
       </w:r>
     </w:p>
     <w:p>
@@ -8355,15 +8930,15 @@
         <w:keepNext/>
       </w:pPr>
       <w:r>
-        <w:t>cat inventory.txt</w:t>
-      </w:r>
-    </w:p>
-    <w:p>
-      <w:pPr>
-        <w:pStyle w:val="CommandBlock"/>
-      </w:pPr>
-      <w:r>
-        <w:t>mv inventory.txt inventory.tmp</w:t>
+        <w:t>cat ./go/inventory.txt</w:t>
+      </w:r>
+    </w:p>
+    <w:p>
+      <w:pPr>
+        <w:pStyle w:val="CommandBlock"/>
+      </w:pPr>
+      <w:r>
+        <w:t>mv ./go/inventory.txt ./go/inventory.tmp</w:t>
       </w:r>
     </w:p>
     <w:p>
@@ -8398,7 +8973,7 @@
         <w:keepNext/>
       </w:pPr>
       <w:r>
-        <w:t>Renamed: inventory.tmp -&gt; inventory.txt</w:t>
+        <w:t>Renamed: go\inventory.tmp -&gt; go\inventory.txt</w:t>
       </w:r>
     </w:p>
     <w:p>
@@ -8407,7 +8982,7 @@
         <w:keepNext/>
       </w:pPr>
       <w:r>
-        <w:t>inventory.tmp exists: no</w:t>
+        <w:t>go\inventory.tmp exists: no</w:t>
       </w:r>
     </w:p>
     <w:p>
@@ -8415,7 +8990,7 @@
         <w:pStyle w:val="RequiredOutput"/>
       </w:pPr>
       <w:r>
-        <w:t>inventory.txt exists: yes</w:t>
+        <w:t>go\inventory.txt exists: yes</w:t>
       </w:r>
     </w:p>
     <w:p>
@@ -8436,7 +9011,7 @@
         <w:pStyle w:val="ListBullet"/>
       </w:pPr>
       <w:r>
-        <w:t>Exit code 0 proves the rename succeeded. Get-Content inventory.txt (cat on Linux or macOS) prints the same three server lines you saved, and Rename-Item puts the old name back.</w:t>
+        <w:t>Exit code 0 proves the rename succeeded. Get-Content .\go\inventory.txt (cat on Linux or macOS) prints the same three server lines, and Rename-Item puts the old name back.</w:t>
       </w:r>
     </w:p>
     <w:p>
@@ -8452,7 +9027,7 @@
         <w:pStyle w:val="ListBullet"/>
       </w:pPr>
       <w:r>
-        <w:t>Run every program from the lesson-3.7 folder. Both paths are relative, so they start from the working directory: a program run from another folder looks for inventory.tmp there instead.</w:t>
+        <w:t>Run every program from the lesson-3.7 folder. Both paths are relative, so they start from the working directory: a program run from another folder looks there for a go folder holding inventory.tmp instead.</w:t>
       </w:r>
     </w:p>
     <w:p>
@@ -8481,21 +9056,21 @@
         <w:keepNext/>
       </w:pPr>
       <w:r>
-        <w:t>Now make the conflict happen on purpose. Set-Content puts one line, my notes, into a new file named inventory.txt: a file that belongs to you, not to the program. The program runs, $LASTEXITCODE shows its exit code, and Get-Content shows both files. Remove-Item then deletes your inventory.txt, as in Lesson 3.6, and Test-Path confirms it is gone.</w:t>
-      </w:r>
-    </w:p>
-    <w:p>
-      <w:pPr>
-        <w:keepNext/>
-      </w:pPr>
-    </w:p>
-    <w:p>
-      <w:pPr>
-        <w:pStyle w:val="CommandBlock"/>
-        <w:keepNext/>
-      </w:pPr>
-      <w:r>
-        <w:t>Set-Content inventory.txt "my notes"</w:t>
+        <w:t>Now make the conflict happen on purpose. Set-Content puts one line, my notes, into a new file named inventory.txt in the .\go folder: a file that belongs to you, not to the program. The program runs, $LASTEXITCODE shows its exit code, and Get-Content shows both files. Remove-Item then deletes your inventory.txt, as in Lesson 3.6, and Test-Path confirms it is gone.</w:t>
+      </w:r>
+    </w:p>
+    <w:p>
+      <w:pPr>
+        <w:keepNext/>
+      </w:pPr>
+    </w:p>
+    <w:p>
+      <w:pPr>
+        <w:pStyle w:val="CommandBlock"/>
+        <w:keepNext/>
+      </w:pPr>
+      <w:r>
+        <w:t>Set-Content .\go\inventory.txt "my notes"</w:t>
       </w:r>
     </w:p>
     <w:p>
@@ -8522,33 +9097,33 @@
         <w:keepNext/>
       </w:pPr>
       <w:r>
-        <w:t>Get-Content inventory.txt</w:t>
-      </w:r>
-    </w:p>
-    <w:p>
-      <w:pPr>
-        <w:pStyle w:val="CommandBlock"/>
-        <w:keepNext/>
-      </w:pPr>
-      <w:r>
-        <w:t>Get-Content inventory.tmp</w:t>
-      </w:r>
-    </w:p>
-    <w:p>
-      <w:pPr>
-        <w:pStyle w:val="CommandBlock"/>
-        <w:keepNext/>
-      </w:pPr>
-      <w:r>
-        <w:t>Remove-Item inventory.txt</w:t>
-      </w:r>
-    </w:p>
-    <w:p>
-      <w:pPr>
-        <w:pStyle w:val="CommandBlock"/>
-      </w:pPr>
-      <w:r>
-        <w:t>Test-Path inventory.txt</w:t>
+        <w:t>Get-Content .\go\inventory.txt</w:t>
+      </w:r>
+    </w:p>
+    <w:p>
+      <w:pPr>
+        <w:pStyle w:val="CommandBlock"/>
+        <w:keepNext/>
+      </w:pPr>
+      <w:r>
+        <w:t>Get-Content .\go\inventory.tmp</w:t>
+      </w:r>
+    </w:p>
+    <w:p>
+      <w:pPr>
+        <w:pStyle w:val="CommandBlock"/>
+        <w:keepNext/>
+      </w:pPr>
+      <w:r>
+        <w:t>Remove-Item .\go\inventory.txt</w:t>
+      </w:r>
+    </w:p>
+    <w:p>
+      <w:pPr>
+        <w:pStyle w:val="CommandBlock"/>
+      </w:pPr>
+      <w:r>
+        <w:t>Test-Path .\go\inventory.txt</w:t>
       </w:r>
     </w:p>
     <w:p>
@@ -8569,21 +9144,21 @@
         <w:keepNext/>
       </w:pPr>
       <w:r>
-        <w:t>echo "my notes" &gt; inventory.txt does the same as Set-Content, rm deletes the file, and ls then answers that there is no such file.</w:t>
-      </w:r>
-    </w:p>
-    <w:p>
-      <w:pPr>
-        <w:keepNext/>
-      </w:pPr>
-    </w:p>
-    <w:p>
-      <w:pPr>
-        <w:pStyle w:val="CommandBlock"/>
-        <w:keepNext/>
-      </w:pPr>
-      <w:r>
-        <w:t>echo "my notes" &gt; inventory.txt</w:t>
+        <w:t>echo "my notes" &gt; ./go/inventory.txt does the same as Set-Content, rm deletes the file, and ls then answers that there is no such file.</w:t>
+      </w:r>
+    </w:p>
+    <w:p>
+      <w:pPr>
+        <w:keepNext/>
+      </w:pPr>
+    </w:p>
+    <w:p>
+      <w:pPr>
+        <w:pStyle w:val="CommandBlock"/>
+        <w:keepNext/>
+      </w:pPr>
+      <w:r>
+        <w:t>echo "my notes" &gt; ./go/inventory.txt</w:t>
       </w:r>
     </w:p>
     <w:p>
@@ -8610,33 +9185,33 @@
         <w:keepNext/>
       </w:pPr>
       <w:r>
-        <w:t>cat inventory.txt</w:t>
-      </w:r>
-    </w:p>
-    <w:p>
-      <w:pPr>
-        <w:pStyle w:val="CommandBlock"/>
-        <w:keepNext/>
-      </w:pPr>
-      <w:r>
-        <w:t>cat inventory.tmp</w:t>
-      </w:r>
-    </w:p>
-    <w:p>
-      <w:pPr>
-        <w:pStyle w:val="CommandBlock"/>
-        <w:keepNext/>
-      </w:pPr>
-      <w:r>
-        <w:t>rm inventory.txt</w:t>
-      </w:r>
-    </w:p>
-    <w:p>
-      <w:pPr>
-        <w:pStyle w:val="CommandBlock"/>
-      </w:pPr>
-      <w:r>
-        <w:t>ls inventory.txt</w:t>
+        <w:t>cat ./go/inventory.txt</w:t>
+      </w:r>
+    </w:p>
+    <w:p>
+      <w:pPr>
+        <w:pStyle w:val="CommandBlock"/>
+        <w:keepNext/>
+      </w:pPr>
+      <w:r>
+        <w:t>cat ./go/inventory.tmp</w:t>
+      </w:r>
+    </w:p>
+    <w:p>
+      <w:pPr>
+        <w:pStyle w:val="CommandBlock"/>
+        <w:keepNext/>
+      </w:pPr>
+      <w:r>
+        <w:t>rm ./go/inventory.txt</w:t>
+      </w:r>
+    </w:p>
+    <w:p>
+      <w:pPr>
+        <w:pStyle w:val="CommandBlock"/>
+      </w:pPr>
+      <w:r>
+        <w:t>ls ./go/inventory.txt</w:t>
       </w:r>
     </w:p>
     <w:p>
@@ -8662,17 +9237,17 @@
         <w:pStyle w:val="RequiredOutput"/>
       </w:pPr>
       <w:r>
-        <w:t>Error: inventory.txt already exists; nothing was renamed</w:t>
-      </w:r>
-    </w:p>
-    <w:p>
-      <w:pPr>
-        <w:keepNext/>
-      </w:pPr>
-    </w:p>
-    <w:p>
-      <w:r>
-        <w:t>Then $LASTEXITCODE prints 1 (echo $? on Linux or macOS). Get-Content inventory.txt still prints my notes: your file was not replaced. Get-Content inventory.tmp still prints the three server lines: nothing was renamed. After Remove-Item, Test-Path prints False, and the folder is back to its starting state.</w:t>
+        <w:t>Error: go\inventory.txt already exists; nothing was renamed</w:t>
+      </w:r>
+    </w:p>
+    <w:p>
+      <w:pPr>
+        <w:keepNext/>
+      </w:pPr>
+    </w:p>
+    <w:p>
+      <w:r>
+        <w:t>Then $LASTEXITCODE prints 1 (echo $? on Linux or macOS). Get-Content .\go\inventory.txt still prints my notes: your file was not replaced. Get-Content .\go\inventory.tmp still prints the three server lines: nothing was renamed. After Remove-Item, Test-Path prints False, and the folder is back to its starting state.</w:t>
       </w:r>
     </w:p>
     <w:p>
@@ -8742,7 +9317,7 @@
     </w:p>
     <w:p>
       <w:r>
-        <w:t>Both versions refuse when the name inventory.txt is taken, rename inventory.tmp to inventory.txt in the same directory, and check both names afterward. The Basic version does it all in main and trusts the rename itself. The Production-Minded version renames through renameFile, which the Challenge and the Mini File Explorer reuse, reports every failure the way Lesson 2.11 taught, and prints nothing until the rename has succeeded, so a failure shows one Error line and exit code 1.</w:t>
+        <w:t>Both versions refuse when the name inventory.txt is taken, rename inventory.tmp to inventory.txt in the same directory, the .\go folder, and check both names afterward. The Basic version does it all in main and trusts the rename itself. The Production-Minded version renames through renameFile, which the Challenge and the Mini File Explorer reuse, reports every failure the way Lesson 2.11 taught, and prints nothing until the rename has succeeded, so a failure shows one Error line and exit code 1.</w:t>
       </w:r>
     </w:p>
     <w:p>
@@ -8824,7 +9399,7 @@
         <w:keepNext/>
       </w:pPr>
       <w:r>
-        <w:t># os.path.exists and os.rename, the function that renames a file.</w:t>
+        <w:t># os.path.join, os.path.exists, and os.rename, which renames a file.</w:t>
       </w:r>
     </w:p>
     <w:p>
@@ -8882,39 +9457,55 @@
         <w:pStyle w:val="SourceCode"/>
       </w:pPr>
       <w:r>
-        <w:t xml:space="preserve">    # now; the destination path is the new name it will have. Both are</w:t>
-      </w:r>
-    </w:p>
-    <w:p>
-      <w:pPr>
-        <w:pStyle w:val="SourceCode"/>
-      </w:pPr>
-      <w:r>
-        <w:t xml:space="preserve">    # relative, so both name a file in the working directory: the file</w:t>
-      </w:r>
-    </w:p>
-    <w:p>
-      <w:pPr>
-        <w:pStyle w:val="SourceCode"/>
-      </w:pPr>
-      <w:r>
-        <w:t xml:space="preserve">    # stays in the same directory, and only its name changes.</w:t>
-      </w:r>
-    </w:p>
-    <w:p>
-      <w:pPr>
-        <w:pStyle w:val="SourceCode"/>
-      </w:pPr>
-      <w:r>
-        <w:t xml:space="preserve">    source = "inventory.tmp"</w:t>
-      </w:r>
-    </w:p>
-    <w:p>
-      <w:pPr>
-        <w:pStyle w:val="SourceCode"/>
-      </w:pPr>
-      <w:r>
-        <w:t xml:space="preserve">    destination = "inventory.txt"</w:t>
+        <w:t xml:space="preserve">    # now; the destination path is the new name it will have. Both start</w:t>
+      </w:r>
+    </w:p>
+    <w:p>
+      <w:pPr>
+        <w:pStyle w:val="SourceCode"/>
+      </w:pPr>
+      <w:r>
+        <w:t xml:space="preserve">    # in the python folder, so the Python programs rename only their own</w:t>
+      </w:r>
+    </w:p>
+    <w:p>
+      <w:pPr>
+        <w:pStyle w:val="SourceCode"/>
+      </w:pPr>
+      <w:r>
+        <w:t xml:space="preserve">    # file: the file stays in the same directory, and only its name</w:t>
+      </w:r>
+    </w:p>
+    <w:p>
+      <w:pPr>
+        <w:pStyle w:val="SourceCode"/>
+      </w:pPr>
+      <w:r>
+        <w:t xml:space="preserve">    # changes. Remember, join builds the path with the right separator; in</w:t>
+      </w:r>
+    </w:p>
+    <w:p>
+      <w:pPr>
+        <w:pStyle w:val="SourceCode"/>
+      </w:pPr>
+      <w:r>
+        <w:t xml:space="preserve">    # Python that is os.path.join.</w:t>
+      </w:r>
+    </w:p>
+    <w:p>
+      <w:pPr>
+        <w:pStyle w:val="SourceCode"/>
+      </w:pPr>
+      <w:r>
+        <w:t xml:space="preserve">    source = os.path.join("python", "inventory.tmp")</w:t>
+      </w:r>
+    </w:p>
+    <w:p>
+      <w:pPr>
+        <w:pStyle w:val="SourceCode"/>
+      </w:pPr>
+      <w:r>
+        <w:t xml:space="preserve">    destination = os.path.join("python", "inventory.txt")</w:t>
       </w:r>
     </w:p>
     <w:p>
@@ -9202,7 +9793,7 @@
         <w:keepNext/>
       </w:pPr>
       <w:r>
-        <w:t>Run the program once from the lesson-3.7 folder, look inside the renamed file, and then give it its old name back. Python has no build step.</w:t>
+        <w:t>Run the program once from the lesson-3.7 folder: it renames the inventory.tmp in the .\python folder. Then look inside the renamed file, and give it its old name back. Python has no build step.</w:t>
       </w:r>
     </w:p>
     <w:p>
@@ -9225,15 +9816,15 @@
         <w:keepNext/>
       </w:pPr>
       <w:r>
-        <w:t>Get-Content inventory.txt</w:t>
-      </w:r>
-    </w:p>
-    <w:p>
-      <w:pPr>
-        <w:pStyle w:val="CommandBlock"/>
-      </w:pPr>
-      <w:r>
-        <w:t>Rename-Item inventory.txt inventory.tmp</w:t>
+        <w:t>Get-Content .\python\inventory.txt</w:t>
+      </w:r>
+    </w:p>
+    <w:p>
+      <w:pPr>
+        <w:pStyle w:val="CommandBlock"/>
+      </w:pPr>
+      <w:r>
+        <w:t>Rename-Item .\python\inventory.txt inventory.tmp</w:t>
       </w:r>
     </w:p>
     <w:p>
@@ -9277,15 +9868,15 @@
         <w:keepNext/>
       </w:pPr>
       <w:r>
-        <w:t>cat inventory.txt</w:t>
-      </w:r>
-    </w:p>
-    <w:p>
-      <w:pPr>
-        <w:pStyle w:val="CommandBlock"/>
-      </w:pPr>
-      <w:r>
-        <w:t>mv inventory.txt inventory.tmp</w:t>
+        <w:t>cat ./python/inventory.txt</w:t>
+      </w:r>
+    </w:p>
+    <w:p>
+      <w:pPr>
+        <w:pStyle w:val="CommandBlock"/>
+      </w:pPr>
+      <w:r>
+        <w:t>mv ./python/inventory.txt ./python/inventory.tmp</w:t>
       </w:r>
     </w:p>
     <w:p>
@@ -9320,7 +9911,7 @@
         <w:keepNext/>
       </w:pPr>
       <w:r>
-        <w:t>Renamed: inventory.tmp -&gt; inventory.txt</w:t>
+        <w:t>Renamed: python\inventory.tmp -&gt; python\inventory.txt</w:t>
       </w:r>
     </w:p>
     <w:p>
@@ -9329,7 +9920,7 @@
         <w:keepNext/>
       </w:pPr>
       <w:r>
-        <w:t>inventory.tmp exists: no</w:t>
+        <w:t>python\inventory.tmp exists: no</w:t>
       </w:r>
     </w:p>
     <w:p>
@@ -9337,7 +9928,7 @@
         <w:pStyle w:val="RequiredOutput"/>
       </w:pPr>
       <w:r>
-        <w:t>inventory.txt exists: yes</w:t>
+        <w:t>python\inventory.txt exists: yes</w:t>
       </w:r>
     </w:p>
     <w:p>
@@ -9350,7 +9941,7 @@
         <w:pStyle w:val="ListBullet"/>
       </w:pPr>
       <w:r>
-        <w:t>Renamed: inventory.tmp -&gt; inventory.txt is printed after the rename: the arrow points from the source path to the destination path.</w:t>
+        <w:t>The Renamed line is printed after the rename: the arrow points from the source path to the destination path. Both paths start with python, the Python folder, and the printed paths have no .\ in front.</w:t>
       </w:r>
     </w:p>
     <w:p>
@@ -9358,7 +9949,7 @@
         <w:pStyle w:val="ListBullet"/>
       </w:pPr>
       <w:r>
-        <w:t>inventory.tmp exists: no proves the old name is gone, and inventory.txt exists: yes proves the new name is there. There is still one file, now under its new name.</w:t>
+        <w:t>The first exists line ends in no: the old name is gone. The second ends in yes: the new name is there. There is still one file, now under its new name.</w:t>
       </w:r>
     </w:p>
     <w:p>
@@ -9366,7 +9957,7 @@
         <w:pStyle w:val="ListBullet"/>
       </w:pPr>
       <w:r>
-        <w:t>Get-Content inventory.txt (cat on Linux or macOS) then prints web-01, db-01, and backup-01, one per line: exactly the three lines you saved in inventory.tmp. Renaming changed the name and nothing else.</w:t>
+        <w:t>Get-Content .\python\inventory.txt (cat on Linux or macOS) then prints web-01, db-01, and backup-01, one per line: exactly the three lines inventory.tmp held. Renaming changed the name and nothing else.</w:t>
       </w:r>
     </w:p>
     <w:p>
@@ -9382,7 +9973,7 @@
         <w:pStyle w:val="ListBullet"/>
       </w:pPr>
       <w:r>
-        <w:t>If the program stops with FileNotFoundError: [WinError 2] The system cannot find the file specified: 'inventory.tmp' -&gt; 'inventory.txt', the source file is missing: check it with Test-Path inventory.tmp, and look for a hidden .txt on the end of its name.</w:t>
+        <w:t>If the program stops with FileNotFoundError: [WinError 2] The system cannot find the file specified, followed by the two paths, the source file is missing: check it with Test-Path .\python\inventory.tmp, and look for a hidden .txt on the end of its name.</w:t>
       </w:r>
     </w:p>
     <w:p>
@@ -9390,7 +9981,7 @@
         <w:pStyle w:val="ListBullet"/>
       </w:pPr>
       <w:r>
-        <w:t>If the program prints Error: inventory.txt already exists; nothing was renamed, a file named inventory.txt is already in the folder, usually because the Rename-Item line of an earlier block was skipped. The program refused and changed nothing. Run Rename-Item inventory.txt inventory.tmp, then run the program again.</w:t>
+        <w:t>If the program prints an Error line that ends in already exists; nothing was renamed, a file named inventory.txt is already in the .\python folder, usually because the Rename-Item line of an earlier block was skipped. The program refused and changed nothing. Run Rename-Item .\python\inventory.txt inventory.tmp, then run the program again.</w:t>
       </w:r>
     </w:p>
     <w:p>
@@ -9398,7 +9989,7 @@
         <w:pStyle w:val="ListBullet"/>
       </w:pPr>
       <w:r>
-        <w:t>Run every program from the lesson-3.7 folder. Both paths are relative, so they start from the working directory: a program run from another folder looks for inventory.tmp there instead.</w:t>
+        <w:t>Run every program from the lesson-3.7 folder. Both paths are relative, so they start from the working directory: a program run from another folder looks there for a python folder holding inventory.tmp instead.</w:t>
       </w:r>
     </w:p>
     <w:p>
@@ -9460,7 +10051,7 @@
         <w:keepNext/>
       </w:pPr>
       <w:r>
-        <w:t># os.path.exists and os.rename.</w:t>
+        <w:t># os.path.join, os.path.exists, and os.rename.</w:t>
       </w:r>
     </w:p>
     <w:p>
@@ -9624,23 +10215,31 @@
         <w:pStyle w:val="SourceCode"/>
       </w:pPr>
       <w:r>
-        <w:t xml:space="preserve">    # Remember, both paths are relative: the same directory, two names.</w:t>
-      </w:r>
-    </w:p>
-    <w:p>
-      <w:pPr>
-        <w:pStyle w:val="SourceCode"/>
-      </w:pPr>
-      <w:r>
-        <w:t xml:space="preserve">    source = "inventory.tmp"</w:t>
-      </w:r>
-    </w:p>
-    <w:p>
-      <w:pPr>
-        <w:pStyle w:val="SourceCode"/>
-      </w:pPr>
-      <w:r>
-        <w:t xml:space="preserve">    destination = "inventory.txt"</w:t>
+        <w:t xml:space="preserve">    # Remember, both paths start in the python folder: the same directory,</w:t>
+      </w:r>
+    </w:p>
+    <w:p>
+      <w:pPr>
+        <w:pStyle w:val="SourceCode"/>
+      </w:pPr>
+      <w:r>
+        <w:t xml:space="preserve">    # two names, joined with os.path.join.</w:t>
+      </w:r>
+    </w:p>
+    <w:p>
+      <w:pPr>
+        <w:pStyle w:val="SourceCode"/>
+      </w:pPr>
+      <w:r>
+        <w:t xml:space="preserve">    source = os.path.join("python", "inventory.tmp")</w:t>
+      </w:r>
+    </w:p>
+    <w:p>
+      <w:pPr>
+        <w:pStyle w:val="SourceCode"/>
+      </w:pPr>
+      <w:r>
+        <w:t xml:space="preserve">    destination = os.path.join("python", "inventory.txt")</w:t>
       </w:r>
     </w:p>
     <w:p>
@@ -9907,15 +10506,15 @@
         <w:keepNext/>
       </w:pPr>
       <w:r>
-        <w:t>Get-Content inventory.txt</w:t>
-      </w:r>
-    </w:p>
-    <w:p>
-      <w:pPr>
-        <w:pStyle w:val="CommandBlock"/>
-      </w:pPr>
-      <w:r>
-        <w:t>Rename-Item inventory.txt inventory.tmp</w:t>
+        <w:t>Get-Content .\python\inventory.txt</w:t>
+      </w:r>
+    </w:p>
+    <w:p>
+      <w:pPr>
+        <w:pStyle w:val="CommandBlock"/>
+      </w:pPr>
+      <w:r>
+        <w:t>Rename-Item .\python\inventory.txt inventory.tmp</w:t>
       </w:r>
     </w:p>
     <w:p>
@@ -9955,15 +10554,15 @@
         <w:keepNext/>
       </w:pPr>
       <w:r>
-        <w:t>cat inventory.txt</w:t>
-      </w:r>
-    </w:p>
-    <w:p>
-      <w:pPr>
-        <w:pStyle w:val="CommandBlock"/>
-      </w:pPr>
-      <w:r>
-        <w:t>mv inventory.txt inventory.tmp</w:t>
+        <w:t>cat ./python/inventory.txt</w:t>
+      </w:r>
+    </w:p>
+    <w:p>
+      <w:pPr>
+        <w:pStyle w:val="CommandBlock"/>
+      </w:pPr>
+      <w:r>
+        <w:t>mv ./python/inventory.txt ./python/inventory.tmp</w:t>
       </w:r>
     </w:p>
     <w:p>
@@ -9998,7 +10597,7 @@
         <w:keepNext/>
       </w:pPr>
       <w:r>
-        <w:t>Renamed: inventory.tmp -&gt; inventory.txt</w:t>
+        <w:t>Renamed: python\inventory.tmp -&gt; python\inventory.txt</w:t>
       </w:r>
     </w:p>
     <w:p>
@@ -10007,7 +10606,7 @@
         <w:keepNext/>
       </w:pPr>
       <w:r>
-        <w:t>inventory.tmp exists: no</w:t>
+        <w:t>python\inventory.tmp exists: no</w:t>
       </w:r>
     </w:p>
     <w:p>
@@ -10015,7 +10614,7 @@
         <w:pStyle w:val="RequiredOutput"/>
       </w:pPr>
       <w:r>
-        <w:t>inventory.txt exists: yes</w:t>
+        <w:t>python\inventory.txt exists: yes</w:t>
       </w:r>
     </w:p>
     <w:p>
@@ -10036,7 +10635,7 @@
         <w:pStyle w:val="ListBullet"/>
       </w:pPr>
       <w:r>
-        <w:t>Exit code 0 proves the rename succeeded. Get-Content inventory.txt (cat on Linux or macOS) prints the same three server lines you saved, and Rename-Item puts the old name back.</w:t>
+        <w:t>Exit code 0 proves the rename succeeded. Get-Content .\python\inventory.txt (cat on Linux or macOS) prints the same three server lines, and Rename-Item puts the old name back.</w:t>
       </w:r>
     </w:p>
     <w:p>
@@ -10052,7 +10651,7 @@
         <w:pStyle w:val="ListBullet"/>
       </w:pPr>
       <w:r>
-        <w:t>Run every program from the lesson-3.7 folder. Both paths are relative, so they start from the working directory: a program run from another folder looks for inventory.tmp there instead.</w:t>
+        <w:t>Run every program from the lesson-3.7 folder. Both paths are relative, so they start from the working directory: a program run from another folder looks there for a python folder holding inventory.tmp instead.</w:t>
       </w:r>
     </w:p>
     <w:p>
@@ -10081,21 +10680,21 @@
         <w:keepNext/>
       </w:pPr>
       <w:r>
-        <w:t>Now make the conflict happen on purpose. Set-Content puts one line, my notes, into a new file named inventory.txt: a file that belongs to you, not to the program. The program runs, $LASTEXITCODE shows its exit code, and Get-Content shows both files. Remove-Item then deletes your inventory.txt, as in Lesson 3.6, and Test-Path confirms it is gone.</w:t>
-      </w:r>
-    </w:p>
-    <w:p>
-      <w:pPr>
-        <w:keepNext/>
-      </w:pPr>
-    </w:p>
-    <w:p>
-      <w:pPr>
-        <w:pStyle w:val="CommandBlock"/>
-        <w:keepNext/>
-      </w:pPr>
-      <w:r>
-        <w:t>Set-Content inventory.txt "my notes"</w:t>
+        <w:t>Now make the conflict happen on purpose. Set-Content puts one line, my notes, into a new file named inventory.txt in the .\python folder: a file that belongs to you, not to the program. The program runs, $LASTEXITCODE shows its exit code, and Get-Content shows both files. Remove-Item then deletes your inventory.txt, as in Lesson 3.6, and Test-Path confirms it is gone.</w:t>
+      </w:r>
+    </w:p>
+    <w:p>
+      <w:pPr>
+        <w:keepNext/>
+      </w:pPr>
+    </w:p>
+    <w:p>
+      <w:pPr>
+        <w:pStyle w:val="CommandBlock"/>
+        <w:keepNext/>
+      </w:pPr>
+      <w:r>
+        <w:t>Set-Content .\python\inventory.txt "my notes"</w:t>
       </w:r>
     </w:p>
     <w:p>
@@ -10122,33 +10721,33 @@
         <w:keepNext/>
       </w:pPr>
       <w:r>
-        <w:t>Get-Content inventory.txt</w:t>
-      </w:r>
-    </w:p>
-    <w:p>
-      <w:pPr>
-        <w:pStyle w:val="CommandBlock"/>
-        <w:keepNext/>
-      </w:pPr>
-      <w:r>
-        <w:t>Get-Content inventory.tmp</w:t>
-      </w:r>
-    </w:p>
-    <w:p>
-      <w:pPr>
-        <w:pStyle w:val="CommandBlock"/>
-        <w:keepNext/>
-      </w:pPr>
-      <w:r>
-        <w:t>Remove-Item inventory.txt</w:t>
-      </w:r>
-    </w:p>
-    <w:p>
-      <w:pPr>
-        <w:pStyle w:val="CommandBlock"/>
-      </w:pPr>
-      <w:r>
-        <w:t>Test-Path inventory.txt</w:t>
+        <w:t>Get-Content .\python\inventory.txt</w:t>
+      </w:r>
+    </w:p>
+    <w:p>
+      <w:pPr>
+        <w:pStyle w:val="CommandBlock"/>
+        <w:keepNext/>
+      </w:pPr>
+      <w:r>
+        <w:t>Get-Content .\python\inventory.tmp</w:t>
+      </w:r>
+    </w:p>
+    <w:p>
+      <w:pPr>
+        <w:pStyle w:val="CommandBlock"/>
+        <w:keepNext/>
+      </w:pPr>
+      <w:r>
+        <w:t>Remove-Item .\python\inventory.txt</w:t>
+      </w:r>
+    </w:p>
+    <w:p>
+      <w:pPr>
+        <w:pStyle w:val="CommandBlock"/>
+      </w:pPr>
+      <w:r>
+        <w:t>Test-Path .\python\inventory.txt</w:t>
       </w:r>
     </w:p>
     <w:p>
@@ -10169,21 +10768,21 @@
         <w:keepNext/>
       </w:pPr>
       <w:r>
-        <w:t>echo "my notes" &gt; inventory.txt does the same as Set-Content, rm deletes the file, and ls then answers that there is no such file.</w:t>
-      </w:r>
-    </w:p>
-    <w:p>
-      <w:pPr>
-        <w:keepNext/>
-      </w:pPr>
-    </w:p>
-    <w:p>
-      <w:pPr>
-        <w:pStyle w:val="CommandBlock"/>
-        <w:keepNext/>
-      </w:pPr>
-      <w:r>
-        <w:t>echo "my notes" &gt; inventory.txt</w:t>
+        <w:t>echo "my notes" &gt; ./python/inventory.txt does the same as Set-Content, rm deletes the file, and ls then answers that there is no such file.</w:t>
+      </w:r>
+    </w:p>
+    <w:p>
+      <w:pPr>
+        <w:keepNext/>
+      </w:pPr>
+    </w:p>
+    <w:p>
+      <w:pPr>
+        <w:pStyle w:val="CommandBlock"/>
+        <w:keepNext/>
+      </w:pPr>
+      <w:r>
+        <w:t>echo "my notes" &gt; ./python/inventory.txt</w:t>
       </w:r>
     </w:p>
     <w:p>
@@ -10210,33 +10809,33 @@
         <w:keepNext/>
       </w:pPr>
       <w:r>
-        <w:t>cat inventory.txt</w:t>
-      </w:r>
-    </w:p>
-    <w:p>
-      <w:pPr>
-        <w:pStyle w:val="CommandBlock"/>
-        <w:keepNext/>
-      </w:pPr>
-      <w:r>
-        <w:t>cat inventory.tmp</w:t>
-      </w:r>
-    </w:p>
-    <w:p>
-      <w:pPr>
-        <w:pStyle w:val="CommandBlock"/>
-        <w:keepNext/>
-      </w:pPr>
-      <w:r>
-        <w:t>rm inventory.txt</w:t>
-      </w:r>
-    </w:p>
-    <w:p>
-      <w:pPr>
-        <w:pStyle w:val="CommandBlock"/>
-      </w:pPr>
-      <w:r>
-        <w:t>ls inventory.txt</w:t>
+        <w:t>cat ./python/inventory.txt</w:t>
+      </w:r>
+    </w:p>
+    <w:p>
+      <w:pPr>
+        <w:pStyle w:val="CommandBlock"/>
+        <w:keepNext/>
+      </w:pPr>
+      <w:r>
+        <w:t>cat ./python/inventory.tmp</w:t>
+      </w:r>
+    </w:p>
+    <w:p>
+      <w:pPr>
+        <w:pStyle w:val="CommandBlock"/>
+        <w:keepNext/>
+      </w:pPr>
+      <w:r>
+        <w:t>rm ./python/inventory.txt</w:t>
+      </w:r>
+    </w:p>
+    <w:p>
+      <w:pPr>
+        <w:pStyle w:val="CommandBlock"/>
+      </w:pPr>
+      <w:r>
+        <w:t>ls ./python/inventory.txt</w:t>
       </w:r>
     </w:p>
     <w:p>
@@ -10262,17 +10861,17 @@
         <w:pStyle w:val="RequiredOutput"/>
       </w:pPr>
       <w:r>
-        <w:t>Error: inventory.txt already exists; nothing was renamed</w:t>
-      </w:r>
-    </w:p>
-    <w:p>
-      <w:pPr>
-        <w:keepNext/>
-      </w:pPr>
-    </w:p>
-    <w:p>
-      <w:r>
-        <w:t>Then $LASTEXITCODE prints 1 (echo $? on Linux or macOS). Get-Content inventory.txt still prints my notes: your file was not replaced. Get-Content inventory.tmp still prints the three server lines: nothing was renamed. After Remove-Item, Test-Path prints False, and the folder is back to its starting state.</w:t>
+        <w:t>Error: python\inventory.txt already exists; nothing was renamed</w:t>
+      </w:r>
+    </w:p>
+    <w:p>
+      <w:pPr>
+        <w:keepNext/>
+      </w:pPr>
+    </w:p>
+    <w:p>
+      <w:r>
+        <w:t>Then $LASTEXITCODE prints 1 (echo $? on Linux or macOS). Get-Content .\python\inventory.txt still prints my notes: your file was not replaced. Get-Content .\python\inventory.tmp still prints the three server lines: nothing was renamed. After Remove-Item, Test-Path prints False, and the folder is back to its starting state.</w:t>
       </w:r>
     </w:p>
     <w:p>
@@ -10350,7 +10949,7 @@
     </w:p>
     <w:p>
       <w:r>
-        <w:t>Both versions refuse when the name inventory.txt is taken, rename inventory.tmp to inventory.txt in the same directory, and check both names afterward. The Basic version does it all in main and trusts the rename itself. The Production-Minded version renames through rename_file, which the Challenge and the Mini File Explorer reuse, reports every failure the way Lesson 2.11 taught, and prints nothing until the rename has succeeded, so a failure shows one Error line and exit code 1.</w:t>
+        <w:t>Both versions refuse when the name inventory.txt is taken, rename inventory.tmp to inventory.txt in the same directory, the .\python folder, and check both names afterward. The Basic version does it all in main and trusts the rename itself. The Production-Minded version renames through rename_file, which the Challenge and the Mini File Explorer reuse, reports every failure the way Lesson 2.11 taught, and prints nothing until the rename has succeeded, so a failure shows one Error line and exit code 1.</w:t>
       </w:r>
     </w:p>
     <w:p>
@@ -10447,6 +11046,22 @@
       <w:pPr>
         <w:pStyle w:val="SourceCode"/>
       </w:pPr>
+      <w:r>
+        <w:t>// node:path holds join, which joins the parts of a path.</w:t>
+      </w:r>
+    </w:p>
+    <w:p>
+      <w:pPr>
+        <w:pStyle w:val="SourceCode"/>
+      </w:pPr>
+      <w:r>
+        <w:t>import { join } from "node:path";</w:t>
+      </w:r>
+    </w:p>
+    <w:p>
+      <w:pPr>
+        <w:pStyle w:val="SourceCode"/>
+      </w:pPr>
     </w:p>
     <w:p>
       <w:pPr>
@@ -10477,39 +11092,55 @@
         <w:pStyle w:val="SourceCode"/>
       </w:pPr>
       <w:r>
-        <w:t xml:space="preserve">    // now; the destination path is the new name it will have. Both are</w:t>
-      </w:r>
-    </w:p>
-    <w:p>
-      <w:pPr>
-        <w:pStyle w:val="SourceCode"/>
-      </w:pPr>
-      <w:r>
-        <w:t xml:space="preserve">    // relative, so both name a file in the working directory: the file</w:t>
-      </w:r>
-    </w:p>
-    <w:p>
-      <w:pPr>
-        <w:pStyle w:val="SourceCode"/>
-      </w:pPr>
-      <w:r>
-        <w:t xml:space="preserve">    // stays in the same directory, and only its name changes.</w:t>
-      </w:r>
-    </w:p>
-    <w:p>
-      <w:pPr>
-        <w:pStyle w:val="SourceCode"/>
-      </w:pPr>
-      <w:r>
-        <w:t xml:space="preserve">    const source: string = "inventory.tmp";</w:t>
-      </w:r>
-    </w:p>
-    <w:p>
-      <w:pPr>
-        <w:pStyle w:val="SourceCode"/>
-      </w:pPr>
-      <w:r>
-        <w:t xml:space="preserve">    const destination: string = "inventory.txt";</w:t>
+        <w:t xml:space="preserve">    // now; the destination path is the new name it will have. Both start</w:t>
+      </w:r>
+    </w:p>
+    <w:p>
+      <w:pPr>
+        <w:pStyle w:val="SourceCode"/>
+      </w:pPr>
+      <w:r>
+        <w:t xml:space="preserve">    // in the typescript folder, so the TypeScript programs rename only</w:t>
+      </w:r>
+    </w:p>
+    <w:p>
+      <w:pPr>
+        <w:pStyle w:val="SourceCode"/>
+      </w:pPr>
+      <w:r>
+        <w:t xml:space="preserve">    // their own file: the file stays in the same directory, and only its</w:t>
+      </w:r>
+    </w:p>
+    <w:p>
+      <w:pPr>
+        <w:pStyle w:val="SourceCode"/>
+      </w:pPr>
+      <w:r>
+        <w:t xml:space="preserve">    // name changes. Remember, join builds the path with the right</w:t>
+      </w:r>
+    </w:p>
+    <w:p>
+      <w:pPr>
+        <w:pStyle w:val="SourceCode"/>
+      </w:pPr>
+      <w:r>
+        <w:t xml:space="preserve">    // separator.</w:t>
+      </w:r>
+    </w:p>
+    <w:p>
+      <w:pPr>
+        <w:pStyle w:val="SourceCode"/>
+      </w:pPr>
+      <w:r>
+        <w:t xml:space="preserve">    const source: string = join("typescript", "inventory.tmp");</w:t>
+      </w:r>
+    </w:p>
+    <w:p>
+      <w:pPr>
+        <w:pStyle w:val="SourceCode"/>
+      </w:pPr>
+      <w:r>
+        <w:t xml:space="preserve">    const destination: string = join("typescript", "inventory.txt");</w:t>
       </w:r>
     </w:p>
     <w:p>
@@ -10801,7 +11432,7 @@
         <w:keepNext/>
       </w:pPr>
       <w:r>
-        <w:t>Run the program once from the lesson-3.7 folder, look inside the renamed file, and then give it its old name back.</w:t>
+        <w:t>Run the program once from the lesson-3.7 folder: it renames the inventory.tmp in the .\typescript folder. Then look inside the renamed file, and give it its old name back.</w:t>
       </w:r>
     </w:p>
     <w:p>
@@ -10842,15 +11473,15 @@
         <w:keepNext/>
       </w:pPr>
       <w:r>
-        <w:t>Get-Content inventory.txt</w:t>
-      </w:r>
-    </w:p>
-    <w:p>
-      <w:pPr>
-        <w:pStyle w:val="CommandBlock"/>
-      </w:pPr>
-      <w:r>
-        <w:t>Rename-Item inventory.txt inventory.tmp</w:t>
+        <w:t>Get-Content .\typescript\inventory.txt</w:t>
+      </w:r>
+    </w:p>
+    <w:p>
+      <w:pPr>
+        <w:pStyle w:val="CommandBlock"/>
+      </w:pPr>
+      <w:r>
+        <w:t>Rename-Item .\typescript\inventory.txt inventory.tmp</w:t>
       </w:r>
     </w:p>
     <w:p>
@@ -10912,15 +11543,15 @@
         <w:keepNext/>
       </w:pPr>
       <w:r>
-        <w:t>cat inventory.txt</w:t>
-      </w:r>
-    </w:p>
-    <w:p>
-      <w:pPr>
-        <w:pStyle w:val="CommandBlock"/>
-      </w:pPr>
-      <w:r>
-        <w:t>mv inventory.txt inventory.tmp</w:t>
+        <w:t>cat ./typescript/inventory.txt</w:t>
+      </w:r>
+    </w:p>
+    <w:p>
+      <w:pPr>
+        <w:pStyle w:val="CommandBlock"/>
+      </w:pPr>
+      <w:r>
+        <w:t>mv ./typescript/inventory.txt ./typescript/inventory.tmp</w:t>
       </w:r>
     </w:p>
     <w:p>
@@ -10955,7 +11586,7 @@
         <w:keepNext/>
       </w:pPr>
       <w:r>
-        <w:t>Renamed: inventory.tmp -&gt; inventory.txt</w:t>
+        <w:t>Renamed: typescript\inventory.tmp -&gt; typescript\inventory.txt</w:t>
       </w:r>
     </w:p>
     <w:p>
@@ -10964,7 +11595,7 @@
         <w:keepNext/>
       </w:pPr>
       <w:r>
-        <w:t>inventory.tmp exists: no</w:t>
+        <w:t>typescript\inventory.tmp exists: no</w:t>
       </w:r>
     </w:p>
     <w:p>
@@ -10972,7 +11603,7 @@
         <w:pStyle w:val="RequiredOutput"/>
       </w:pPr>
       <w:r>
-        <w:t>inventory.txt exists: yes</w:t>
+        <w:t>typescript\inventory.txt exists: yes</w:t>
       </w:r>
     </w:p>
     <w:p>
@@ -10985,7 +11616,7 @@
         <w:pStyle w:val="ListBullet"/>
       </w:pPr>
       <w:r>
-        <w:t>Renamed: inventory.tmp -&gt; inventory.txt is printed after the rename: the arrow points from the source path to the destination path.</w:t>
+        <w:t>The Renamed line is printed after the rename: the arrow points from the source path to the destination path. Both paths start with typescript, the TypeScript folder, and the printed paths have no .\ in front.</w:t>
       </w:r>
     </w:p>
     <w:p>
@@ -10993,7 +11624,7 @@
         <w:pStyle w:val="ListBullet"/>
       </w:pPr>
       <w:r>
-        <w:t>inventory.tmp exists: no proves the old name is gone, and inventory.txt exists: yes proves the new name is there. There is still one file, now under its new name.</w:t>
+        <w:t>The first exists line ends in no: the old name is gone. The second ends in yes: the new name is there. There is still one file, now under its new name.</w:t>
       </w:r>
     </w:p>
     <w:p>
@@ -11001,7 +11632,7 @@
         <w:pStyle w:val="ListBullet"/>
       </w:pPr>
       <w:r>
-        <w:t>Get-Content inventory.txt (cat on Linux or macOS) then prints web-01, db-01, and backup-01, one per line: exactly the three lines you saved in inventory.tmp. Renaming changed the name and nothing else.</w:t>
+        <w:t>Get-Content .\typescript\inventory.txt (cat on Linux or macOS) then prints web-01, db-01, and backup-01, one per line: exactly the three lines inventory.tmp held. Renaming changed the name and nothing else.</w:t>
       </w:r>
     </w:p>
     <w:p>
@@ -11017,7 +11648,7 @@
         <w:pStyle w:val="ListBullet"/>
       </w:pPr>
       <w:r>
-        <w:t>If the program stops with Error: ENOENT: no such file or directory, rename, followed by two full paths, the source file is missing: ENOENT means error, no entry. Check it with Test-Path inventory.tmp, and look for a hidden .txt on the end of its name.</w:t>
+        <w:t>If the program stops with Error: ENOENT: no such file or directory, rename, followed by two full paths, the source file is missing: ENOENT means error, no entry. Check it with Test-Path .\typescript\inventory.tmp, and look for a hidden .txt on the end of its name.</w:t>
       </w:r>
     </w:p>
     <w:p>
@@ -11025,7 +11656,7 @@
         <w:pStyle w:val="ListBullet"/>
       </w:pPr>
       <w:r>
-        <w:t>If the program prints Error: inventory.txt already exists; nothing was renamed, a file named inventory.txt is already in the folder, usually because the Rename-Item line of an earlier block was skipped. The program refused and changed nothing. Run Rename-Item inventory.txt inventory.tmp, then run the program again.</w:t>
+        <w:t>If the program prints an Error line that ends in already exists; nothing was renamed, a file named inventory.txt is already in the .\typescript folder, usually because the Rename-Item line of an earlier block was skipped. The program refused and changed nothing. Run Rename-Item .\typescript\inventory.txt inventory.tmp, then run the program again.</w:t>
       </w:r>
     </w:p>
     <w:p>
@@ -11033,7 +11664,7 @@
         <w:pStyle w:val="ListBullet"/>
       </w:pPr>
       <w:r>
-        <w:t>Run every program from the lesson-3.7 folder. Both paths are relative, so they start from the working directory: a program run from another folder looks for inventory.tmp there instead.</w:t>
+        <w:t>Run every program from the lesson-3.7 folder. Both paths are relative, so they start from the working directory: a program run from another folder looks there for a typescript folder holding inventory.tmp instead.</w:t>
       </w:r>
     </w:p>
     <w:p>
@@ -11095,7 +11726,7 @@
         <w:keepNext/>
       </w:pPr>
       <w:r>
-        <w:t>// Node's tools for files.</w:t>
+        <w:t>// Node's tools for files, and node:path holds join.</w:t>
       </w:r>
     </w:p>
     <w:p>
@@ -11110,6 +11741,14 @@
       <w:pPr>
         <w:pStyle w:val="SourceCode"/>
       </w:pPr>
+      <w:r>
+        <w:t>import { join } from "node:path";</w:t>
+      </w:r>
+    </w:p>
+    <w:p>
+      <w:pPr>
+        <w:pStyle w:val="SourceCode"/>
+      </w:pPr>
     </w:p>
     <w:p>
       <w:pPr>
@@ -11233,23 +11872,31 @@
         <w:pStyle w:val="SourceCode"/>
       </w:pPr>
       <w:r>
-        <w:t xml:space="preserve">    // Remember, both paths are relative: the same directory, two names.</w:t>
-      </w:r>
-    </w:p>
-    <w:p>
-      <w:pPr>
-        <w:pStyle w:val="SourceCode"/>
-      </w:pPr>
-      <w:r>
-        <w:t xml:space="preserve">    const source: string = "inventory.tmp";</w:t>
-      </w:r>
-    </w:p>
-    <w:p>
-      <w:pPr>
-        <w:pStyle w:val="SourceCode"/>
-      </w:pPr>
-      <w:r>
-        <w:t xml:space="preserve">    const destination: string = "inventory.txt";</w:t>
+        <w:t xml:space="preserve">    // Remember, both paths start in the typescript folder: the same</w:t>
+      </w:r>
+    </w:p>
+    <w:p>
+      <w:pPr>
+        <w:pStyle w:val="SourceCode"/>
+      </w:pPr>
+      <w:r>
+        <w:t xml:space="preserve">    // directory, two names, joined with join.</w:t>
+      </w:r>
+    </w:p>
+    <w:p>
+      <w:pPr>
+        <w:pStyle w:val="SourceCode"/>
+      </w:pPr>
+      <w:r>
+        <w:t xml:space="preserve">    const source: string = join("typescript", "inventory.tmp");</w:t>
+      </w:r>
+    </w:p>
+    <w:p>
+      <w:pPr>
+        <w:pStyle w:val="SourceCode"/>
+      </w:pPr>
+      <w:r>
+        <w:t xml:space="preserve">    const destination: string = join("typescript", "inventory.txt");</w:t>
       </w:r>
     </w:p>
     <w:p>
@@ -11570,15 +12217,15 @@
         <w:keepNext/>
       </w:pPr>
       <w:r>
-        <w:t>Get-Content inventory.txt</w:t>
-      </w:r>
-    </w:p>
-    <w:p>
-      <w:pPr>
-        <w:pStyle w:val="CommandBlock"/>
-      </w:pPr>
-      <w:r>
-        <w:t>Rename-Item inventory.txt inventory.tmp</w:t>
+        <w:t>Get-Content .\typescript\inventory.txt</w:t>
+      </w:r>
+    </w:p>
+    <w:p>
+      <w:pPr>
+        <w:pStyle w:val="CommandBlock"/>
+      </w:pPr>
+      <w:r>
+        <w:t>Rename-Item .\typescript\inventory.txt inventory.tmp</w:t>
       </w:r>
     </w:p>
     <w:p>
@@ -11636,15 +12283,15 @@
         <w:keepNext/>
       </w:pPr>
       <w:r>
-        <w:t>cat inventory.txt</w:t>
-      </w:r>
-    </w:p>
-    <w:p>
-      <w:pPr>
-        <w:pStyle w:val="CommandBlock"/>
-      </w:pPr>
-      <w:r>
-        <w:t>mv inventory.txt inventory.tmp</w:t>
+        <w:t>cat ./typescript/inventory.txt</w:t>
+      </w:r>
+    </w:p>
+    <w:p>
+      <w:pPr>
+        <w:pStyle w:val="CommandBlock"/>
+      </w:pPr>
+      <w:r>
+        <w:t>mv ./typescript/inventory.txt ./typescript/inventory.tmp</w:t>
       </w:r>
     </w:p>
     <w:p>
@@ -11679,7 +12326,7 @@
         <w:keepNext/>
       </w:pPr>
       <w:r>
-        <w:t>Renamed: inventory.tmp -&gt; inventory.txt</w:t>
+        <w:t>Renamed: typescript\inventory.tmp -&gt; typescript\inventory.txt</w:t>
       </w:r>
     </w:p>
     <w:p>
@@ -11688,7 +12335,7 @@
         <w:keepNext/>
       </w:pPr>
       <w:r>
-        <w:t>inventory.tmp exists: no</w:t>
+        <w:t>typescript\inventory.tmp exists: no</w:t>
       </w:r>
     </w:p>
     <w:p>
@@ -11696,7 +12343,7 @@
         <w:pStyle w:val="RequiredOutput"/>
       </w:pPr>
       <w:r>
-        <w:t>inventory.txt exists: yes</w:t>
+        <w:t>typescript\inventory.txt exists: yes</w:t>
       </w:r>
     </w:p>
     <w:p>
@@ -11717,7 +12364,7 @@
         <w:pStyle w:val="ListBullet"/>
       </w:pPr>
       <w:r>
-        <w:t>Exit code 0 proves the rename succeeded. Get-Content inventory.txt (cat on Linux or macOS) prints the same three server lines you saved, and Rename-Item puts the old name back.</w:t>
+        <w:t>Exit code 0 proves the rename succeeded. Get-Content .\typescript\inventory.txt (cat on Linux or macOS) prints the same three server lines, and Rename-Item puts the old name back.</w:t>
       </w:r>
     </w:p>
     <w:p>
@@ -11733,7 +12380,7 @@
         <w:pStyle w:val="ListBullet"/>
       </w:pPr>
       <w:r>
-        <w:t>Run every program from the lesson-3.7 folder. Both paths are relative, so they start from the working directory: a program run from another folder looks for inventory.tmp there instead.</w:t>
+        <w:t>Run every program from the lesson-3.7 folder. Both paths are relative, so they start from the working directory: a program run from another folder looks there for a typescript folder holding inventory.tmp instead.</w:t>
       </w:r>
     </w:p>
     <w:p>
@@ -11762,21 +12409,21 @@
         <w:keepNext/>
       </w:pPr>
       <w:r>
-        <w:t>Now make the conflict happen on purpose. Set-Content puts one line, my notes, into a new file named inventory.txt: a file that belongs to you, not to the program. The program runs, $LASTEXITCODE shows its exit code, and Get-Content shows both files. Remove-Item then deletes your inventory.txt, as in Lesson 3.6, and Test-Path confirms it is gone.</w:t>
-      </w:r>
-    </w:p>
-    <w:p>
-      <w:pPr>
-        <w:keepNext/>
-      </w:pPr>
-    </w:p>
-    <w:p>
-      <w:pPr>
-        <w:pStyle w:val="CommandBlock"/>
-        <w:keepNext/>
-      </w:pPr>
-      <w:r>
-        <w:t>Set-Content inventory.txt "my notes"</w:t>
+        <w:t>Now make the conflict happen on purpose. Set-Content puts one line, my notes, into a new file named inventory.txt in the .\typescript folder: a file that belongs to you, not to the program. The program runs, $LASTEXITCODE shows its exit code, and Get-Content shows both files. Remove-Item then deletes your inventory.txt, as in Lesson 3.6, and Test-Path confirms it is gone.</w:t>
+      </w:r>
+    </w:p>
+    <w:p>
+      <w:pPr>
+        <w:keepNext/>
+      </w:pPr>
+    </w:p>
+    <w:p>
+      <w:pPr>
+        <w:pStyle w:val="CommandBlock"/>
+        <w:keepNext/>
+      </w:pPr>
+      <w:r>
+        <w:t>Set-Content .\typescript\inventory.txt "my notes"</w:t>
       </w:r>
     </w:p>
     <w:p>
@@ -11803,33 +12450,33 @@
         <w:keepNext/>
       </w:pPr>
       <w:r>
-        <w:t>Get-Content inventory.txt</w:t>
-      </w:r>
-    </w:p>
-    <w:p>
-      <w:pPr>
-        <w:pStyle w:val="CommandBlock"/>
-        <w:keepNext/>
-      </w:pPr>
-      <w:r>
-        <w:t>Get-Content inventory.tmp</w:t>
-      </w:r>
-    </w:p>
-    <w:p>
-      <w:pPr>
-        <w:pStyle w:val="CommandBlock"/>
-        <w:keepNext/>
-      </w:pPr>
-      <w:r>
-        <w:t>Remove-Item inventory.txt</w:t>
-      </w:r>
-    </w:p>
-    <w:p>
-      <w:pPr>
-        <w:pStyle w:val="CommandBlock"/>
-      </w:pPr>
-      <w:r>
-        <w:t>Test-Path inventory.txt</w:t>
+        <w:t>Get-Content .\typescript\inventory.txt</w:t>
+      </w:r>
+    </w:p>
+    <w:p>
+      <w:pPr>
+        <w:pStyle w:val="CommandBlock"/>
+        <w:keepNext/>
+      </w:pPr>
+      <w:r>
+        <w:t>Get-Content .\typescript\inventory.tmp</w:t>
+      </w:r>
+    </w:p>
+    <w:p>
+      <w:pPr>
+        <w:pStyle w:val="CommandBlock"/>
+        <w:keepNext/>
+      </w:pPr>
+      <w:r>
+        <w:t>Remove-Item .\typescript\inventory.txt</w:t>
+      </w:r>
+    </w:p>
+    <w:p>
+      <w:pPr>
+        <w:pStyle w:val="CommandBlock"/>
+      </w:pPr>
+      <w:r>
+        <w:t>Test-Path .\typescript\inventory.txt</w:t>
       </w:r>
     </w:p>
     <w:p>
@@ -11850,21 +12497,21 @@
         <w:keepNext/>
       </w:pPr>
       <w:r>
-        <w:t>echo "my notes" &gt; inventory.txt does the same as Set-Content, rm deletes the file, and ls then answers that there is no such file.</w:t>
-      </w:r>
-    </w:p>
-    <w:p>
-      <w:pPr>
-        <w:keepNext/>
-      </w:pPr>
-    </w:p>
-    <w:p>
-      <w:pPr>
-        <w:pStyle w:val="CommandBlock"/>
-        <w:keepNext/>
-      </w:pPr>
-      <w:r>
-        <w:t>echo "my notes" &gt; inventory.txt</w:t>
+        <w:t>echo "my notes" &gt; ./typescript/inventory.txt does the same as Set-Content, rm deletes the file, and ls then answers that there is no such file.</w:t>
+      </w:r>
+    </w:p>
+    <w:p>
+      <w:pPr>
+        <w:keepNext/>
+      </w:pPr>
+    </w:p>
+    <w:p>
+      <w:pPr>
+        <w:pStyle w:val="CommandBlock"/>
+        <w:keepNext/>
+      </w:pPr>
+      <w:r>
+        <w:t>echo "my notes" &gt; ./typescript/inventory.txt</w:t>
       </w:r>
     </w:p>
     <w:p>
@@ -11891,33 +12538,33 @@
         <w:keepNext/>
       </w:pPr>
       <w:r>
-        <w:t>cat inventory.txt</w:t>
-      </w:r>
-    </w:p>
-    <w:p>
-      <w:pPr>
-        <w:pStyle w:val="CommandBlock"/>
-        <w:keepNext/>
-      </w:pPr>
-      <w:r>
-        <w:t>cat inventory.tmp</w:t>
-      </w:r>
-    </w:p>
-    <w:p>
-      <w:pPr>
-        <w:pStyle w:val="CommandBlock"/>
-        <w:keepNext/>
-      </w:pPr>
-      <w:r>
-        <w:t>rm inventory.txt</w:t>
-      </w:r>
-    </w:p>
-    <w:p>
-      <w:pPr>
-        <w:pStyle w:val="CommandBlock"/>
-      </w:pPr>
-      <w:r>
-        <w:t>ls inventory.txt</w:t>
+        <w:t>cat ./typescript/inventory.txt</w:t>
+      </w:r>
+    </w:p>
+    <w:p>
+      <w:pPr>
+        <w:pStyle w:val="CommandBlock"/>
+        <w:keepNext/>
+      </w:pPr>
+      <w:r>
+        <w:t>cat ./typescript/inventory.tmp</w:t>
+      </w:r>
+    </w:p>
+    <w:p>
+      <w:pPr>
+        <w:pStyle w:val="CommandBlock"/>
+        <w:keepNext/>
+      </w:pPr>
+      <w:r>
+        <w:t>rm ./typescript/inventory.txt</w:t>
+      </w:r>
+    </w:p>
+    <w:p>
+      <w:pPr>
+        <w:pStyle w:val="CommandBlock"/>
+      </w:pPr>
+      <w:r>
+        <w:t>ls ./typescript/inventory.txt</w:t>
       </w:r>
     </w:p>
     <w:p>
@@ -11943,17 +12590,17 @@
         <w:pStyle w:val="RequiredOutput"/>
       </w:pPr>
       <w:r>
-        <w:t>Error: inventory.txt already exists; nothing was renamed</w:t>
-      </w:r>
-    </w:p>
-    <w:p>
-      <w:pPr>
-        <w:keepNext/>
-      </w:pPr>
-    </w:p>
-    <w:p>
-      <w:r>
-        <w:t>Then $LASTEXITCODE prints 1 (echo $? on Linux or macOS). Get-Content inventory.txt still prints my notes: your file was not replaced. Get-Content inventory.tmp still prints the three server lines: nothing was renamed. After Remove-Item, Test-Path prints False, and the folder is back to its starting state.</w:t>
+        <w:t>Error: typescript\inventory.txt already exists; nothing was renamed</w:t>
+      </w:r>
+    </w:p>
+    <w:p>
+      <w:pPr>
+        <w:keepNext/>
+      </w:pPr>
+    </w:p>
+    <w:p>
+      <w:r>
+        <w:t>Then $LASTEXITCODE prints 1 (echo $? on Linux or macOS). Get-Content .\typescript\inventory.txt still prints my notes: your file was not replaced. Get-Content .\typescript\inventory.tmp still prints the three server lines: nothing was renamed. After Remove-Item, Test-Path prints False, and the folder is back to its starting state.</w:t>
       </w:r>
     </w:p>
     <w:p>
@@ -12023,7 +12670,7 @@
     </w:p>
     <w:p>
       <w:r>
-        <w:t>Both versions refuse when the name inventory.txt is taken, rename inventory.tmp to inventory.txt in the same directory, and check both names afterward. The Basic version does it all in main and trusts the rename itself. The Production-Minded version renames through renameFile, which the Challenge and the Mini File Explorer reuse, reports every failure the way Lesson 2.11 taught, and prints nothing until the rename has succeeded, so a failure shows one Error line and exit code 1.</w:t>
+        <w:t>Both versions refuse when the name inventory.txt is taken, rename inventory.tmp to inventory.txt in the same directory, the .\typescript folder, and check both names afterward. The Basic version does it all in main and trusts the rename itself. The Production-Minded version renames through renameFile, which the Challenge and the Mini File Explorer reuse, reports every failure the way Lesson 2.11 taught, and prints nothing until the rename has succeeded, so a failure shows one Error line and exit code 1.</w:t>
       </w:r>
     </w:p>
     <w:p>
@@ -12437,7 +13084,7 @@
         <w:pStyle w:val="ListBullet"/>
       </w:pPr>
       <w:r>
-        <w:t>Run every program from the lesson-3.7 folder, starting with inventory.tmp present and no inventory.txt.</w:t>
+        <w:t>Run every program from the lesson-3.7 folder, starting with inventory.tmp present in its language's folder and no inventory.txt there.</w:t>
       </w:r>
     </w:p>
     <w:p>
@@ -12453,7 +13100,7 @@
         <w:pStyle w:val="ListBullet"/>
       </w:pPr>
       <w:r>
-        <w:t>After every successful run, Get-Content inventory.txt shows exactly the three lines you saved in inventory.tmp.</w:t>
+        <w:t>After every successful run, Get-Content on the language's inventory.txt, such as .\c\inventory.txt, shows exactly the three lines you saved in inventory.tmp.</w:t>
       </w:r>
     </w:p>
     <w:p>
@@ -12461,7 +13108,7 @@
         <w:pStyle w:val="ListBullet"/>
       </w:pPr>
       <w:r>
-        <w:t>After every build-and-run block, inventory.tmp exists again and inventory.txt does not.</w:t>
+        <w:t>After every build-and-run block, the language's inventory.tmp exists again and its inventory.txt does not.</w:t>
       </w:r>
     </w:p>
     <w:p>
@@ -12509,7 +13156,7 @@
         <w:keepNext/>
       </w:pPr>
       <w:r>
-        <w:t>Source path: inventory.tmp, in the lesson-3.7 folder</w:t>
+        <w:t>Source path: inventory.tmp, in the language's own folder (c, cpp ...)</w:t>
       </w:r>
     </w:p>
     <w:p>
@@ -12536,7 +13183,7 @@
         <w:keepNext/>
       </w:pPr>
       <w:r>
-        <w:t>Before each run: inventory.tmp exists, inventory.txt does not</w:t>
+        <w:t>Before each run: inventory.tmp exists there, inventory.txt does not</w:t>
       </w:r>
     </w:p>
     <w:p>
@@ -12602,7 +13249,7 @@
         <w:keepNext/>
       </w:pPr>
       <w:r>
-        <w:t>Renamed: inventory.tmp -&gt; inventory.txt</w:t>
+        <w:t>Renamed: c\inventory.tmp -&gt; c\inventory.txt</w:t>
       </w:r>
     </w:p>
     <w:p>
@@ -12611,7 +13258,7 @@
         <w:keepNext/>
       </w:pPr>
       <w:r>
-        <w:t>inventory.tmp exists: no</w:t>
+        <w:t>c\inventory.tmp exists: no</w:t>
       </w:r>
     </w:p>
     <w:p>
@@ -12619,7 +13266,17 @@
         <w:pStyle w:val="RequiredOutput"/>
       </w:pPr>
       <w:r>
-        <w:t>inventory.txt exists: yes</w:t>
+        <w:t>c\inventory.txt exists: yes</w:t>
+      </w:r>
+    </w:p>
+    <w:p>
+      <w:pPr>
+        <w:keepNext/>
+      </w:pPr>
+    </w:p>
+    <w:p>
+      <w:r>
+        <w:t>These are the C lines; each language prints its own folder name in place of c.</w:t>
       </w:r>
     </w:p>
     <w:p>
@@ -12666,7 +13323,7 @@
         <w:pStyle w:val="ListBullet"/>
       </w:pPr>
       <w:r>
-        <w:t>Saving inventory.tmp as inventory.tmp.txt. Windows hides known extensions, so the file looks right in File Explorer; Test-Path inventory.tmp prints False.</w:t>
+        <w:t>Saving inventory.tmp as inventory.tmp.txt. Windows hides known extensions, so the file looks right in File Explorer; Test-Path .\c\inventory.tmp prints False.</w:t>
       </w:r>
     </w:p>
     <w:p>
@@ -12762,7 +13419,7 @@
         <w:pStyle w:val="ListBullet"/>
       </w:pPr>
       <w:r>
-        <w:t>Keep the new name in its own variable, versioned, next to source and destination.</w:t>
+        <w:t>Keep the new path in its own variable, versioned, joined from the language's folder and inventory-v1.txt like source and destination.</w:t>
       </w:r>
     </w:p>
     <w:p>
@@ -12788,7 +13445,7 @@
     </w:p>
     <w:p>
       <w:r>
-        <w:t>Run the Production-Minded program in each language. The output must match the Required Exercise Output below, and the exit code must be 0. Get-Content inventory.txt still shows the same three lines, and Test-Path inventory-v1.txt prints False (on Linux or macOS, ls inventory-v1.txt reports No such file or directory): the file is back under its own name, and two renames changed none of its contents.</w:t>
+        <w:t>Run the Production-Minded program in each language. The output must match the Required Exercise Output below, and the exit code must be 0. Get-Content .\c\inventory.txt still shows the same three lines, and Test-Path .\c\inventory-v1.txt prints False (on Linux or macOS, ls ./c/inventory-v1.txt reports No such file or directory; for another language, type its folder name in place of c): the file is back under its own name, and two renames changed none of its contents.</w:t>
       </w:r>
     </w:p>
     <w:p>
@@ -12828,7 +13485,7 @@
         <w:keepNext/>
       </w:pPr>
       <w:r>
-        <w:t>Renamed: inventory.tmp -&gt; inventory.txt</w:t>
+        <w:t>Renamed: c\inventory.tmp -&gt; c\inventory.txt</w:t>
       </w:r>
     </w:p>
     <w:p>
@@ -12837,7 +13494,7 @@
         <w:keepNext/>
       </w:pPr>
       <w:r>
-        <w:t>inventory.tmp exists: no</w:t>
+        <w:t>c\inventory.tmp exists: no</w:t>
       </w:r>
     </w:p>
     <w:p>
@@ -12846,7 +13503,7 @@
         <w:keepNext/>
       </w:pPr>
       <w:r>
-        <w:t>inventory.txt exists: yes</w:t>
+        <w:t>c\inventory.txt exists: yes</w:t>
       </w:r>
     </w:p>
     <w:p>
@@ -12855,7 +13512,7 @@
         <w:keepNext/>
       </w:pPr>
       <w:r>
-        <w:t>Renamed: inventory.txt -&gt; inventory-v1.txt</w:t>
+        <w:t>Renamed: c\inventory.txt -&gt; c\inventory-v1.txt</w:t>
       </w:r>
     </w:p>
     <w:p>
@@ -12863,7 +13520,17 @@
         <w:pStyle w:val="RequiredOutput"/>
       </w:pPr>
       <w:r>
-        <w:t>Renamed: inventory-v1.txt -&gt; inventory.txt</w:t>
+        <w:t>Renamed: c\inventory-v1.txt -&gt; c\inventory.txt</w:t>
+      </w:r>
+    </w:p>
+    <w:p>
+      <w:pPr>
+        <w:keepNext/>
+      </w:pPr>
+    </w:p>
+    <w:p>
+      <w:r>
+        <w:t>These are the C lines; each language prints its own folder name in place of c.</w:t>
       </w:r>
     </w:p>
     <w:p>
@@ -12912,7 +13579,7 @@
         <w:pStyle w:val="ListBullet"/>
       </w:pPr>
       <w:r>
-        <w:t>Do not let the refusal end the program. In C, check for return code 1 and print Second rename: inventory.txt already exists; nothing was renamed. In Go, check err and print Second rename: and the error. Elsewhere, put the second call in its own small try block inside the first one, and in its catch (in Python, its except) print Second rename: and the message.</w:t>
+        <w:t>Do not let the refusal end the program. In C, check for return code 1 and print Second rename: followed by the destination path and already exists; nothing was renamed. In Go, check err and print Second rename: and the error. Elsewhere, put the second call in its own small try block inside the first one, and in its catch (in Python, its except) print Second rename: and the message.</w:t>
       </w:r>
     </w:p>
     <w:p>
@@ -12930,7 +13597,7 @@
     </w:p>
     <w:p>
       <w:r>
-        <w:t>Run it. The output must match the Required Challenge Output below, and the exit code must be 0. With the Exercise as well, the output must match the Required Combined Output after it. Get-Content inventory.txt still shows the three server lines: the second call changed nothing.</w:t>
+        <w:t>Run it. The output must match the Required Challenge Output below, and the exit code must be 0. With the Exercise as well, the output must match the Required Combined Output after it. Get-Content .\c\inventory.txt (with that language's folder) still shows the three server lines: the second call changed nothing.</w:t>
       </w:r>
     </w:p>
     <w:p>
@@ -12970,7 +13637,7 @@
         <w:keepNext/>
       </w:pPr>
       <w:r>
-        <w:t>Renamed: inventory.tmp -&gt; inventory.txt</w:t>
+        <w:t>Renamed: c\inventory.tmp -&gt; c\inventory.txt</w:t>
       </w:r>
     </w:p>
     <w:p>
@@ -12979,7 +13646,7 @@
         <w:keepNext/>
       </w:pPr>
       <w:r>
-        <w:t>inventory.tmp exists: no</w:t>
+        <w:t>c\inventory.tmp exists: no</w:t>
       </w:r>
     </w:p>
     <w:p>
@@ -12988,7 +13655,7 @@
         <w:keepNext/>
       </w:pPr>
       <w:r>
-        <w:t>inventory.txt exists: yes</w:t>
+        <w:t>c\inventory.txt exists: yes</w:t>
       </w:r>
     </w:p>
     <w:p>
@@ -12996,7 +13663,17 @@
         <w:pStyle w:val="RequiredOutput"/>
       </w:pPr>
       <w:r>
-        <w:t>Second rename: inventory.txt already exists; nothing was renamed</w:t>
+        <w:t>Second rename: c\inventory.txt already exists; nothing was renamed</w:t>
+      </w:r>
+    </w:p>
+    <w:p>
+      <w:pPr>
+        <w:keepNext/>
+      </w:pPr>
+    </w:p>
+    <w:p>
+      <w:r>
+        <w:t>These are the C lines; each language prints its own folder name in place of c.</w:t>
       </w:r>
     </w:p>
     <w:p>
@@ -13036,7 +13713,7 @@
         <w:keepNext/>
       </w:pPr>
       <w:r>
-        <w:t>Renamed: inventory.tmp -&gt; inventory.txt</w:t>
+        <w:t>Renamed: c\inventory.tmp -&gt; c\inventory.txt</w:t>
       </w:r>
     </w:p>
     <w:p>
@@ -13045,7 +13722,7 @@
         <w:keepNext/>
       </w:pPr>
       <w:r>
-        <w:t>inventory.tmp exists: no</w:t>
+        <w:t>c\inventory.tmp exists: no</w:t>
       </w:r>
     </w:p>
     <w:p>
@@ -13054,7 +13731,7 @@
         <w:keepNext/>
       </w:pPr>
       <w:r>
-        <w:t>inventory.txt exists: yes</w:t>
+        <w:t>c\inventory.txt exists: yes</w:t>
       </w:r>
     </w:p>
     <w:p>
@@ -13063,7 +13740,7 @@
         <w:keepNext/>
       </w:pPr>
       <w:r>
-        <w:t>Renamed: inventory.txt -&gt; inventory-v1.txt</w:t>
+        <w:t>Renamed: c\inventory.txt -&gt; c\inventory-v1.txt</w:t>
       </w:r>
     </w:p>
     <w:p>
@@ -13072,7 +13749,7 @@
         <w:keepNext/>
       </w:pPr>
       <w:r>
-        <w:t>Renamed: inventory-v1.txt -&gt; inventory.txt</w:t>
+        <w:t>Renamed: c\inventory-v1.txt -&gt; c\inventory.txt</w:t>
       </w:r>
     </w:p>
     <w:p>
@@ -13080,7 +13757,17 @@
         <w:pStyle w:val="RequiredOutput"/>
       </w:pPr>
       <w:r>
-        <w:t>Second rename: inventory.txt already exists; nothing was renamed</w:t>
+        <w:t>Second rename: c\inventory.txt already exists; nothing was renamed</w:t>
+      </w:r>
+    </w:p>
+    <w:p>
+      <w:pPr>
+        <w:keepNext/>
+      </w:pPr>
+    </w:p>
+    <w:p>
+      <w:r>
+        <w:t>These are the C lines; each language prints its own folder name in place of c.</w:t>
       </w:r>
     </w:p>
     <w:p>
@@ -13111,7 +13798,7 @@
         <w:pStyle w:val="ListBullet"/>
       </w:pPr>
       <w:r>
-        <w:t>I saved inventory.tmp in the lesson-3.7 folder and confirmed that no inventory.txt existed before my first run.</w:t>
+        <w:t>I saved inventory.tmp in the .\c folder, copied it into every language's folder, and confirmed that no inventory.txt existed before my first run.</w:t>
       </w:r>
     </w:p>
     <w:p>
@@ -13368,31 +14055,31 @@
       </w:rPr>
     </w:lvl>
   </w:abstractNum>
-  <w:num w:numId="1" w16cid:durableId="1967662515">
+  <w:num w:numId="1" w16cid:durableId="1407259954">
     <w:abstractNumId w:val="8"/>
   </w:num>
-  <w:num w:numId="2" w16cid:durableId="1639070535">
+  <w:num w:numId="2" w16cid:durableId="789397228">
     <w:abstractNumId w:val="6"/>
   </w:num>
-  <w:num w:numId="3" w16cid:durableId="81028434">
+  <w:num w:numId="3" w16cid:durableId="2067483339">
     <w:abstractNumId w:val="5"/>
   </w:num>
-  <w:num w:numId="4" w16cid:durableId="236092431">
+  <w:num w:numId="4" w16cid:durableId="764498919">
     <w:abstractNumId w:val="4"/>
   </w:num>
-  <w:num w:numId="5" w16cid:durableId="1430202752">
+  <w:num w:numId="5" w16cid:durableId="1439712654">
     <w:abstractNumId w:val="7"/>
   </w:num>
-  <w:num w:numId="6" w16cid:durableId="712773261">
+  <w:num w:numId="6" w16cid:durableId="2113282595">
     <w:abstractNumId w:val="3"/>
   </w:num>
-  <w:num w:numId="7" w16cid:durableId="986283005">
+  <w:num w:numId="7" w16cid:durableId="378405862">
     <w:abstractNumId w:val="2"/>
   </w:num>
-  <w:num w:numId="8" w16cid:durableId="1835024970">
+  <w:num w:numId="8" w16cid:durableId="133717919">
     <w:abstractNumId w:val="1"/>
   </w:num>
-  <w:num w:numId="9" w16cid:durableId="1636447615">
+  <w:num w:numId="9" w16cid:durableId="430395691">
     <w:abstractNumId w:val="0"/>
   </w:num>
 </w:numbering>

--- a/Volume 1/Chapter 03 - File Handling/SPA_Vol1_Ch3_Lesson3_7_Rename_File.docx
+++ b/Volume 1/Chapter 03 - File Handling/SPA_Vol1_Ch3_Lesson3_7_Rename_File.docx
@@ -534,6 +534,7 @@
         <w:pStyle w:val="ListBullet"/>
       </w:pPr>
       <w:r>
+        <w:lastRenderedPageBreak/>
         <w:t>Every line, the Error line for a taken name included, is the same in every language except the folder name at the start of each path.</w:t>
       </w:r>
     </w:p>
@@ -4781,15 +4782,15 @@
         <w:pStyle w:val="SourceCode"/>
       </w:pPr>
       <w:r>
-        <w:t>// not exist, std::filesystem::rename throws its own exception, which</w:t>
-      </w:r>
-    </w:p>
-    <w:p>
-      <w:pPr>
-        <w:pStyle w:val="SourceCode"/>
-      </w:pPr>
-      <w:r>
-        <w:t>// names the reason.</w:t>
+        <w:t>// not exist, rename throws a std::filesystem::filesystem_error. Remember,</w:t>
+      </w:r>
+    </w:p>
+    <w:p>
+      <w:pPr>
+        <w:pStyle w:val="SourceCode"/>
+      </w:pPr>
+      <w:r>
+        <w:t>// a filesystem_error is a kind of std::exception, so the same catch handles it.</w:t>
       </w:r>
     </w:p>
     <w:p>
@@ -7797,15 +7798,15 @@
         <w:pStyle w:val="SourceCode"/>
       </w:pPr>
       <w:r>
-        <w:t xml:space="preserve">    // Remember, os.Stat's error is nil when the path exists; os.Stderr is</w:t>
-      </w:r>
-    </w:p>
-    <w:p>
-      <w:pPr>
-        <w:pStyle w:val="SourceCode"/>
-      </w:pPr>
-      <w:r>
-        <w:t xml:space="preserve">    // for errors only, and os.Exit(1) reports the failure.</w:t>
+        <w:t xml:space="preserve">    // Remember, _ throws away os.Stat's details; its error is nil when the</w:t>
+      </w:r>
+    </w:p>
+    <w:p>
+      <w:pPr>
+        <w:pStyle w:val="SourceCode"/>
+      </w:pPr>
+      <w:r>
+        <w:t xml:space="preserve">    // path exists. os.Stderr is for errors, and os.Exit(1) reports failure.</w:t>
       </w:r>
     </w:p>
     <w:p>
@@ -14055,31 +14056,31 @@
       </w:rPr>
     </w:lvl>
   </w:abstractNum>
-  <w:num w:numId="1" w16cid:durableId="1407259954">
+  <w:num w:numId="1" w16cid:durableId="1365867701">
     <w:abstractNumId w:val="8"/>
   </w:num>
-  <w:num w:numId="2" w16cid:durableId="789397228">
+  <w:num w:numId="2" w16cid:durableId="737167121">
     <w:abstractNumId w:val="6"/>
   </w:num>
-  <w:num w:numId="3" w16cid:durableId="2067483339">
+  <w:num w:numId="3" w16cid:durableId="861361248">
     <w:abstractNumId w:val="5"/>
   </w:num>
-  <w:num w:numId="4" w16cid:durableId="764498919">
+  <w:num w:numId="4" w16cid:durableId="1177619712">
     <w:abstractNumId w:val="4"/>
   </w:num>
-  <w:num w:numId="5" w16cid:durableId="1439712654">
+  <w:num w:numId="5" w16cid:durableId="1481119608">
     <w:abstractNumId w:val="7"/>
   </w:num>
-  <w:num w:numId="6" w16cid:durableId="2113282595">
+  <w:num w:numId="6" w16cid:durableId="76556904">
     <w:abstractNumId w:val="3"/>
   </w:num>
-  <w:num w:numId="7" w16cid:durableId="378405862">
+  <w:num w:numId="7" w16cid:durableId="487523894">
     <w:abstractNumId w:val="2"/>
   </w:num>
-  <w:num w:numId="8" w16cid:durableId="133717919">
+  <w:num w:numId="8" w16cid:durableId="1538812063">
     <w:abstractNumId w:val="1"/>
   </w:num>
-  <w:num w:numId="9" w16cid:durableId="430395691">
+  <w:num w:numId="9" w16cid:durableId="1739085928">
     <w:abstractNumId w:val="0"/>
   </w:num>
 </w:numbering>
